--- a/docs/PROJECT_OVERVIEW.docx
+++ b/docs/PROJECT_OVERVIEW.docx
@@ -32,7 +32,7 @@
         <w:rPr>
           <w:rFonts w:ascii="Calibri" w:hAnsi="Calibri" w:cs="Calibri"/>
         </w:rPr>
-        <w:t>Project Overview &amp; Technical Documentation</w:t>
+        <w:t>Project Documentation (current build)</w:t>
       </w:r>
     </w:p>
     <w:p>
@@ -48,7 +48,7 @@
           <w:b/>
           <w:bCs/>
         </w:rPr>
-        <w:t>Prepared:</w:t>
+        <w:t>Updated:</w:t>
       </w:r>
       <w:r>
         <w:rPr>
@@ -143,8 +143,60 @@
     </w:p>
     <w:p>
       <w:pPr>
+        <w:pStyle w:val="meta"/>
+        <w:rPr>
+          <w:rFonts w:ascii="Calibri" w:hAnsi="Calibri" w:cs="Calibri"/>
+        </w:rPr>
+      </w:pPr>
+      <w:r>
+        <w:rPr>
+          <w:rFonts w:ascii="Calibri" w:hAnsi="Calibri" w:cs="Calibri"/>
+          <w:b/>
+          <w:bCs/>
+        </w:rPr>
+        <w:t>Business Central API:</w:t>
+      </w:r>
+      <w:r>
+        <w:rPr>
+          <w:rFonts w:ascii="Calibri" w:hAnsi="Calibri" w:cs="Calibri"/>
+        </w:rPr>
+        <w:t xml:space="preserve"> </w:t>
+      </w:r>
+      <w:r>
+        <w:rPr>
+          <w:rStyle w:val="HTMLCode"/>
+        </w:rPr>
+        <w:t>regPortal</w:t>
+      </w:r>
+      <w:r>
+        <w:rPr>
+          <w:rFonts w:ascii="Calibri" w:hAnsi="Calibri" w:cs="Calibri"/>
+        </w:rPr>
+        <w:t xml:space="preserve"> / </w:t>
+      </w:r>
+      <w:r>
+        <w:rPr>
+          <w:rStyle w:val="HTMLCode"/>
+        </w:rPr>
+        <w:t>regPortal</w:t>
+      </w:r>
+      <w:r>
+        <w:rPr>
+          <w:rFonts w:ascii="Calibri" w:hAnsi="Calibri" w:cs="Calibri"/>
+        </w:rPr>
+        <w:t xml:space="preserve"> / </w:t>
+      </w:r>
+      <w:r>
+        <w:rPr>
+          <w:rStyle w:val="HTMLCode"/>
+        </w:rPr>
+        <w:t>v2.0</w:t>
+      </w:r>
+    </w:p>
+    <w:p>
+      <w:pPr>
         <w:shd w:val="clear" w:color="auto" w:fill="F5F6FB"/>
-        <w:divId w:val="939601508"/>
+        <w:divId w:val="998655480"/>
         <w:rPr>
           <w:rFonts w:ascii="Calibri" w:eastAsia="Times New Roman" w:hAnsi="Calibri" w:cs="Calibri"/>
           <w:color w:val="333333"/>
@@ -219,23 +271,14 @@
           <w:sz w:val="22"/>
           <w:szCs w:val="22"/>
         </w:rPr>
-        <w:t xml:space="preserve">. The browser never sees BC credentials — this Node/Express backend holds the OAuth secret and forwards </w:t>
-      </w:r>
-      <w:r>
-        <w:rPr>
-          <w:rFonts w:ascii="Calibri" w:eastAsia="Times New Roman" w:hAnsi="Calibri" w:cs="Calibri"/>
-          <w:color w:val="333333"/>
-          <w:sz w:val="22"/>
-          <w:szCs w:val="22"/>
-        </w:rPr>
-        <w:t xml:space="preserve">each registration to the existing </w:t>
+        <w:t xml:space="preserve"> through the </w:t>
       </w:r>
       <w:r>
         <w:rPr>
           <w:rStyle w:val="HTMLCode"/>
           <w:color w:val="333333"/>
         </w:rPr>
-        <w:t>partnerPortal</w:t>
+        <w:t>regPortal</w:t>
       </w:r>
       <w:r>
         <w:rPr>
@@ -244,7 +287,16 @@
           <w:sz w:val="22"/>
           <w:szCs w:val="22"/>
         </w:rPr>
-        <w:t xml:space="preserve"> BC API. </w:t>
+        <w:t xml:space="preserve"> </w:t>
+      </w:r>
+      <w:r>
+        <w:rPr>
+          <w:rFonts w:ascii="Calibri" w:eastAsia="Times New Roman" w:hAnsi="Calibri" w:cs="Calibri"/>
+          <w:color w:val="333333"/>
+          <w:sz w:val="22"/>
+          <w:szCs w:val="22"/>
+        </w:rPr>
+        <w:t xml:space="preserve">API. The browser never sees BC credentials — this Node/Express backend holds the OAuth secret and forwards each registration to BC. </w:t>
       </w:r>
     </w:p>
     <w:p>
@@ -278,7 +330,7 @@
           <w:sz w:val="22"/>
           <w:szCs w:val="22"/>
         </w:rPr>
-        <w:t xml:space="preserve">It publishes two open, standalone web forms — a </w:t>
+        <w:t xml:space="preserve">Two open, standalone web forms — </w:t>
       </w:r>
       <w:r>
         <w:rPr>
@@ -298,7 +350,7 @@
           <w:sz w:val="22"/>
           <w:szCs w:val="22"/>
         </w:rPr>
-        <w:t xml:space="preserve"> form and a </w:t>
+        <w:t xml:space="preserve"> and </w:t>
       </w:r>
       <w:r>
         <w:rPr>
@@ -318,49 +370,7 @@
           <w:sz w:val="22"/>
           <w:szCs w:val="22"/>
         </w:rPr>
-        <w:t xml:space="preserve"> form — that anyone can fill in without a login. When a form is submitted, the backend authenticates to Business Central using an Azure AD service-to-service token and creates a </w:t>
-      </w:r>
-      <w:r>
-        <w:rPr>
-          <w:rFonts w:ascii="Calibri" w:hAnsi="Calibri" w:cs="Calibri"/>
-          <w:i/>
-          <w:iCs/>
-          <w:color w:val="1A1A1A"/>
-          <w:sz w:val="22"/>
-          <w:szCs w:val="22"/>
-        </w:rPr>
-        <w:t>partner registration</w:t>
-      </w:r>
-      <w:r>
-        <w:rPr>
-          <w:rFonts w:ascii="Calibri" w:hAnsi="Calibri" w:cs="Calibri"/>
-          <w:color w:val="1A1A1A"/>
-          <w:sz w:val="22"/>
-          <w:szCs w:val="22"/>
-        </w:rPr>
-        <w:t xml:space="preserve"> record (header + contact lines + bank lines + file attachments) inside BC.</w:t>
-      </w:r>
-    </w:p>
-    <w:p>
-      <w:pPr>
-        <w:pStyle w:val="NormalWeb"/>
-        <w:rPr>
-          <w:rFonts w:ascii="Calibri" w:hAnsi="Calibri" w:cs="Calibri"/>
-          <w:color w:val="1A1A1A"/>
-          <w:sz w:val="22"/>
-          <w:szCs w:val="22"/>
-        </w:rPr>
-      </w:pPr>
-      <w:r>
-        <w:rPr>
-          <w:rFonts w:ascii="Calibri" w:hAnsi="Calibri" w:cs="Calibri"/>
-          <w:b/>
-          <w:bCs/>
-          <w:color w:val="1A1A1A"/>
-          <w:sz w:val="22"/>
-          <w:szCs w:val="22"/>
-        </w:rPr>
-        <w:t>Key design decisions:</w:t>
+        <w:t xml:space="preserve"> — that anyone can fill in without a login. On submit, the backend authenticates to Business Central with an Azure AD service-to-service token and creates a partner registration (header + contact lines + bank lines + file attachments) inside BC.</w:t>
       </w:r>
     </w:p>
     <w:p>
@@ -387,48 +397,16 @@
           <w:sz w:val="22"/>
           <w:szCs w:val="22"/>
         </w:rPr>
-        <w:t>No new BC objects for the core flow</w:t>
-      </w:r>
-      <w:r>
-        <w:rPr>
-          <w:rFonts w:ascii="Calibri" w:eastAsia="Times New Roman" w:hAnsi="Calibri" w:cs="Calibri"/>
-          <w:color w:val="1A1A1A"/>
-          <w:sz w:val="22"/>
-          <w:szCs w:val="22"/>
-        </w:rPr>
-        <w:t xml:space="preserve"> — it reuses the existing </w:t>
-      </w:r>
-      <w:r>
-        <w:rPr>
-          <w:rStyle w:val="HTMLCode"/>
-          <w:color w:val="1A1A1A"/>
-        </w:rPr>
-        <w:t>partnerRegistrations</w:t>
-      </w:r>
-      <w:r>
-        <w:rPr>
-          <w:rFonts w:ascii="Calibri" w:eastAsia="Times New Roman" w:hAnsi="Calibri" w:cs="Calibri"/>
-          <w:color w:val="1A1A1A"/>
-          <w:sz w:val="22"/>
-          <w:szCs w:val="22"/>
-        </w:rPr>
-        <w:t xml:space="preserve"> API page and the </w:t>
-      </w:r>
-      <w:r>
-        <w:rPr>
-          <w:rStyle w:val="HTMLCode"/>
-          <w:color w:val="1A1A1A"/>
-        </w:rPr>
-        <w:t>PP Public Reg. Intake</w:t>
-      </w:r>
-      <w:r>
-        <w:rPr>
-          <w:rFonts w:ascii="Calibri" w:eastAsia="Times New Roman" w:hAnsi="Calibri" w:cs="Calibri"/>
-          <w:color w:val="1A1A1A"/>
-          <w:sz w:val="22"/>
-          <w:szCs w:val="22"/>
-        </w:rPr>
-        <w:t xml:space="preserve"> codeunit.</w:t>
+        <w:t>partnerType is stamped server-side</w:t>
+      </w:r>
+      <w:r>
+        <w:rPr>
+          <w:rFonts w:ascii="Calibri" w:eastAsia="Times New Roman" w:hAnsi="Calibri" w:cs="Calibri"/>
+          <w:color w:val="1A1A1A"/>
+          <w:sz w:val="22"/>
+          <w:szCs w:val="22"/>
+        </w:rPr>
+        <w:t xml:space="preserve"> — the customer form always creates a Customer, the vendor form always a Vendor; the browser cannot spoof it.</w:t>
       </w:r>
     </w:p>
     <w:p>
@@ -455,48 +433,32 @@
           <w:sz w:val="22"/>
           <w:szCs w:val="22"/>
         </w:rPr>
-        <w:t>partnerType is stamped server-side</w:t>
-      </w:r>
-      <w:r>
-        <w:rPr>
-          <w:rFonts w:ascii="Calibri" w:eastAsia="Times New Roman" w:hAnsi="Calibri" w:cs="Calibri"/>
-          <w:color w:val="1A1A1A"/>
-          <w:sz w:val="22"/>
-          <w:szCs w:val="22"/>
-        </w:rPr>
-        <w:t xml:space="preserve"> — the customer form always sends </w:t>
+        <w:t>Credentials stay on the server</w:t>
+      </w:r>
+      <w:r>
+        <w:rPr>
+          <w:rFonts w:ascii="Calibri" w:eastAsia="Times New Roman" w:hAnsi="Calibri" w:cs="Calibri"/>
+          <w:color w:val="1A1A1A"/>
+          <w:sz w:val="22"/>
+          <w:szCs w:val="22"/>
+        </w:rPr>
+        <w:t xml:space="preserve"> — the front-end only calls this backend's </w:t>
       </w:r>
       <w:r>
         <w:rPr>
           <w:rStyle w:val="HTMLCode"/>
           <w:color w:val="1A1A1A"/>
         </w:rPr>
-        <w:t>Customer</w:t>
-      </w:r>
-      <w:r>
-        <w:rPr>
-          <w:rFonts w:ascii="Calibri" w:eastAsia="Times New Roman" w:hAnsi="Calibri" w:cs="Calibri"/>
-          <w:color w:val="1A1A1A"/>
-          <w:sz w:val="22"/>
-          <w:szCs w:val="22"/>
-        </w:rPr>
-        <w:t xml:space="preserve">, the vendor form always sends </w:t>
-      </w:r>
-      <w:r>
-        <w:rPr>
-          <w:rStyle w:val="HTMLCode"/>
-          <w:color w:val="1A1A1A"/>
-        </w:rPr>
-        <w:t>Vendor</w:t>
-      </w:r>
-      <w:r>
-        <w:rPr>
-          <w:rFonts w:ascii="Calibri" w:eastAsia="Times New Roman" w:hAnsi="Calibri" w:cs="Calibri"/>
-          <w:color w:val="1A1A1A"/>
-          <w:sz w:val="22"/>
-          <w:szCs w:val="22"/>
-        </w:rPr>
-        <w:t>. The browser cannot spoof it.</w:t>
+        <w:t>/api/*</w:t>
+      </w:r>
+      <w:r>
+        <w:rPr>
+          <w:rFonts w:ascii="Calibri" w:eastAsia="Times New Roman" w:hAnsi="Calibri" w:cs="Calibri"/>
+          <w:color w:val="1A1A1A"/>
+          <w:sz w:val="22"/>
+          <w:szCs w:val="22"/>
+        </w:rPr>
+        <w:t xml:space="preserve"> routes; only the backend calls BC.</w:t>
       </w:r>
     </w:p>
     <w:p>
@@ -523,32 +485,48 @@
           <w:sz w:val="22"/>
           <w:szCs w:val="22"/>
         </w:rPr>
-        <w:t>Credentials stay on the server</w:t>
-      </w:r>
-      <w:r>
-        <w:rPr>
-          <w:rFonts w:ascii="Calibri" w:eastAsia="Times New Roman" w:hAnsi="Calibri" w:cs="Calibri"/>
-          <w:color w:val="1A1A1A"/>
-          <w:sz w:val="22"/>
-          <w:szCs w:val="22"/>
-        </w:rPr>
-        <w:t xml:space="preserve"> — only the backend calls BC; the front-end only talks to this backend's </w:t>
+        <w:t>Separate customer and vendor intake</w:t>
+      </w:r>
+      <w:r>
+        <w:rPr>
+          <w:rFonts w:ascii="Calibri" w:eastAsia="Times New Roman" w:hAnsi="Calibri" w:cs="Calibri"/>
+          <w:color w:val="1A1A1A"/>
+          <w:sz w:val="22"/>
+          <w:szCs w:val="22"/>
+        </w:rPr>
+        <w:t xml:space="preserve"> — Customer submissions go to </w:t>
       </w:r>
       <w:r>
         <w:rPr>
           <w:rStyle w:val="HTMLCode"/>
           <w:color w:val="1A1A1A"/>
         </w:rPr>
-        <w:t>/api/*</w:t>
-      </w:r>
-      <w:r>
-        <w:rPr>
-          <w:rFonts w:ascii="Calibri" w:eastAsia="Times New Roman" w:hAnsi="Calibri" w:cs="Calibri"/>
-          <w:color w:val="1A1A1A"/>
-          <w:sz w:val="22"/>
-          <w:szCs w:val="22"/>
-        </w:rPr>
-        <w:t xml:space="preserve"> routes.</w:t>
+        <w:t>custRegIntake</w:t>
+      </w:r>
+      <w:r>
+        <w:rPr>
+          <w:rFonts w:ascii="Calibri" w:eastAsia="Times New Roman" w:hAnsi="Calibri" w:cs="Calibri"/>
+          <w:color w:val="1A1A1A"/>
+          <w:sz w:val="22"/>
+          <w:szCs w:val="22"/>
+        </w:rPr>
+        <w:t xml:space="preserve">, Vendor submissions to </w:t>
+      </w:r>
+      <w:r>
+        <w:rPr>
+          <w:rStyle w:val="HTMLCode"/>
+          <w:color w:val="1A1A1A"/>
+        </w:rPr>
+        <w:t>vendRegIntake</w:t>
+      </w:r>
+      <w:r>
+        <w:rPr>
+          <w:rFonts w:ascii="Calibri" w:eastAsia="Times New Roman" w:hAnsi="Calibri" w:cs="Calibri"/>
+          <w:color w:val="1A1A1A"/>
+          <w:sz w:val="22"/>
+          <w:szCs w:val="22"/>
+        </w:rPr>
+        <w:t>.</w:t>
       </w:r>
     </w:p>
     <w:p>
@@ -584,7 +562,7 @@
         <w:rPr>
           <w:color w:val="1A1A1A"/>
         </w:rPr>
-        <w:t xml:space="preserve">   PUBLIC BROWSER                 THIS BACKEND (Node/Express)             BUSINESS CENTRAL</w:t>
+        <w:t xml:space="preserve">   PUBLIC BROWSER                 THIS BACKEND (Node/Express)             BUSINESS CENTRAL (regPortal)</w:t>
       </w:r>
     </w:p>
     <w:p>
@@ -598,7 +576,13 @@
         <w:rPr>
           <w:color w:val="1A1A1A"/>
         </w:rPr>
-        <w:t xml:space="preserve"> +----------------+  POST /api/customer  +----------------------+  OAuth   +-------------------+</w:t>
+        <w:t xml:space="preserve"> </w:t>
+      </w:r>
+      <w:r>
+        <w:rPr>
+          <w:color w:val="1A1A1A"/>
+        </w:rPr>
+        <w:t>+----------------+  POST /api/customer  +----------------------+  OAuth   +-------------------+</w:t>
       </w:r>
     </w:p>
     <w:p>
@@ -654,7 +638,7 @@
         <w:rPr>
           <w:color w:val="1A1A1A"/>
         </w:rPr>
-        <w:t xml:space="preserve"> |  wizard.js     |                      |                        | -------&gt;| partnerPortal API |</w:t>
+        <w:t xml:space="preserve"> |  wizard.js     |                      |                        | -------&gt;| custRegIntake     |</w:t>
       </w:r>
     </w:p>
     <w:p>
@@ -674,7 +658,7 @@
         <w:rPr>
           <w:color w:val="1A1A1A"/>
         </w:rPr>
-        <w:t>&lt;--{success, regNo}--|  rateLimit, errHandler | &lt;-------|  publicRegIntake  |</w:t>
+        <w:t>&lt;--{success, regNo}--|  rateLimit, errHandler | &lt;-------| vendRegIntake     |</w:t>
       </w:r>
     </w:p>
     <w:p>
@@ -688,7 +672,7 @@
         <w:rPr>
           <w:color w:val="1A1A1A"/>
         </w:rPr>
-        <w:t xml:space="preserve"> +----------------+                      +----------------------+         |  partnerRegistr.  |</w:t>
+        <w:t xml:space="preserve"> +----------------+                      +----------------------+         | postCodes, etc.   |</w:t>
       </w:r>
     </w:p>
     <w:p>
@@ -702,7 +686,6 @@
         <w:rPr>
           <w:color w:val="1A1A1A"/>
         </w:rPr>
-        <w:lastRenderedPageBreak/>
         <w:t xml:space="preserve">                                                                           +-------------------+</w:t>
       </w:r>
     </w:p>
@@ -725,6 +708,7 @@
           <w:sz w:val="22"/>
           <w:szCs w:val="22"/>
         </w:rPr>
+        <w:lastRenderedPageBreak/>
         <w:t>Happy-path submission (step by step):</w:t>
       </w:r>
     </w:p>
@@ -750,39 +734,7 @@
           <w:sz w:val="22"/>
           <w:szCs w:val="22"/>
         </w:rPr>
-        <w:t>User completes the wizard (</w:t>
-      </w:r>
-      <w:r>
-        <w:rPr>
-          <w:rStyle w:val="HTMLCode"/>
-          <w:color w:val="1A1A1A"/>
-        </w:rPr>
-        <w:t>customer.html</w:t>
-      </w:r>
-      <w:r>
-        <w:rPr>
-          <w:rFonts w:ascii="Calibri" w:eastAsia="Times New Roman" w:hAnsi="Calibri" w:cs="Calibri"/>
-          <w:color w:val="1A1A1A"/>
-          <w:sz w:val="22"/>
-          <w:szCs w:val="22"/>
-        </w:rPr>
-        <w:t xml:space="preserve"> / </w:t>
-      </w:r>
-      <w:r>
-        <w:rPr>
-          <w:rStyle w:val="HTMLCode"/>
-          <w:color w:val="1A1A1A"/>
-        </w:rPr>
-        <w:t>vendor.html</w:t>
-      </w:r>
-      <w:r>
-        <w:rPr>
-          <w:rFonts w:ascii="Calibri" w:eastAsia="Times New Roman" w:hAnsi="Calibri" w:cs="Calibri"/>
-          <w:color w:val="1A1A1A"/>
-          <w:sz w:val="22"/>
-          <w:szCs w:val="22"/>
-        </w:rPr>
-        <w:t xml:space="preserve">) and clicks </w:t>
+        <w:t xml:space="preserve">User completes the 4-step wizard (Company Details, Contacts, Bank Accounts, Attachments) and clicks </w:t>
       </w:r>
       <w:r>
         <w:rPr>
@@ -834,7 +786,16 @@
           <w:sz w:val="22"/>
           <w:szCs w:val="22"/>
         </w:rPr>
-        <w:t xml:space="preserve"> gathers the header fields, contact lines, bank lines, and base64 attachments into one JSON body and POSTs it to </w:t>
+        <w:t xml:space="preserve"> gathers header + contact lines + bank lines + base64 attachments </w:t>
+      </w:r>
+      <w:r>
+        <w:rPr>
+          <w:rFonts w:ascii="Calibri" w:eastAsia="Times New Roman" w:hAnsi="Calibri" w:cs="Calibri"/>
+          <w:color w:val="1A1A1A"/>
+          <w:sz w:val="22"/>
+          <w:szCs w:val="22"/>
+        </w:rPr>
+        <w:t xml:space="preserve">into one JSON body and POSTs it to </w:t>
       </w:r>
       <w:r>
         <w:rPr>
@@ -850,7 +811,7 @@
           <w:sz w:val="22"/>
           <w:szCs w:val="22"/>
         </w:rPr>
-        <w:t xml:space="preserve"> (or </w:t>
+        <w:t xml:space="preserve"> or </w:t>
       </w:r>
       <w:r>
         <w:rPr>
@@ -866,7 +827,7 @@
           <w:sz w:val="22"/>
           <w:szCs w:val="22"/>
         </w:rPr>
-        <w:t>).</w:t>
+        <w:t>.</w:t>
       </w:r>
     </w:p>
     <w:p>
@@ -898,7 +859,7 @@
           <w:sz w:val="22"/>
           <w:szCs w:val="22"/>
         </w:rPr>
-        <w:t xml:space="preserve"> validates the body, then calls </w:t>
+        <w:t xml:space="preserve"> validates, then maps the email field and calls </w:t>
       </w:r>
       <w:r>
         <w:rPr>
@@ -946,23 +907,39 @@
           <w:sz w:val="22"/>
           <w:szCs w:val="22"/>
         </w:rPr>
-        <w:t xml:space="preserve"> fetches (and caches) an Azure AD token, then invokes the BC bound action </w:t>
+        <w:t xml:space="preserve"> fetches (and caches) an Azure AD token, picks the intake entity by type, and invokes the bound action </w:t>
       </w:r>
       <w:r>
         <w:rPr>
           <w:rStyle w:val="HTMLCode"/>
           <w:color w:val="1A1A1A"/>
         </w:rPr>
-        <w:t>publicRegIntake('&lt;seed&gt;')/Microsoft.NAV.submit</w:t>
-      </w:r>
-      <w:r>
-        <w:rPr>
-          <w:rFonts w:ascii="Calibri" w:eastAsia="Times New Roman" w:hAnsi="Calibri" w:cs="Calibri"/>
-          <w:color w:val="1A1A1A"/>
-          <w:sz w:val="22"/>
-          <w:szCs w:val="22"/>
-        </w:rPr>
-        <w:t xml:space="preserve"> with the whole registration as a JSON payload. BC creates the header, child lines, and decodes attachments into the Document Attachment table in one call.</w:t>
+        <w:t>custRegIntake('&lt;seed&gt;')/submit</w:t>
+      </w:r>
+      <w:r>
+        <w:rPr>
+          <w:rFonts w:ascii="Calibri" w:eastAsia="Times New Roman" w:hAnsi="Calibri" w:cs="Calibri"/>
+          <w:color w:val="1A1A1A"/>
+          <w:sz w:val="22"/>
+          <w:szCs w:val="22"/>
+        </w:rPr>
+        <w:t xml:space="preserve"> (Customer) or </w:t>
+      </w:r>
+      <w:r>
+        <w:rPr>
+          <w:rStyle w:val="HTMLCode"/>
+          <w:color w:val="1A1A1A"/>
+        </w:rPr>
+        <w:t>vendRegIntake('&lt;seed&gt;')/submit</w:t>
+      </w:r>
+      <w:r>
+        <w:rPr>
+          <w:rFonts w:ascii="Calibri" w:eastAsia="Times New Roman" w:hAnsi="Calibri" w:cs="Calibri"/>
+          <w:color w:val="1A1A1A"/>
+          <w:sz w:val="22"/>
+          <w:szCs w:val="22"/>
+        </w:rPr>
+        <w:t xml:space="preserve"> (Vendor) with the registration as a JSON payload. BC creates the header, child lines, and attachments in one call.</w:t>
       </w:r>
     </w:p>
     <w:p>
@@ -994,16 +971,16 @@
           <w:rStyle w:val="HTMLCode"/>
           <w:color w:val="1A1A1A"/>
         </w:rPr>
-        <w:t>{ success: true, regNo, message }</w:t>
-      </w:r>
-      <w:r>
-        <w:rPr>
-          <w:rFonts w:ascii="Calibri" w:eastAsia="Times New Roman" w:hAnsi="Calibri" w:cs="Calibri"/>
-          <w:color w:val="1A1A1A"/>
-          <w:sz w:val="22"/>
-          <w:szCs w:val="22"/>
-        </w:rPr>
-        <w:t xml:space="preserve">; </w:t>
+        <w:t>{ success, regNo, message }</w:t>
+      </w:r>
+      <w:r>
+        <w:rPr>
+          <w:rFonts w:ascii="Calibri" w:eastAsia="Times New Roman" w:hAnsi="Calibri" w:cs="Calibri"/>
+          <w:color w:val="1A1A1A"/>
+          <w:sz w:val="22"/>
+          <w:szCs w:val="22"/>
+        </w:rPr>
+        <w:t xml:space="preserve">. On success </w:t>
       </w:r>
       <w:r>
         <w:rPr>
@@ -1019,16 +996,7 @@
           <w:sz w:val="22"/>
           <w:szCs w:val="22"/>
         </w:rPr>
-        <w:t xml:space="preserve"> shows the green </w:t>
-      </w:r>
-      <w:r>
-        <w:rPr>
-          <w:rFonts w:ascii="Calibri" w:eastAsia="Times New Roman" w:hAnsi="Calibri" w:cs="Calibri"/>
-          <w:color w:val="1A1A1A"/>
-          <w:sz w:val="22"/>
-          <w:szCs w:val="22"/>
-        </w:rPr>
-        <w:t>confirmation and resets the form.</w:t>
+        <w:t xml:space="preserve"> shows the confirmation, resets all fields, and returns the wizard to step 1.</w:t>
       </w:r>
     </w:p>
     <w:p>
@@ -1057,8 +1025,8 @@
         <w:tblLook w:val="04A0" w:firstRow="1" w:lastRow="0" w:firstColumn="1" w:lastColumn="0" w:noHBand="0" w:noVBand="1"/>
       </w:tblPr>
       <w:tblGrid>
-        <w:gridCol w:w="1776"/>
-        <w:gridCol w:w="7234"/>
+        <w:gridCol w:w="1600"/>
+        <w:gridCol w:w="7410"/>
       </w:tblGrid>
       <w:tr>
         <w:tc>
@@ -1533,7 +1501,7 @@
                 <w:sz w:val="20"/>
                 <w:szCs w:val="20"/>
               </w:rPr>
-              <w:t>Render (Blueprint via render.yaml), auto-deploy on push</w:t>
+              <w:t>Render (Blueprint via render.yaml), auto-deploy on push to main</w:t>
             </w:r>
           </w:p>
         </w:tc>
@@ -1628,7 +1596,27 @@
         <w:rPr>
           <w:rFonts w:ascii="Calibri" w:eastAsia="Times New Roman" w:hAnsi="Calibri" w:cs="Calibri"/>
         </w:rPr>
-        <w:t>4. Folder Structure</w:t>
+        <w:t>4. Business Central API Location</w:t>
+      </w:r>
+    </w:p>
+    <w:p>
+      <w:pPr>
+        <w:pStyle w:val="NormalWeb"/>
+        <w:rPr>
+          <w:rFonts w:ascii="Calibri" w:hAnsi="Calibri" w:cs="Calibri"/>
+          <w:color w:val="1A1A1A"/>
+          <w:sz w:val="22"/>
+          <w:szCs w:val="22"/>
+        </w:rPr>
+      </w:pPr>
+      <w:r>
+        <w:rPr>
+          <w:rFonts w:ascii="Calibri" w:hAnsi="Calibri" w:cs="Calibri"/>
+          <w:color w:val="1A1A1A"/>
+          <w:sz w:val="22"/>
+          <w:szCs w:val="22"/>
+        </w:rPr>
+        <w:t>The backend builds every BC URL from configuration:</w:t>
       </w:r>
     </w:p>
     <w:p>
@@ -1638,6 +1626,12 @@
           <w:color w:val="1A1A1A"/>
         </w:rPr>
       </w:pPr>
+      <w:r>
+        <w:rPr>
+          <w:color w:val="1A1A1A"/>
+        </w:rPr>
+        <w:t>https://{BC_API_HOST}/v2.0/{BC_ENVIRONMENT}/api/{PUBLISHER}/{GROUP}/{VERSION}/companies({BC_COMPANY_ID})</w:t>
+      </w:r>
     </w:p>
     <w:p>
       <w:pPr>
@@ -1650,1715 +1644,28 @@
         <w:rPr>
           <w:color w:val="1A1A1A"/>
         </w:rPr>
-        <w:t>registration-api/</w:t>
-      </w:r>
-    </w:p>
-    <w:p>
-      <w:pPr>
-        <w:pStyle w:val="HTMLPreformatted"/>
-        <w:rPr>
-          <w:color w:val="1A1A1A"/>
-        </w:rPr>
-      </w:pPr>
-      <w:r>
-        <w:rPr>
-          <w:color w:val="1A1A1A"/>
-        </w:rPr>
-        <w:t xml:space="preserve">|-- server.js                     </w:t>
-      </w:r>
-      <w:r>
-        <w:rPr>
-          <w:color w:val="1A1A1A"/>
-        </w:rPr>
-        <w:t>Express app: middleware, static files, routes, listen</w:t>
-      </w:r>
-    </w:p>
-    <w:p>
-      <w:pPr>
-        <w:pStyle w:val="HTMLPreformatted"/>
-        <w:rPr>
-          <w:color w:val="1A1A1A"/>
-        </w:rPr>
-      </w:pPr>
-      <w:r>
-        <w:rPr>
-          <w:color w:val="1A1A1A"/>
-        </w:rPr>
-        <w:t>|-- render.yaml                   Render Blueprint (build/start + env var declarations)</w:t>
-      </w:r>
-    </w:p>
-    <w:p>
-      <w:pPr>
-        <w:pStyle w:val="HTMLPreformatted"/>
-        <w:rPr>
-          <w:color w:val="1A1A1A"/>
-        </w:rPr>
-      </w:pPr>
-      <w:r>
-        <w:rPr>
-          <w:color w:val="1A1A1A"/>
+        <w:t xml:space="preserve"> = https://api.businesscentral.dynamics.com/v2.0/{env}/api/regPortal/regPortal/v2.0/companies({id})</w:t>
+      </w:r>
+    </w:p>
+    <w:p>
+      <w:pPr>
+        <w:pStyle w:val="NormalWeb"/>
+        <w:rPr>
+          <w:rFonts w:ascii="Calibri" w:hAnsi="Calibri" w:cs="Calibri"/>
+          <w:color w:val="1A1A1A"/>
+          <w:sz w:val="22"/>
+          <w:szCs w:val="22"/>
+        </w:rPr>
+      </w:pPr>
+      <w:r>
+        <w:rPr>
+          <w:rFonts w:ascii="Calibri" w:hAnsi="Calibri" w:cs="Calibri"/>
+          <w:color w:val="1A1A1A"/>
+          <w:sz w:val="22"/>
+          <w:szCs w:val="22"/>
         </w:rPr>
         <w:lastRenderedPageBreak/>
-        <w:t>|-- package.json                  Scripts (start / dev) + dependencies</w:t>
-      </w:r>
-    </w:p>
-    <w:p>
-      <w:pPr>
-        <w:pStyle w:val="HTMLPreformatted"/>
-        <w:rPr>
-          <w:color w:val="1A1A1A"/>
-        </w:rPr>
-      </w:pPr>
-      <w:r>
-        <w:rPr>
-          <w:color w:val="1A1A1A"/>
-        </w:rPr>
-        <w:t>|-- .env / .env.example           Secrets &amp; BC location (gitignored / template)</w:t>
-      </w:r>
-    </w:p>
-    <w:p>
-      <w:pPr>
-        <w:pStyle w:val="HTMLPreformatted"/>
-        <w:rPr>
-          <w:color w:val="1A1A1A"/>
-        </w:rPr>
-      </w:pPr>
-      <w:r>
-        <w:rPr>
-          <w:color w:val="1A1A1A"/>
-        </w:rPr>
-        <w:t>|</w:t>
-      </w:r>
-    </w:p>
-    <w:p>
-      <w:pPr>
-        <w:pStyle w:val="HTMLPreformatted"/>
-        <w:rPr>
-          <w:color w:val="1A1A1A"/>
-        </w:rPr>
-      </w:pPr>
-      <w:r>
-        <w:rPr>
-          <w:color w:val="1A1A1A"/>
-        </w:rPr>
-        <w:t>|-- config/</w:t>
-      </w:r>
-    </w:p>
-    <w:p>
-      <w:pPr>
-        <w:pStyle w:val="HTMLPreformatted"/>
-        <w:rPr>
-          <w:color w:val="1A1A1A"/>
-        </w:rPr>
-      </w:pPr>
-      <w:r>
-        <w:rPr>
-          <w:color w:val="1A1A1A"/>
-        </w:rPr>
-        <w:t>|   \-- index.js                  Reads ALL env vars; builds config.bc.apiBase()</w:t>
-      </w:r>
-    </w:p>
-    <w:p>
-      <w:pPr>
-        <w:pStyle w:val="HTMLPreformatted"/>
-        <w:rPr>
-          <w:color w:val="1A1A1A"/>
-        </w:rPr>
-      </w:pPr>
-      <w:r>
-        <w:rPr>
-          <w:color w:val="1A1A1A"/>
-        </w:rPr>
-        <w:t>|</w:t>
-      </w:r>
-    </w:p>
-    <w:p>
-      <w:pPr>
-        <w:pStyle w:val="HTMLPreformatted"/>
-        <w:rPr>
-          <w:color w:val="1A1A1A"/>
-        </w:rPr>
-      </w:pPr>
-      <w:r>
-        <w:rPr>
-          <w:color w:val="1A1A1A"/>
-        </w:rPr>
-        <w:t>|-- middleware/</w:t>
-      </w:r>
-    </w:p>
-    <w:p>
-      <w:pPr>
-        <w:pStyle w:val="HTMLPreformatted"/>
-        <w:rPr>
-          <w:color w:val="1A1A1A"/>
-        </w:rPr>
-      </w:pPr>
-      <w:r>
-        <w:rPr>
-          <w:color w:val="1A1A1A"/>
-        </w:rPr>
-        <w:t>|   |-- rateLimit.js              In-memory per-IP limiter (10 req/min) on public routes</w:t>
-      </w:r>
-    </w:p>
-    <w:p>
-      <w:pPr>
-        <w:pStyle w:val="HTMLPreformatted"/>
-        <w:rPr>
-          <w:color w:val="1A1A1A"/>
-        </w:rPr>
-      </w:pPr>
-      <w:r>
-        <w:rPr>
-          <w:color w:val="1A1A1A"/>
-        </w:rPr>
-        <w:t xml:space="preserve">|   </w:t>
-      </w:r>
-      <w:r>
-        <w:rPr>
-          <w:color w:val="1A1A1A"/>
-        </w:rPr>
-        <w:t>\-- errorHandler.js           404 handler + central error handler</w:t>
-      </w:r>
-    </w:p>
-    <w:p>
-      <w:pPr>
-        <w:pStyle w:val="HTMLPreformatted"/>
-        <w:rPr>
-          <w:color w:val="1A1A1A"/>
-        </w:rPr>
-      </w:pPr>
-      <w:r>
-        <w:rPr>
-          <w:color w:val="1A1A1A"/>
-        </w:rPr>
-        <w:t>|</w:t>
-      </w:r>
-    </w:p>
-    <w:p>
-      <w:pPr>
-        <w:pStyle w:val="HTMLPreformatted"/>
-        <w:rPr>
-          <w:color w:val="1A1A1A"/>
-        </w:rPr>
-      </w:pPr>
-      <w:r>
-        <w:rPr>
-          <w:color w:val="1A1A1A"/>
-        </w:rPr>
-        <w:t>|-- modules/</w:t>
-      </w:r>
-    </w:p>
-    <w:p>
-      <w:pPr>
-        <w:pStyle w:val="HTMLPreformatted"/>
-        <w:rPr>
-          <w:color w:val="1A1A1A"/>
-        </w:rPr>
-      </w:pPr>
-      <w:r>
-        <w:rPr>
-          <w:color w:val="1A1A1A"/>
-        </w:rPr>
-        <w:t>|   |-- bcClient.js               BC service layer: token cache + create/read/update/action</w:t>
-      </w:r>
-    </w:p>
-    <w:p>
-      <w:pPr>
-        <w:pStyle w:val="HTMLPreformatted"/>
-        <w:rPr>
-          <w:color w:val="1A1A1A"/>
-        </w:rPr>
-      </w:pPr>
-      <w:r>
-        <w:rPr>
-          <w:color w:val="1A1A1A"/>
-        </w:rPr>
-        <w:t>|   \-- registrationMapper.js     Request-&gt;BC field mapping, regNo generation, validation</w:t>
-      </w:r>
-    </w:p>
-    <w:p>
-      <w:pPr>
-        <w:pStyle w:val="HTMLPreformatted"/>
-        <w:rPr>
-          <w:color w:val="1A1A1A"/>
-        </w:rPr>
-      </w:pPr>
-      <w:r>
-        <w:rPr>
-          <w:color w:val="1A1A1A"/>
-        </w:rPr>
-        <w:t>|</w:t>
-      </w:r>
-    </w:p>
-    <w:p>
-      <w:pPr>
-        <w:pStyle w:val="HTMLPreformatted"/>
-        <w:rPr>
-          <w:color w:val="1A1A1A"/>
-        </w:rPr>
-      </w:pPr>
-      <w:r>
-        <w:rPr>
-          <w:color w:val="1A1A1A"/>
-        </w:rPr>
-        <w:t>|-- controllers/</w:t>
-      </w:r>
-    </w:p>
-    <w:p>
-      <w:pPr>
-        <w:pStyle w:val="HTMLPreformatted"/>
-        <w:rPr>
-          <w:color w:val="1A1A1A"/>
-        </w:rPr>
-      </w:pPr>
-      <w:r>
-        <w:rPr>
-          <w:color w:val="1A1A1A"/>
-        </w:rPr>
-        <w:t>|   \-- registrationController.js create / getOne / submit / update (shared Customer &amp; Vendor)</w:t>
-      </w:r>
-    </w:p>
-    <w:p>
-      <w:pPr>
-        <w:pStyle w:val="HTMLPreformatted"/>
-        <w:rPr>
-          <w:color w:val="1A1A1A"/>
-        </w:rPr>
-      </w:pPr>
-      <w:r>
-        <w:rPr>
-          <w:color w:val="1A1A1A"/>
-        </w:rPr>
-        <w:t>|</w:t>
-      </w:r>
-    </w:p>
-    <w:p>
-      <w:pPr>
-        <w:pStyle w:val="HTMLPreformatted"/>
-        <w:rPr>
-          <w:color w:val="1A1A1A"/>
-        </w:rPr>
-      </w:pPr>
-      <w:r>
-        <w:rPr>
-          <w:color w:val="1A1A1A"/>
-        </w:rPr>
-        <w:t>|-- routes/</w:t>
-      </w:r>
-    </w:p>
-    <w:p>
-      <w:pPr>
-        <w:pStyle w:val="HTMLPreformatted"/>
-        <w:rPr>
-          <w:color w:val="1A1A1A"/>
-        </w:rPr>
-      </w:pPr>
-      <w:r>
-        <w:rPr>
-          <w:color w:val="1A1A1A"/>
-        </w:rPr>
-        <w:t>|   |-- index.js                  Mounts all routers under /api</w:t>
-      </w:r>
-    </w:p>
-    <w:p>
-      <w:pPr>
-        <w:pStyle w:val="HTMLPreformatted"/>
-        <w:rPr>
-          <w:color w:val="1A1A1A"/>
-        </w:rPr>
-      </w:pPr>
-      <w:r>
-        <w:rPr>
-          <w:color w:val="1A1A1A"/>
-        </w:rPr>
-        <w:t xml:space="preserve">|   |-- customerRoutes.js         </w:t>
-      </w:r>
-      <w:r>
-        <w:rPr>
-          <w:color w:val="1A1A1A"/>
-        </w:rPr>
-        <w:t>Binds controller with partnerType='Customer'</w:t>
-      </w:r>
-    </w:p>
-    <w:p>
-      <w:pPr>
-        <w:pStyle w:val="HTMLPreformatted"/>
-        <w:rPr>
-          <w:color w:val="1A1A1A"/>
-        </w:rPr>
-      </w:pPr>
-      <w:r>
-        <w:rPr>
-          <w:color w:val="1A1A1A"/>
-        </w:rPr>
-        <w:t>|   |-- vendorRoutes.js           Binds controller with partnerType='Vendor'</w:t>
-      </w:r>
-    </w:p>
-    <w:p>
-      <w:pPr>
-        <w:pStyle w:val="HTMLPreformatted"/>
-        <w:rPr>
-          <w:color w:val="1A1A1A"/>
-        </w:rPr>
-      </w:pPr>
-      <w:r>
-        <w:rPr>
-          <w:color w:val="1A1A1A"/>
-        </w:rPr>
-        <w:t>|   |-- registrationRoutes.js     Unified endpoint; docNo-driven BC-link flow</w:t>
-      </w:r>
-    </w:p>
-    <w:p>
-      <w:pPr>
-        <w:pStyle w:val="HTMLPreformatted"/>
-        <w:rPr>
-          <w:color w:val="1A1A1A"/>
-        </w:rPr>
-      </w:pPr>
-      <w:r>
-        <w:rPr>
-          <w:color w:val="1A1A1A"/>
-        </w:rPr>
-        <w:t>|   \-- metaRoutes.js             Dropdown data: post codes, payment methods/terms (1h cache)</w:t>
-      </w:r>
-    </w:p>
-    <w:p>
-      <w:pPr>
-        <w:pStyle w:val="HTMLPreformatted"/>
-        <w:rPr>
-          <w:color w:val="1A1A1A"/>
-        </w:rPr>
-      </w:pPr>
-      <w:r>
-        <w:rPr>
-          <w:color w:val="1A1A1A"/>
-        </w:rPr>
-        <w:t>|</w:t>
-      </w:r>
-    </w:p>
-    <w:p>
-      <w:pPr>
-        <w:pStyle w:val="HTMLPreformatted"/>
-        <w:rPr>
-          <w:color w:val="1A1A1A"/>
-        </w:rPr>
-      </w:pPr>
-      <w:r>
-        <w:rPr>
-          <w:color w:val="1A1A1A"/>
-        </w:rPr>
-        <w:t>|-- public/                       Static front-end (served by express.static, no-cache)</w:t>
-      </w:r>
-    </w:p>
-    <w:p>
-      <w:pPr>
-        <w:pStyle w:val="HTMLPreformatted"/>
-        <w:rPr>
-          <w:color w:val="1A1A1A"/>
-        </w:rPr>
-      </w:pPr>
-      <w:r>
-        <w:rPr>
-          <w:color w:val="1A1A1A"/>
-        </w:rPr>
-        <w:t>|   |-- index.html                Landing page: choose Customer or Vendor</w:t>
-      </w:r>
-    </w:p>
-    <w:p>
-      <w:pPr>
-        <w:pStyle w:val="HTMLPreformatted"/>
-        <w:rPr>
-          <w:color w:val="1A1A1A"/>
-        </w:rPr>
-      </w:pPr>
-      <w:r>
-        <w:rPr>
-          <w:color w:val="1A1A1A"/>
-        </w:rPr>
-        <w:t xml:space="preserve">|   |-- customer.html             Customer form  </w:t>
-      </w:r>
-      <w:r>
-        <w:rPr>
-          <w:color w:val="1A1A1A"/>
-        </w:rPr>
-        <w:t>(SUBMIT_URL=/api/customer)</w:t>
-      </w:r>
-    </w:p>
-    <w:p>
-      <w:pPr>
-        <w:pStyle w:val="HTMLPreformatted"/>
-        <w:rPr>
-          <w:color w:val="1A1A1A"/>
-        </w:rPr>
-      </w:pPr>
-      <w:r>
-        <w:rPr>
-          <w:color w:val="1A1A1A"/>
-        </w:rPr>
-        <w:t>|   |-- vendor.html               Vendor form    (SUBMIT_URL=/api/vendor)</w:t>
-      </w:r>
-    </w:p>
-    <w:p>
-      <w:pPr>
-        <w:pStyle w:val="HTMLPreformatted"/>
-        <w:rPr>
-          <w:color w:val="1A1A1A"/>
-        </w:rPr>
-      </w:pPr>
-      <w:r>
-        <w:rPr>
-          <w:color w:val="1A1A1A"/>
-        </w:rPr>
-        <w:t>|   |-- register.html             BC-link edit form (opened via ?docNo=)</w:t>
-      </w:r>
-    </w:p>
-    <w:p>
-      <w:pPr>
-        <w:pStyle w:val="HTMLPreformatted"/>
-        <w:rPr>
-          <w:color w:val="1A1A1A"/>
-        </w:rPr>
-      </w:pPr>
-      <w:r>
-        <w:rPr>
-          <w:color w:val="1A1A1A"/>
-        </w:rPr>
-        <w:t>|   |-- form.js                   Shared form logic: collect, submit, edit-mode, attachments</w:t>
-      </w:r>
-    </w:p>
-    <w:p>
-      <w:pPr>
-        <w:pStyle w:val="HTMLPreformatted"/>
-        <w:rPr>
-          <w:color w:val="1A1A1A"/>
-        </w:rPr>
-      </w:pPr>
-      <w:r>
-        <w:rPr>
-          <w:color w:val="1A1A1A"/>
-        </w:rPr>
-        <w:t>|   |-- wizard.js                 4-step wizard (Company/Contacts/Bank/Attachments)</w:t>
-      </w:r>
-    </w:p>
-    <w:p>
-      <w:pPr>
-        <w:pStyle w:val="HTMLPreformatted"/>
-        <w:rPr>
-          <w:color w:val="1A1A1A"/>
-        </w:rPr>
-      </w:pPr>
-      <w:r>
-        <w:rPr>
-          <w:color w:val="1A1A1A"/>
-        </w:rPr>
-        <w:t>|   |-- options.js                Fills static selects (country, currency, entity, category)</w:t>
-      </w:r>
-    </w:p>
-    <w:p>
-      <w:pPr>
-        <w:pStyle w:val="HTMLPreformatted"/>
-        <w:rPr>
-          <w:color w:val="1A1A1A"/>
-        </w:rPr>
-      </w:pPr>
-      <w:r>
-        <w:rPr>
-          <w:color w:val="1A1A1A"/>
-        </w:rPr>
-        <w:t>|   \-- form.css / styles.css     Styling</w:t>
-      </w:r>
-    </w:p>
-    <w:p>
-      <w:pPr>
-        <w:pStyle w:val="HTMLPreformatted"/>
-        <w:rPr>
-          <w:color w:val="1A1A1A"/>
-        </w:rPr>
-      </w:pPr>
-      <w:r>
-        <w:rPr>
-          <w:color w:val="1A1A1A"/>
-        </w:rPr>
-        <w:t>|</w:t>
-      </w:r>
-    </w:p>
-    <w:p>
-      <w:pPr>
-        <w:pStyle w:val="HTMLPreformatted"/>
-        <w:rPr>
-          <w:color w:val="1A1A1A"/>
-        </w:rPr>
-      </w:pPr>
-      <w:r>
-        <w:rPr>
-          <w:color w:val="1A1A1A"/>
-        </w:rPr>
-        <w:t xml:space="preserve">|-- postman/            </w:t>
-      </w:r>
-      <w:r>
-        <w:rPr>
-          <w:color w:val="1A1A1A"/>
-        </w:rPr>
-        <w:t xml:space="preserve">          Importable collection + environment for API testing</w:t>
-      </w:r>
-    </w:p>
-    <w:p>
-      <w:pPr>
-        <w:pStyle w:val="HTMLPreformatted"/>
-        <w:rPr>
-          <w:color w:val="1A1A1A"/>
-        </w:rPr>
-      </w:pPr>
-      <w:r>
-        <w:rPr>
-          <w:color w:val="1A1A1A"/>
-        </w:rPr>
-        <w:t>\-- docs/</w:t>
-      </w:r>
-    </w:p>
-    <w:p>
-      <w:pPr>
-        <w:pStyle w:val="HTMLPreformatted"/>
-        <w:rPr>
-          <w:color w:val="1A1A1A"/>
-        </w:rPr>
-      </w:pPr>
-      <w:r>
-        <w:rPr>
-          <w:color w:val="1A1A1A"/>
-        </w:rPr>
-        <w:t xml:space="preserve">    \-- PROJECT_OVERVIEW.md       Markdown source of this document</w:t>
-      </w:r>
-    </w:p>
-    <w:p>
-      <w:pPr>
-        <w:pStyle w:val="Heading1"/>
-        <w:rPr>
-          <w:rFonts w:ascii="Calibri" w:eastAsia="Times New Roman" w:hAnsi="Calibri" w:cs="Calibri"/>
-        </w:rPr>
-      </w:pPr>
-      <w:r>
-        <w:rPr>
-          <w:rFonts w:ascii="Calibri" w:eastAsia="Times New Roman" w:hAnsi="Calibri" w:cs="Calibri"/>
-        </w:rPr>
-        <w:t>5. Backend Modules in Detail</w:t>
-      </w:r>
-    </w:p>
-    <w:p>
-      <w:pPr>
-        <w:pStyle w:val="Heading3"/>
-        <w:rPr>
-          <w:rFonts w:ascii="Calibri" w:eastAsia="Times New Roman" w:hAnsi="Calibri" w:cs="Calibri"/>
-        </w:rPr>
-      </w:pPr>
-      <w:r>
-        <w:rPr>
-          <w:rFonts w:ascii="Calibri" w:eastAsia="Times New Roman" w:hAnsi="Calibri" w:cs="Calibri"/>
-        </w:rPr>
-        <w:t>config/index.js</w:t>
-      </w:r>
-    </w:p>
-    <w:p>
-      <w:pPr>
-        <w:pStyle w:val="NormalWeb"/>
-        <w:rPr>
-          <w:rFonts w:ascii="Calibri" w:hAnsi="Calibri" w:cs="Calibri"/>
-          <w:color w:val="1A1A1A"/>
-          <w:sz w:val="22"/>
-          <w:szCs w:val="22"/>
-        </w:rPr>
-      </w:pPr>
-      <w:r>
-        <w:rPr>
-          <w:rFonts w:ascii="Calibri" w:hAnsi="Calibri" w:cs="Calibri"/>
-          <w:color w:val="1A1A1A"/>
-          <w:sz w:val="22"/>
-          <w:szCs w:val="22"/>
-        </w:rPr>
-        <w:t xml:space="preserve">Single source of truth for environment values. Nothing else reads </w:t>
-      </w:r>
-      <w:r>
-        <w:rPr>
-          <w:rStyle w:val="HTMLCode"/>
-          <w:color w:val="1A1A1A"/>
-        </w:rPr>
-        <w:t>process.env</w:t>
-      </w:r>
-      <w:r>
-        <w:rPr>
-          <w:rFonts w:ascii="Calibri" w:hAnsi="Calibri" w:cs="Calibri"/>
-          <w:color w:val="1A1A1A"/>
-          <w:sz w:val="22"/>
-          <w:szCs w:val="22"/>
-        </w:rPr>
-        <w:t xml:space="preserve">. Exposes </w:t>
-      </w:r>
-      <w:r>
-        <w:rPr>
-          <w:rStyle w:val="HTMLCode"/>
-          <w:color w:val="1A1A1A"/>
-        </w:rPr>
-        <w:t>config.bc.apiBase()</w:t>
-      </w:r>
-      <w:r>
-        <w:rPr>
-          <w:rFonts w:ascii="Calibri" w:hAnsi="Calibri" w:cs="Calibri"/>
-          <w:color w:val="1A1A1A"/>
-          <w:sz w:val="22"/>
-          <w:szCs w:val="22"/>
-        </w:rPr>
-        <w:t xml:space="preserve"> which builds the BC company-scoped API root:</w:t>
-      </w:r>
-    </w:p>
-    <w:p>
-      <w:pPr>
-        <w:pStyle w:val="HTMLPreformatted"/>
-        <w:rPr>
-          <w:color w:val="1A1A1A"/>
-        </w:rPr>
-      </w:pPr>
-      <w:r>
-        <w:rPr>
-          <w:color w:val="1A1A1A"/>
-        </w:rPr>
-        <w:t>https://{BC_API_HOST}/v2.0/{BC_ENVIRONMENT}/api/{PUBLISHER}/{GROUP}/{VERSION}/companies({BC_COMPANY_ID})</w:t>
-      </w:r>
-    </w:p>
-    <w:p>
-      <w:pPr>
-        <w:pStyle w:val="Heading3"/>
-        <w:rPr>
-          <w:rFonts w:ascii="Calibri" w:eastAsia="Times New Roman" w:hAnsi="Calibri" w:cs="Calibri"/>
-        </w:rPr>
-      </w:pPr>
-      <w:r>
-        <w:rPr>
-          <w:rFonts w:ascii="Calibri" w:eastAsia="Times New Roman" w:hAnsi="Calibri" w:cs="Calibri"/>
-        </w:rPr>
-        <w:t>modules/bcClient.js</w:t>
-      </w:r>
-    </w:p>
-    <w:p>
-      <w:pPr>
-        <w:pStyle w:val="NormalWeb"/>
-        <w:rPr>
-          <w:rFonts w:ascii="Calibri" w:hAnsi="Calibri" w:cs="Calibri"/>
-          <w:color w:val="1A1A1A"/>
-          <w:sz w:val="22"/>
-          <w:szCs w:val="22"/>
-        </w:rPr>
-      </w:pPr>
-      <w:r>
-        <w:rPr>
-          <w:rFonts w:ascii="Calibri" w:hAnsi="Calibri" w:cs="Calibri"/>
-          <w:color w:val="1A1A1A"/>
-          <w:sz w:val="22"/>
-          <w:szCs w:val="22"/>
-        </w:rPr>
-        <w:t>The only file that talks to Business Central. Responsibilities:</w:t>
-      </w:r>
-    </w:p>
-    <w:p>
-      <w:pPr>
-        <w:numPr>
-          <w:ilvl w:val="0"/>
-          <w:numId w:val="3"/>
-        </w:numPr>
-        <w:spacing w:before="60" w:after="60"/>
-        <w:ind w:left="1080"/>
-        <w:rPr>
-          <w:rFonts w:ascii="Calibri" w:eastAsia="Times New Roman" w:hAnsi="Calibri" w:cs="Calibri"/>
-          <w:color w:val="1A1A1A"/>
-          <w:sz w:val="22"/>
-          <w:szCs w:val="22"/>
-        </w:rPr>
-      </w:pPr>
-      <w:r>
-        <w:rPr>
-          <w:rFonts w:ascii="Calibri" w:eastAsia="Times New Roman" w:hAnsi="Calibri" w:cs="Calibri"/>
-          <w:b/>
-          <w:bCs/>
-          <w:color w:val="1A1A1A"/>
-          <w:sz w:val="22"/>
-          <w:szCs w:val="22"/>
-        </w:rPr>
-        <w:t>getToken()</w:t>
-      </w:r>
-      <w:r>
-        <w:rPr>
-          <w:rFonts w:ascii="Calibri" w:eastAsia="Times New Roman" w:hAnsi="Calibri" w:cs="Calibri"/>
-          <w:color w:val="1A1A1A"/>
-          <w:sz w:val="22"/>
-          <w:szCs w:val="22"/>
-        </w:rPr>
-        <w:t xml:space="preserve"> — client-credentials OAuth token, cached until ~60 s before expiry.</w:t>
-      </w:r>
-    </w:p>
-    <w:p>
-      <w:pPr>
-        <w:numPr>
-          <w:ilvl w:val="0"/>
-          <w:numId w:val="3"/>
-        </w:numPr>
-        <w:spacing w:before="60" w:after="60"/>
-        <w:ind w:left="1080"/>
-        <w:rPr>
-          <w:rFonts w:ascii="Calibri" w:eastAsia="Times New Roman" w:hAnsi="Calibri" w:cs="Calibri"/>
-          <w:color w:val="1A1A1A"/>
-          <w:sz w:val="22"/>
-          <w:szCs w:val="22"/>
-        </w:rPr>
-      </w:pPr>
-      <w:r>
-        <w:rPr>
-          <w:rFonts w:ascii="Calibri" w:eastAsia="Times New Roman" w:hAnsi="Calibri" w:cs="Calibri"/>
-          <w:b/>
-          <w:bCs/>
-          <w:color w:val="1A1A1A"/>
-          <w:sz w:val="22"/>
-          <w:szCs w:val="22"/>
-        </w:rPr>
-        <w:t>create / getById / update / invokeAction</w:t>
-      </w:r>
-      <w:r>
-        <w:rPr>
-          <w:rFonts w:ascii="Calibri" w:eastAsia="Times New Roman" w:hAnsi="Calibri" w:cs="Calibri"/>
-          <w:color w:val="1A1A1A"/>
-          <w:sz w:val="22"/>
-          <w:szCs w:val="22"/>
-        </w:rPr>
-        <w:t xml:space="preserve"> — generic REST/OData helpers. </w:t>
-      </w:r>
-      <w:r>
-        <w:rPr>
-          <w:rStyle w:val="HTMLCode"/>
-          <w:color w:val="1A1A1A"/>
-        </w:rPr>
-        <w:t>getById</w:t>
-      </w:r>
-      <w:r>
-        <w:rPr>
-          <w:rFonts w:ascii="Calibri" w:eastAsia="Times New Roman" w:hAnsi="Calibri" w:cs="Calibri"/>
-          <w:color w:val="1A1A1A"/>
-          <w:sz w:val="22"/>
-          <w:szCs w:val="22"/>
-        </w:rPr>
-        <w:t xml:space="preserve"> uses </w:t>
-      </w:r>
-      <w:r>
-        <w:rPr>
-          <w:rStyle w:val="HTMLCode"/>
-          <w:color w:val="1A1A1A"/>
-        </w:rPr>
-        <w:t>$filter=regNo eq '…'</w:t>
-      </w:r>
-      <w:r>
-        <w:rPr>
-          <w:rFonts w:ascii="Calibri" w:eastAsia="Times New Roman" w:hAnsi="Calibri" w:cs="Calibri"/>
-          <w:color w:val="1A1A1A"/>
-          <w:sz w:val="22"/>
-          <w:szCs w:val="22"/>
-        </w:rPr>
-        <w:t xml:space="preserve">; </w:t>
-      </w:r>
-      <w:r>
-        <w:rPr>
-          <w:rStyle w:val="HTMLCode"/>
-          <w:color w:val="1A1A1A"/>
-        </w:rPr>
-        <w:t>update</w:t>
-      </w:r>
-      <w:r>
-        <w:rPr>
-          <w:rFonts w:ascii="Calibri" w:eastAsia="Times New Roman" w:hAnsi="Calibri" w:cs="Calibri"/>
-          <w:color w:val="1A1A1A"/>
-          <w:sz w:val="22"/>
-          <w:szCs w:val="22"/>
-        </w:rPr>
-        <w:t xml:space="preserve"> sends </w:t>
-      </w:r>
-      <w:r>
-        <w:rPr>
-          <w:rStyle w:val="HTMLCode"/>
-          <w:color w:val="1A1A1A"/>
-        </w:rPr>
-        <w:t>If-Match: *</w:t>
-      </w:r>
-      <w:r>
-        <w:rPr>
-          <w:rFonts w:ascii="Calibri" w:eastAsia="Times New Roman" w:hAnsi="Calibri" w:cs="Calibri"/>
-          <w:color w:val="1A1A1A"/>
-          <w:sz w:val="22"/>
-          <w:szCs w:val="22"/>
-        </w:rPr>
-        <w:t xml:space="preserve"> (BC requires it on PATCH).</w:t>
-      </w:r>
-    </w:p>
-    <w:p>
-      <w:pPr>
-        <w:numPr>
-          <w:ilvl w:val="0"/>
-          <w:numId w:val="3"/>
-        </w:numPr>
-        <w:spacing w:before="60" w:after="60"/>
-        <w:ind w:left="1080"/>
-        <w:rPr>
-          <w:rFonts w:ascii="Calibri" w:eastAsia="Times New Roman" w:hAnsi="Calibri" w:cs="Calibri"/>
-          <w:color w:val="1A1A1A"/>
-          <w:sz w:val="22"/>
-          <w:szCs w:val="22"/>
-        </w:rPr>
-      </w:pPr>
-      <w:r>
-        <w:rPr>
-          <w:rFonts w:ascii="Calibri" w:eastAsia="Times New Roman" w:hAnsi="Calibri" w:cs="Calibri"/>
-          <w:b/>
-          <w:bCs/>
-          <w:color w:val="1A1A1A"/>
-          <w:sz w:val="22"/>
-          <w:szCs w:val="22"/>
-        </w:rPr>
-        <w:t>submitRegistration()</w:t>
-      </w:r>
-      <w:r>
-        <w:rPr>
-          <w:rFonts w:ascii="Calibri" w:eastAsia="Times New Roman" w:hAnsi="Calibri" w:cs="Calibri"/>
-          <w:color w:val="1A1A1A"/>
-          <w:sz w:val="22"/>
-          <w:szCs w:val="22"/>
-        </w:rPr>
-        <w:t xml:space="preserve"> — the preferred path. Calls the </w:t>
-      </w:r>
-      <w:r>
-        <w:rPr>
-          <w:rStyle w:val="HTMLCode"/>
-          <w:color w:val="1A1A1A"/>
-        </w:rPr>
-        <w:t>publicRegIntake('&lt;seed&gt;')/Microsoft.NAV.submit</w:t>
-      </w:r>
-      <w:r>
-        <w:rPr>
-          <w:rFonts w:ascii="Calibri" w:eastAsia="Times New Roman" w:hAnsi="Calibri" w:cs="Calibri"/>
-          <w:color w:val="1A1A1A"/>
-          <w:sz w:val="22"/>
-          <w:szCs w:val="22"/>
-        </w:rPr>
-        <w:t xml:space="preserve"> codeunit action with the full </w:t>
-      </w:r>
-      <w:r>
-        <w:rPr>
-          <w:rFonts w:ascii="Calibri" w:eastAsia="Times New Roman" w:hAnsi="Calibri" w:cs="Calibri"/>
-          <w:color w:val="1A1A1A"/>
-          <w:sz w:val="22"/>
-          <w:szCs w:val="22"/>
-        </w:rPr>
-        <w:t>registration as one JSON payload. It needs a "seed" regNo (any existing registration) to bind the action to; the seed is cached and refetched if stale.</w:t>
-      </w:r>
-    </w:p>
-    <w:p>
-      <w:pPr>
-        <w:numPr>
-          <w:ilvl w:val="0"/>
-          <w:numId w:val="3"/>
-        </w:numPr>
-        <w:spacing w:before="60" w:after="60"/>
-        <w:ind w:left="1080"/>
-        <w:rPr>
-          <w:rFonts w:ascii="Calibri" w:eastAsia="Times New Roman" w:hAnsi="Calibri" w:cs="Calibri"/>
-          <w:color w:val="1A1A1A"/>
-          <w:sz w:val="22"/>
-          <w:szCs w:val="22"/>
-        </w:rPr>
-      </w:pPr>
-      <w:r>
-        <w:rPr>
-          <w:rFonts w:ascii="Calibri" w:eastAsia="Times New Roman" w:hAnsi="Calibri" w:cs="Calibri"/>
-          <w:b/>
-          <w:bCs/>
-          <w:color w:val="1A1A1A"/>
-          <w:sz w:val="22"/>
-          <w:szCs w:val="22"/>
-        </w:rPr>
-        <w:t>listPostCodes / listPaymentMethods / listPaymentTerms</w:t>
-      </w:r>
-      <w:r>
-        <w:rPr>
-          <w:rFonts w:ascii="Calibri" w:eastAsia="Times New Roman" w:hAnsi="Calibri" w:cs="Calibri"/>
-          <w:color w:val="1A1A1A"/>
-          <w:sz w:val="22"/>
-          <w:szCs w:val="22"/>
-        </w:rPr>
-        <w:t xml:space="preserve"> — reference data for dropdowns.</w:t>
-      </w:r>
-    </w:p>
-    <w:p>
-      <w:pPr>
-        <w:pStyle w:val="Heading3"/>
-        <w:rPr>
-          <w:rFonts w:ascii="Calibri" w:eastAsia="Times New Roman" w:hAnsi="Calibri" w:cs="Calibri"/>
-        </w:rPr>
-      </w:pPr>
-      <w:r>
-        <w:rPr>
-          <w:rFonts w:ascii="Calibri" w:eastAsia="Times New Roman" w:hAnsi="Calibri" w:cs="Calibri"/>
-        </w:rPr>
-        <w:t>modules/registrationMapper.js</w:t>
-      </w:r>
-    </w:p>
-    <w:p>
-      <w:pPr>
-        <w:pStyle w:val="NormalWeb"/>
-        <w:rPr>
-          <w:rFonts w:ascii="Calibri" w:hAnsi="Calibri" w:cs="Calibri"/>
-          <w:color w:val="1A1A1A"/>
-          <w:sz w:val="22"/>
-          <w:szCs w:val="22"/>
-        </w:rPr>
-      </w:pPr>
-      <w:r>
-        <w:rPr>
-          <w:rFonts w:ascii="Calibri" w:hAnsi="Calibri" w:cs="Calibri"/>
-          <w:color w:val="1A1A1A"/>
-          <w:sz w:val="22"/>
-          <w:szCs w:val="22"/>
-        </w:rPr>
-        <w:t>Translates the public request contract into BC field names and validates it.</w:t>
-      </w:r>
-    </w:p>
-    <w:p>
-      <w:pPr>
-        <w:numPr>
-          <w:ilvl w:val="0"/>
-          <w:numId w:val="4"/>
-        </w:numPr>
-        <w:spacing w:before="60" w:after="60"/>
-        <w:ind w:left="1080"/>
-        <w:rPr>
-          <w:rFonts w:ascii="Calibri" w:eastAsia="Times New Roman" w:hAnsi="Calibri" w:cs="Calibri"/>
-          <w:color w:val="1A1A1A"/>
-          <w:sz w:val="22"/>
-          <w:szCs w:val="22"/>
-        </w:rPr>
-      </w:pPr>
-      <w:r>
-        <w:rPr>
-          <w:rFonts w:ascii="Calibri" w:eastAsia="Times New Roman" w:hAnsi="Calibri" w:cs="Calibri"/>
-          <w:color w:val="1A1A1A"/>
-          <w:sz w:val="22"/>
-          <w:szCs w:val="22"/>
-        </w:rPr>
-        <w:t xml:space="preserve">Accepts a </w:t>
-      </w:r>
-      <w:r>
-        <w:rPr>
-          <w:rFonts w:ascii="Calibri" w:eastAsia="Times New Roman" w:hAnsi="Calibri" w:cs="Calibri"/>
-          <w:b/>
-          <w:bCs/>
-          <w:color w:val="1A1A1A"/>
-          <w:sz w:val="22"/>
-          <w:szCs w:val="22"/>
-        </w:rPr>
-        <w:t>nested</w:t>
-      </w:r>
-      <w:r>
-        <w:rPr>
-          <w:rFonts w:ascii="Calibri" w:eastAsia="Times New Roman" w:hAnsi="Calibri" w:cs="Calibri"/>
-          <w:color w:val="1A1A1A"/>
-          <w:sz w:val="22"/>
-          <w:szCs w:val="22"/>
-        </w:rPr>
-        <w:t xml:space="preserve"> body (</w:t>
-      </w:r>
-      <w:r>
-        <w:rPr>
-          <w:rStyle w:val="HTMLCode"/>
-          <w:color w:val="1A1A1A"/>
-        </w:rPr>
-        <w:t>{ header, contactLines, bankLines }</w:t>
-      </w:r>
-      <w:r>
-        <w:rPr>
-          <w:rFonts w:ascii="Calibri" w:eastAsia="Times New Roman" w:hAnsi="Calibri" w:cs="Calibri"/>
-          <w:color w:val="1A1A1A"/>
-          <w:sz w:val="22"/>
-          <w:szCs w:val="22"/>
-        </w:rPr>
-        <w:t>) or a flat body.</w:t>
-      </w:r>
-    </w:p>
-    <w:p>
-      <w:pPr>
-        <w:numPr>
-          <w:ilvl w:val="0"/>
-          <w:numId w:val="4"/>
-        </w:numPr>
-        <w:spacing w:before="60" w:after="60"/>
-        <w:ind w:left="1080"/>
-        <w:rPr>
-          <w:rFonts w:ascii="Calibri" w:eastAsia="Times New Roman" w:hAnsi="Calibri" w:cs="Calibri"/>
-          <w:color w:val="1A1A1A"/>
-          <w:sz w:val="22"/>
-          <w:szCs w:val="22"/>
-        </w:rPr>
-      </w:pPr>
-      <w:r>
-        <w:rPr>
-          <w:rStyle w:val="HTMLCode"/>
-          <w:color w:val="1A1A1A"/>
-        </w:rPr>
-        <w:t>HEADER_FIELDS</w:t>
-      </w:r>
-      <w:r>
-        <w:rPr>
-          <w:rFonts w:ascii="Calibri" w:eastAsia="Times New Roman" w:hAnsi="Calibri" w:cs="Calibri"/>
-          <w:color w:val="1A1A1A"/>
-          <w:sz w:val="22"/>
-          <w:szCs w:val="22"/>
-        </w:rPr>
-        <w:t xml:space="preserve">, </w:t>
-      </w:r>
-      <w:r>
-        <w:rPr>
-          <w:rStyle w:val="HTMLCode"/>
-          <w:color w:val="1A1A1A"/>
-        </w:rPr>
-        <w:t>CONTACT_FIELDS</w:t>
-      </w:r>
-      <w:r>
-        <w:rPr>
-          <w:rFonts w:ascii="Calibri" w:eastAsia="Times New Roman" w:hAnsi="Calibri" w:cs="Calibri"/>
-          <w:color w:val="1A1A1A"/>
-          <w:sz w:val="22"/>
-          <w:szCs w:val="22"/>
-        </w:rPr>
-        <w:t xml:space="preserve">, </w:t>
-      </w:r>
-      <w:r>
-        <w:rPr>
-          <w:rStyle w:val="HTMLCode"/>
-          <w:color w:val="1A1A1A"/>
-        </w:rPr>
-        <w:t>BANK_FIELDS</w:t>
-      </w:r>
-      <w:r>
-        <w:rPr>
-          <w:rFonts w:ascii="Calibri" w:eastAsia="Times New Roman" w:hAnsi="Calibri" w:cs="Calibri"/>
-          <w:color w:val="1A1A1A"/>
-          <w:sz w:val="22"/>
-          <w:szCs w:val="22"/>
-        </w:rPr>
-        <w:t xml:space="preserve"> whitelist exactly which fields reach BC.</w:t>
-      </w:r>
-    </w:p>
-    <w:p>
-      <w:pPr>
-        <w:numPr>
-          <w:ilvl w:val="0"/>
-          <w:numId w:val="4"/>
-        </w:numPr>
-        <w:spacing w:before="60" w:after="60"/>
-        <w:ind w:left="1080"/>
-        <w:rPr>
-          <w:rFonts w:ascii="Calibri" w:eastAsia="Times New Roman" w:hAnsi="Calibri" w:cs="Calibri"/>
-          <w:color w:val="1A1A1A"/>
-          <w:sz w:val="22"/>
-          <w:szCs w:val="22"/>
-        </w:rPr>
-      </w:pPr>
-      <w:r>
-        <w:rPr>
-          <w:rStyle w:val="HTMLCode"/>
-          <w:color w:val="1A1A1A"/>
-        </w:rPr>
-        <w:t>validate()</w:t>
-      </w:r>
-      <w:r>
-        <w:rPr>
-          <w:rFonts w:ascii="Calibri" w:eastAsia="Times New Roman" w:hAnsi="Calibri" w:cs="Calibri"/>
-          <w:color w:val="1A1A1A"/>
-          <w:sz w:val="22"/>
-          <w:szCs w:val="22"/>
-        </w:rPr>
-        <w:t xml:space="preserve"> enforces: trade name (≥2 chars), a valid partner email, a country/region code, and valid contact-line emails.</w:t>
-      </w:r>
-    </w:p>
-    <w:p>
-      <w:pPr>
-        <w:numPr>
-          <w:ilvl w:val="0"/>
-          <w:numId w:val="4"/>
-        </w:numPr>
-        <w:spacing w:before="60" w:after="60"/>
-        <w:ind w:left="1080"/>
-        <w:rPr>
-          <w:rFonts w:ascii="Calibri" w:eastAsia="Times New Roman" w:hAnsi="Calibri" w:cs="Calibri"/>
-          <w:color w:val="1A1A1A"/>
-          <w:sz w:val="22"/>
-          <w:szCs w:val="22"/>
-        </w:rPr>
-      </w:pPr>
-      <w:r>
-        <w:rPr>
-          <w:rStyle w:val="HTMLCode"/>
-          <w:color w:val="1A1A1A"/>
-        </w:rPr>
-        <w:t>newRegNo(prefix)</w:t>
-      </w:r>
-      <w:r>
-        <w:rPr>
-          <w:rFonts w:ascii="Calibri" w:eastAsia="Times New Roman" w:hAnsi="Calibri" w:cs="Calibri"/>
-          <w:color w:val="1A1A1A"/>
-          <w:sz w:val="22"/>
-          <w:szCs w:val="22"/>
-        </w:rPr>
-        <w:t xml:space="preserve"> generates a short unique Code[20] number when </w:t>
-      </w:r>
-      <w:r>
-        <w:rPr>
-          <w:rStyle w:val="HTMLCode"/>
-          <w:color w:val="1A1A1A"/>
-        </w:rPr>
-        <w:t>GENERATE_REG_NO=true</w:t>
-      </w:r>
-      <w:r>
-        <w:rPr>
-          <w:rFonts w:ascii="Calibri" w:eastAsia="Times New Roman" w:hAnsi="Calibri" w:cs="Calibri"/>
-          <w:color w:val="1A1A1A"/>
-          <w:sz w:val="22"/>
-          <w:szCs w:val="22"/>
-        </w:rPr>
-        <w:t>.</w:t>
-      </w:r>
-    </w:p>
-    <w:p>
-      <w:pPr>
-        <w:pStyle w:val="Heading3"/>
-        <w:rPr>
-          <w:rFonts w:ascii="Calibri" w:eastAsia="Times New Roman" w:hAnsi="Calibri" w:cs="Calibri"/>
-        </w:rPr>
-      </w:pPr>
-      <w:r>
-        <w:rPr>
-          <w:rFonts w:ascii="Calibri" w:eastAsia="Times New Roman" w:hAnsi="Calibri" w:cs="Calibri"/>
-        </w:rPr>
-        <w:t>controllers/registrationController.js</w:t>
-      </w:r>
-    </w:p>
-    <w:p>
-      <w:pPr>
-        <w:pStyle w:val="NormalWeb"/>
-        <w:rPr>
-          <w:rFonts w:ascii="Calibri" w:hAnsi="Calibri" w:cs="Calibri"/>
-          <w:color w:val="1A1A1A"/>
-          <w:sz w:val="22"/>
-          <w:szCs w:val="22"/>
-        </w:rPr>
-      </w:pPr>
-      <w:r>
-        <w:rPr>
-          <w:rStyle w:val="HTMLCode"/>
-          <w:color w:val="1A1A1A"/>
-        </w:rPr>
-        <w:t>createController(partnerType)</w:t>
-      </w:r>
-      <w:r>
-        <w:rPr>
-          <w:rFonts w:ascii="Calibri" w:hAnsi="Calibri" w:cs="Calibri"/>
-          <w:color w:val="1A1A1A"/>
-          <w:sz w:val="22"/>
-          <w:szCs w:val="22"/>
-        </w:rPr>
-        <w:t xml:space="preserve"> returns four handlers. </w:t>
-      </w:r>
-      <w:r>
-        <w:rPr>
-          <w:rStyle w:val="HTMLCode"/>
-          <w:color w:val="1A1A1A"/>
-        </w:rPr>
-        <w:t>create</w:t>
-      </w:r>
-      <w:r>
-        <w:rPr>
-          <w:rFonts w:ascii="Calibri" w:hAnsi="Calibri" w:cs="Calibri"/>
-          <w:color w:val="1A1A1A"/>
-          <w:sz w:val="22"/>
-          <w:szCs w:val="22"/>
-        </w:rPr>
-        <w:t xml:space="preserve"> uses a </w:t>
-      </w:r>
-      <w:r>
-        <w:rPr>
-          <w:rFonts w:ascii="Calibri" w:hAnsi="Calibri" w:cs="Calibri"/>
-          <w:b/>
-          <w:bCs/>
-          <w:color w:val="1A1A1A"/>
-          <w:sz w:val="22"/>
-          <w:szCs w:val="22"/>
-        </w:rPr>
-        <w:t>two-tier strategy</w:t>
-      </w:r>
-      <w:r>
-        <w:rPr>
-          <w:rFonts w:ascii="Calibri" w:hAnsi="Calibri" w:cs="Calibri"/>
-          <w:color w:val="1A1A1A"/>
-          <w:sz w:val="22"/>
-          <w:szCs w:val="22"/>
-        </w:rPr>
-        <w:t>:</w:t>
-      </w:r>
-    </w:p>
-    <w:p>
-      <w:pPr>
-        <w:numPr>
-          <w:ilvl w:val="0"/>
-          <w:numId w:val="5"/>
-        </w:numPr>
-        <w:spacing w:before="60" w:after="60"/>
-        <w:ind w:left="1080"/>
-        <w:rPr>
-          <w:rFonts w:ascii="Calibri" w:eastAsia="Times New Roman" w:hAnsi="Calibri" w:cs="Calibri"/>
-          <w:color w:val="1A1A1A"/>
-          <w:sz w:val="22"/>
-          <w:szCs w:val="22"/>
-        </w:rPr>
-      </w:pPr>
-      <w:r>
-        <w:rPr>
-          <w:rFonts w:ascii="Calibri" w:eastAsia="Times New Roman" w:hAnsi="Calibri" w:cs="Calibri"/>
-          <w:b/>
-          <w:bCs/>
-          <w:color w:val="1A1A1A"/>
-          <w:sz w:val="22"/>
-          <w:szCs w:val="22"/>
-        </w:rPr>
-        <w:t>Preferred:</w:t>
-      </w:r>
-      <w:r>
-        <w:rPr>
-          <w:rFonts w:ascii="Calibri" w:eastAsia="Times New Roman" w:hAnsi="Calibri" w:cs="Calibri"/>
-          <w:color w:val="1A1A1A"/>
-          <w:sz w:val="22"/>
-          <w:szCs w:val="22"/>
-        </w:rPr>
-        <w:t xml:space="preserve"> </w:t>
-      </w:r>
-      <w:r>
-        <w:rPr>
-          <w:rStyle w:val="HTMLCode"/>
-          <w:color w:val="1A1A1A"/>
-        </w:rPr>
-        <w:t>bcClient.submitRegistration()</w:t>
-      </w:r>
-      <w:r>
-        <w:rPr>
-          <w:rFonts w:ascii="Calibri" w:eastAsia="Times New Roman" w:hAnsi="Calibri" w:cs="Calibri"/>
-          <w:color w:val="1A1A1A"/>
-          <w:sz w:val="22"/>
-          <w:szCs w:val="22"/>
-        </w:rPr>
-        <w:t xml:space="preserve"> → the </w:t>
-      </w:r>
-      <w:r>
-        <w:rPr>
-          <w:rStyle w:val="HTMLCode"/>
-          <w:color w:val="1A1A1A"/>
-        </w:rPr>
-        <w:t>publicRegIntake</w:t>
-      </w:r>
-      <w:r>
-        <w:rPr>
-          <w:rFonts w:ascii="Calibri" w:eastAsia="Times New Roman" w:hAnsi="Calibri" w:cs="Calibri"/>
-          <w:color w:val="1A1A1A"/>
-          <w:sz w:val="22"/>
-          <w:szCs w:val="22"/>
-        </w:rPr>
-        <w:t xml:space="preserve"> codeunit (creates header + lines + attachments in one shot).</w:t>
-      </w:r>
-    </w:p>
-    <w:p>
-      <w:pPr>
-        <w:numPr>
-          <w:ilvl w:val="0"/>
-          <w:numId w:val="5"/>
-        </w:numPr>
-        <w:spacing w:before="60" w:after="60"/>
-        <w:ind w:left="1080"/>
-        <w:rPr>
-          <w:rFonts w:ascii="Calibri" w:eastAsia="Times New Roman" w:hAnsi="Calibri" w:cs="Calibri"/>
-          <w:color w:val="1A1A1A"/>
-          <w:sz w:val="22"/>
-          <w:szCs w:val="22"/>
-        </w:rPr>
-      </w:pPr>
-      <w:r>
-        <w:rPr>
-          <w:rFonts w:ascii="Calibri" w:eastAsia="Times New Roman" w:hAnsi="Calibri" w:cs="Calibri"/>
-          <w:b/>
-          <w:bCs/>
-          <w:color w:val="1A1A1A"/>
-          <w:sz w:val="22"/>
-          <w:szCs w:val="22"/>
-        </w:rPr>
-        <w:t>Fallback:</w:t>
-      </w:r>
-      <w:r>
-        <w:rPr>
-          <w:rFonts w:ascii="Calibri" w:eastAsia="Times New Roman" w:hAnsi="Calibri" w:cs="Calibri"/>
-          <w:color w:val="1A1A1A"/>
-          <w:sz w:val="22"/>
-          <w:szCs w:val="22"/>
-        </w:rPr>
-        <w:t xml:space="preserve"> </w:t>
-      </w:r>
-      <w:r>
-        <w:rPr>
-          <w:rFonts w:ascii="Calibri" w:eastAsia="Times New Roman" w:hAnsi="Calibri" w:cs="Calibri"/>
-          <w:color w:val="1A1A1A"/>
-          <w:sz w:val="22"/>
-          <w:szCs w:val="22"/>
-        </w:rPr>
-        <w:t xml:space="preserve">if the codeunit call throws, it creates the header via the </w:t>
-      </w:r>
-      <w:r>
-        <w:rPr>
-          <w:rStyle w:val="HTMLCode"/>
-          <w:color w:val="1A1A1A"/>
-        </w:rPr>
-        <w:t>partnerRegistrations</w:t>
-      </w:r>
-      <w:r>
-        <w:rPr>
-          <w:rFonts w:ascii="Calibri" w:eastAsia="Times New Roman" w:hAnsi="Calibri" w:cs="Calibri"/>
-          <w:color w:val="1A1A1A"/>
-          <w:sz w:val="22"/>
-          <w:szCs w:val="22"/>
-        </w:rPr>
-        <w:t xml:space="preserve"> entity, then pushes contacts/banks through the </w:t>
-      </w:r>
-      <w:r>
-        <w:rPr>
-          <w:rStyle w:val="HTMLCode"/>
-          <w:color w:val="1A1A1A"/>
-        </w:rPr>
-        <w:t>updateRegistration</w:t>
-      </w:r>
-      <w:r>
-        <w:rPr>
-          <w:rFonts w:ascii="Calibri" w:eastAsia="Times New Roman" w:hAnsi="Calibri" w:cs="Calibri"/>
-          <w:color w:val="1A1A1A"/>
-          <w:sz w:val="22"/>
-          <w:szCs w:val="22"/>
-        </w:rPr>
-        <w:t xml:space="preserve"> bound action (no attachments). Keeps the portal working even if the No. Series / codeunit isn't aligned yet.</w:t>
-      </w:r>
-    </w:p>
-    <w:p>
-      <w:pPr>
-        <w:pStyle w:val="NormalWeb"/>
-        <w:rPr>
-          <w:rFonts w:ascii="Calibri" w:hAnsi="Calibri" w:cs="Calibri"/>
-          <w:color w:val="1A1A1A"/>
-          <w:sz w:val="22"/>
-          <w:szCs w:val="22"/>
-        </w:rPr>
-      </w:pPr>
-      <w:r>
-        <w:rPr>
-          <w:rFonts w:ascii="Calibri" w:hAnsi="Calibri" w:cs="Calibri"/>
-          <w:color w:val="1A1A1A"/>
-          <w:sz w:val="22"/>
-          <w:szCs w:val="22"/>
-        </w:rPr>
-        <w:t xml:space="preserve">All errors are normalized into the </w:t>
-      </w:r>
-      <w:r>
-        <w:rPr>
-          <w:rStyle w:val="HTMLCode"/>
-          <w:color w:val="1A1A1A"/>
-        </w:rPr>
-        <w:t>{ success, errorCode, message }</w:t>
-      </w:r>
-      <w:r>
-        <w:rPr>
-          <w:rFonts w:ascii="Calibri" w:hAnsi="Calibri" w:cs="Calibri"/>
-          <w:color w:val="1A1A1A"/>
-          <w:sz w:val="22"/>
-          <w:szCs w:val="22"/>
-        </w:rPr>
-        <w:t xml:space="preserve"> contract (e.g. </w:t>
-      </w:r>
-      <w:r>
-        <w:rPr>
-          <w:rStyle w:val="HTMLCode"/>
-          <w:color w:val="1A1A1A"/>
-        </w:rPr>
-        <w:t>EMAIL_ALREADY_USED</w:t>
-      </w:r>
-      <w:r>
-        <w:rPr>
-          <w:rFonts w:ascii="Calibri" w:hAnsi="Calibri" w:cs="Calibri"/>
-          <w:color w:val="1A1A1A"/>
-          <w:sz w:val="22"/>
-          <w:szCs w:val="22"/>
-        </w:rPr>
-        <w:t xml:space="preserve">, </w:t>
-      </w:r>
-      <w:r>
-        <w:rPr>
-          <w:rStyle w:val="HTMLCode"/>
-          <w:color w:val="1A1A1A"/>
-        </w:rPr>
-        <w:t>BC_VALIDATION</w:t>
-      </w:r>
-      <w:r>
-        <w:rPr>
-          <w:rFonts w:ascii="Calibri" w:hAnsi="Calibri" w:cs="Calibri"/>
-          <w:color w:val="1A1A1A"/>
-          <w:sz w:val="22"/>
-          <w:szCs w:val="22"/>
-        </w:rPr>
-        <w:t xml:space="preserve">, </w:t>
-      </w:r>
-      <w:r>
-        <w:rPr>
-          <w:rStyle w:val="HTMLCode"/>
-          <w:color w:val="1A1A1A"/>
-        </w:rPr>
-        <w:t>NOT_FOUND</w:t>
-      </w:r>
-      <w:r>
-        <w:rPr>
-          <w:rFonts w:ascii="Calibri" w:hAnsi="Calibri" w:cs="Calibri"/>
-          <w:color w:val="1A1A1A"/>
-          <w:sz w:val="22"/>
-          <w:szCs w:val="22"/>
-        </w:rPr>
-        <w:t xml:space="preserve">, </w:t>
-      </w:r>
-      <w:r>
-        <w:rPr>
-          <w:rStyle w:val="HTMLCode"/>
-          <w:color w:val="1A1A1A"/>
-        </w:rPr>
-        <w:t>BC_ERROR</w:t>
-      </w:r>
-      <w:r>
-        <w:rPr>
-          <w:rFonts w:ascii="Calibri" w:hAnsi="Calibri" w:cs="Calibri"/>
-          <w:color w:val="1A1A1A"/>
-          <w:sz w:val="22"/>
-          <w:szCs w:val="22"/>
-        </w:rPr>
-        <w:t>).</w:t>
-      </w:r>
-    </w:p>
-    <w:p>
-      <w:pPr>
-        <w:pStyle w:val="Heading3"/>
-        <w:rPr>
-          <w:rFonts w:ascii="Calibri" w:eastAsia="Times New Roman" w:hAnsi="Calibri" w:cs="Calibri"/>
-        </w:rPr>
-      </w:pPr>
-      <w:r>
-        <w:rPr>
-          <w:rFonts w:ascii="Calibri" w:eastAsia="Times New Roman" w:hAnsi="Calibri" w:cs="Calibri"/>
-        </w:rPr>
-        <w:t>middleware/</w:t>
-      </w:r>
-    </w:p>
-    <w:p>
-      <w:pPr>
-        <w:numPr>
-          <w:ilvl w:val="0"/>
-          <w:numId w:val="6"/>
-        </w:numPr>
-        <w:spacing w:before="60" w:after="60"/>
-        <w:ind w:left="1080"/>
-        <w:rPr>
-          <w:rFonts w:ascii="Calibri" w:eastAsia="Times New Roman" w:hAnsi="Calibri" w:cs="Calibri"/>
-          <w:color w:val="1A1A1A"/>
-          <w:sz w:val="22"/>
-          <w:szCs w:val="22"/>
-        </w:rPr>
-      </w:pPr>
-      <w:r>
-        <w:rPr>
-          <w:rFonts w:ascii="Calibri" w:eastAsia="Times New Roman" w:hAnsi="Calibri" w:cs="Calibri"/>
-          <w:b/>
-          <w:bCs/>
-          <w:color w:val="1A1A1A"/>
-          <w:sz w:val="22"/>
-          <w:szCs w:val="22"/>
-        </w:rPr>
-        <w:t>rateLimit.js</w:t>
-      </w:r>
-      <w:r>
-        <w:rPr>
-          <w:rFonts w:ascii="Calibri" w:eastAsia="Times New Roman" w:hAnsi="Calibri" w:cs="Calibri"/>
-          <w:color w:val="1A1A1A"/>
-          <w:sz w:val="22"/>
-          <w:szCs w:val="22"/>
-        </w:rPr>
-        <w:t xml:space="preserve"> — in-memory Map of IP → count; 10 requests per 60 s, returns </w:t>
-      </w:r>
-      <w:r>
-        <w:rPr>
-          <w:rStyle w:val="HTMLCode"/>
-          <w:color w:val="1A1A1A"/>
-        </w:rPr>
-        <w:t>429 RATE_LIMITED</w:t>
-      </w:r>
-      <w:r>
-        <w:rPr>
-          <w:rFonts w:ascii="Calibri" w:eastAsia="Times New Roman" w:hAnsi="Calibri" w:cs="Calibri"/>
-          <w:color w:val="1A1A1A"/>
-          <w:sz w:val="22"/>
-          <w:szCs w:val="22"/>
-        </w:rPr>
-        <w:t xml:space="preserve"> </w:t>
-      </w:r>
-      <w:r>
-        <w:rPr>
-          <w:rFonts w:ascii="Calibri" w:eastAsia="Times New Roman" w:hAnsi="Calibri" w:cs="Calibri"/>
-          <w:color w:val="1A1A1A"/>
-          <w:sz w:val="22"/>
-          <w:szCs w:val="22"/>
-        </w:rPr>
-        <w:t>when exceeded (resets on restart).</w:t>
-      </w:r>
-    </w:p>
-    <w:p>
-      <w:pPr>
-        <w:numPr>
-          <w:ilvl w:val="0"/>
-          <w:numId w:val="6"/>
-        </w:numPr>
-        <w:spacing w:before="60" w:after="60"/>
-        <w:ind w:left="1080"/>
-        <w:rPr>
-          <w:rFonts w:ascii="Calibri" w:eastAsia="Times New Roman" w:hAnsi="Calibri" w:cs="Calibri"/>
-          <w:color w:val="1A1A1A"/>
-          <w:sz w:val="22"/>
-          <w:szCs w:val="22"/>
-        </w:rPr>
-      </w:pPr>
-      <w:r>
-        <w:rPr>
-          <w:rFonts w:ascii="Calibri" w:eastAsia="Times New Roman" w:hAnsi="Calibri" w:cs="Calibri"/>
-          <w:b/>
-          <w:bCs/>
-          <w:color w:val="1A1A1A"/>
-          <w:sz w:val="22"/>
-          <w:szCs w:val="22"/>
-        </w:rPr>
-        <w:t>errorHandler.js</w:t>
-      </w:r>
-      <w:r>
-        <w:rPr>
-          <w:rFonts w:ascii="Calibri" w:eastAsia="Times New Roman" w:hAnsi="Calibri" w:cs="Calibri"/>
-          <w:color w:val="1A1A1A"/>
-          <w:sz w:val="22"/>
-          <w:szCs w:val="22"/>
-        </w:rPr>
-        <w:t xml:space="preserve"> — </w:t>
-      </w:r>
-      <w:r>
-        <w:rPr>
-          <w:rStyle w:val="HTMLCode"/>
-          <w:color w:val="1A1A1A"/>
-        </w:rPr>
-        <w:t>notFound</w:t>
-      </w:r>
-      <w:r>
-        <w:rPr>
-          <w:rFonts w:ascii="Calibri" w:eastAsia="Times New Roman" w:hAnsi="Calibri" w:cs="Calibri"/>
-          <w:color w:val="1A1A1A"/>
-          <w:sz w:val="22"/>
-          <w:szCs w:val="22"/>
-        </w:rPr>
-        <w:t xml:space="preserve"> for unknown routes and a catch-all returning </w:t>
-      </w:r>
-      <w:r>
-        <w:rPr>
-          <w:rStyle w:val="HTMLCode"/>
-          <w:color w:val="1A1A1A"/>
-        </w:rPr>
-        <w:t>500 INTERNAL_ERROR</w:t>
-      </w:r>
-      <w:r>
-        <w:rPr>
-          <w:rFonts w:ascii="Calibri" w:eastAsia="Times New Roman" w:hAnsi="Calibri" w:cs="Calibri"/>
-          <w:color w:val="1A1A1A"/>
-          <w:sz w:val="22"/>
-          <w:szCs w:val="22"/>
-        </w:rPr>
-        <w:t>.</w:t>
-      </w:r>
-    </w:p>
-    <w:p>
-      <w:pPr>
-        <w:pStyle w:val="Heading1"/>
-        <w:rPr>
-          <w:rFonts w:ascii="Calibri" w:eastAsia="Times New Roman" w:hAnsi="Calibri" w:cs="Calibri"/>
-        </w:rPr>
-      </w:pPr>
-      <w:r>
-        <w:rPr>
-          <w:rFonts w:ascii="Calibri" w:eastAsia="Times New Roman" w:hAnsi="Calibri" w:cs="Calibri"/>
-        </w:rPr>
-        <w:t>6. API Reference</w:t>
-      </w:r>
-    </w:p>
-    <w:p>
-      <w:pPr>
-        <w:pStyle w:val="NormalWeb"/>
-        <w:rPr>
-          <w:rFonts w:ascii="Calibri" w:hAnsi="Calibri" w:cs="Calibri"/>
-          <w:color w:val="1A1A1A"/>
-          <w:sz w:val="22"/>
-          <w:szCs w:val="22"/>
-        </w:rPr>
-      </w:pPr>
-      <w:r>
-        <w:rPr>
-          <w:rFonts w:ascii="Calibri" w:hAnsi="Calibri" w:cs="Calibri"/>
-          <w:color w:val="1A1A1A"/>
-          <w:sz w:val="22"/>
-          <w:szCs w:val="22"/>
-        </w:rPr>
-        <w:t xml:space="preserve">Base path </w:t>
-      </w:r>
-      <w:r>
-        <w:rPr>
-          <w:rStyle w:val="HTMLCode"/>
-          <w:color w:val="1A1A1A"/>
-        </w:rPr>
-        <w:t>/api</w:t>
-      </w:r>
-      <w:r>
-        <w:rPr>
-          <w:rFonts w:ascii="Calibri" w:hAnsi="Calibri" w:cs="Calibri"/>
-          <w:color w:val="1A1A1A"/>
-          <w:sz w:val="22"/>
-          <w:szCs w:val="22"/>
-        </w:rPr>
-        <w:t xml:space="preserve">. All responses follow </w:t>
-      </w:r>
-      <w:r>
-        <w:rPr>
-          <w:rStyle w:val="HTMLCode"/>
-          <w:color w:val="1A1A1A"/>
-        </w:rPr>
-        <w:t>{ success, errorCode?, message?, … }</w:t>
-      </w:r>
-      <w:r>
-        <w:rPr>
-          <w:rFonts w:ascii="Calibri" w:hAnsi="Calibri" w:cs="Calibri"/>
-          <w:color w:val="1A1A1A"/>
-          <w:sz w:val="22"/>
-          <w:szCs w:val="22"/>
-        </w:rPr>
-        <w:t>. Public routes are rate-limited (10/min/IP).</w:t>
+        <w:t>Endpoints used (all under that base):</w:t>
       </w:r>
     </w:p>
     <w:tbl>
@@ -3373,9 +1680,1873 @@
         <w:tblLook w:val="04A0" w:firstRow="1" w:lastRow="0" w:firstColumn="1" w:lastColumn="0" w:noHBand="0" w:noVBand="1"/>
       </w:tblPr>
       <w:tblGrid>
-        <w:gridCol w:w="947"/>
-        <w:gridCol w:w="4618"/>
-        <w:gridCol w:w="3445"/>
+        <w:gridCol w:w="2222"/>
+        <w:gridCol w:w="6788"/>
+      </w:tblGrid>
+      <w:tr>
+        <w:tc>
+          <w:tcPr>
+            <w:tcW w:w="0" w:type="auto"/>
+            <w:tcBorders>
+              <w:top w:val="single" w:sz="6" w:space="0" w:color="B9BDD6"/>
+              <w:left w:val="single" w:sz="6" w:space="0" w:color="B9BDD6"/>
+              <w:bottom w:val="single" w:sz="6" w:space="0" w:color="B9BDD6"/>
+              <w:right w:val="single" w:sz="6" w:space="0" w:color="B9BDD6"/>
+            </w:tcBorders>
+            <w:shd w:val="clear" w:color="auto" w:fill="4A51B5"/>
+            <w:tcMar>
+              <w:top w:w="100" w:type="dxa"/>
+              <w:left w:w="140" w:type="dxa"/>
+              <w:bottom w:w="100" w:type="dxa"/>
+              <w:right w:w="140" w:type="dxa"/>
+            </w:tcMar>
+            <w:hideMark/>
+          </w:tcPr>
+          <w:p>
+            <w:pPr>
+              <w:spacing w:before="160" w:after="160"/>
+              <w:rPr>
+                <w:rFonts w:ascii="Calibri" w:eastAsia="Times New Roman" w:hAnsi="Calibri" w:cs="Calibri"/>
+                <w:b/>
+                <w:bCs/>
+                <w:color w:val="FFFFFF"/>
+                <w:sz w:val="20"/>
+                <w:szCs w:val="20"/>
+              </w:rPr>
+            </w:pPr>
+            <w:r>
+              <w:rPr>
+                <w:rFonts w:ascii="Calibri" w:eastAsia="Times New Roman" w:hAnsi="Calibri" w:cs="Calibri"/>
+                <w:b/>
+                <w:bCs/>
+                <w:color w:val="FFFFFF"/>
+                <w:sz w:val="20"/>
+                <w:szCs w:val="20"/>
+              </w:rPr>
+              <w:t>Purpose</w:t>
+            </w:r>
+          </w:p>
+        </w:tc>
+        <w:tc>
+          <w:tcPr>
+            <w:tcW w:w="0" w:type="auto"/>
+            <w:tcBorders>
+              <w:top w:val="single" w:sz="6" w:space="0" w:color="B9BDD6"/>
+              <w:left w:val="single" w:sz="6" w:space="0" w:color="B9BDD6"/>
+              <w:bottom w:val="single" w:sz="6" w:space="0" w:color="B9BDD6"/>
+              <w:right w:val="single" w:sz="6" w:space="0" w:color="B9BDD6"/>
+            </w:tcBorders>
+            <w:shd w:val="clear" w:color="auto" w:fill="4A51B5"/>
+            <w:tcMar>
+              <w:top w:w="100" w:type="dxa"/>
+              <w:left w:w="140" w:type="dxa"/>
+              <w:bottom w:w="100" w:type="dxa"/>
+              <w:right w:w="140" w:type="dxa"/>
+            </w:tcMar>
+            <w:hideMark/>
+          </w:tcPr>
+          <w:p>
+            <w:pPr>
+              <w:spacing w:before="160" w:after="160"/>
+              <w:rPr>
+                <w:rFonts w:ascii="Calibri" w:eastAsia="Times New Roman" w:hAnsi="Calibri" w:cs="Calibri"/>
+                <w:b/>
+                <w:bCs/>
+                <w:color w:val="FFFFFF"/>
+                <w:sz w:val="20"/>
+                <w:szCs w:val="20"/>
+              </w:rPr>
+            </w:pPr>
+            <w:r>
+              <w:rPr>
+                <w:rFonts w:ascii="Calibri" w:eastAsia="Times New Roman" w:hAnsi="Calibri" w:cs="Calibri"/>
+                <w:b/>
+                <w:bCs/>
+                <w:color w:val="FFFFFF"/>
+                <w:sz w:val="20"/>
+                <w:szCs w:val="20"/>
+              </w:rPr>
+              <w:t>BC call</w:t>
+            </w:r>
+          </w:p>
+        </w:tc>
+      </w:tr>
+      <w:tr>
+        <w:tc>
+          <w:tcPr>
+            <w:tcW w:w="0" w:type="auto"/>
+            <w:tcBorders>
+              <w:top w:val="single" w:sz="6" w:space="0" w:color="B9BDD6"/>
+              <w:left w:val="single" w:sz="6" w:space="0" w:color="B9BDD6"/>
+              <w:bottom w:val="single" w:sz="6" w:space="0" w:color="B9BDD6"/>
+              <w:right w:val="single" w:sz="6" w:space="0" w:color="B9BDD6"/>
+            </w:tcBorders>
+            <w:tcMar>
+              <w:top w:w="100" w:type="dxa"/>
+              <w:left w:w="140" w:type="dxa"/>
+              <w:bottom w:w="100" w:type="dxa"/>
+              <w:right w:w="140" w:type="dxa"/>
+            </w:tcMar>
+            <w:hideMark/>
+          </w:tcPr>
+          <w:p>
+            <w:pPr>
+              <w:spacing w:before="160" w:after="160"/>
+              <w:rPr>
+                <w:rFonts w:ascii="Calibri" w:eastAsia="Times New Roman" w:hAnsi="Calibri" w:cs="Calibri"/>
+                <w:color w:val="1A1A1A"/>
+                <w:sz w:val="20"/>
+                <w:szCs w:val="20"/>
+              </w:rPr>
+            </w:pPr>
+            <w:r>
+              <w:rPr>
+                <w:rFonts w:ascii="Calibri" w:eastAsia="Times New Roman" w:hAnsi="Calibri" w:cs="Calibri"/>
+                <w:color w:val="1A1A1A"/>
+                <w:sz w:val="20"/>
+                <w:szCs w:val="20"/>
+              </w:rPr>
+              <w:t>Customer submit</w:t>
+            </w:r>
+          </w:p>
+        </w:tc>
+        <w:tc>
+          <w:tcPr>
+            <w:tcW w:w="0" w:type="auto"/>
+            <w:tcBorders>
+              <w:top w:val="single" w:sz="6" w:space="0" w:color="B9BDD6"/>
+              <w:left w:val="single" w:sz="6" w:space="0" w:color="B9BDD6"/>
+              <w:bottom w:val="single" w:sz="6" w:space="0" w:color="B9BDD6"/>
+              <w:right w:val="single" w:sz="6" w:space="0" w:color="B9BDD6"/>
+            </w:tcBorders>
+            <w:tcMar>
+              <w:top w:w="100" w:type="dxa"/>
+              <w:left w:w="140" w:type="dxa"/>
+              <w:bottom w:w="100" w:type="dxa"/>
+              <w:right w:w="140" w:type="dxa"/>
+            </w:tcMar>
+            <w:hideMark/>
+          </w:tcPr>
+          <w:p>
+            <w:pPr>
+              <w:spacing w:before="160" w:after="160"/>
+              <w:rPr>
+                <w:rFonts w:ascii="Calibri" w:eastAsia="Times New Roman" w:hAnsi="Calibri" w:cs="Calibri"/>
+                <w:color w:val="1A1A1A"/>
+                <w:sz w:val="20"/>
+                <w:szCs w:val="20"/>
+              </w:rPr>
+            </w:pPr>
+            <w:r>
+              <w:rPr>
+                <w:rFonts w:ascii="Calibri" w:eastAsia="Times New Roman" w:hAnsi="Calibri" w:cs="Calibri"/>
+                <w:color w:val="1A1A1A"/>
+                <w:sz w:val="20"/>
+                <w:szCs w:val="20"/>
+              </w:rPr>
+              <w:t xml:space="preserve">POST </w:t>
+            </w:r>
+            <w:r>
+              <w:rPr>
+                <w:rStyle w:val="HTMLCode"/>
+                <w:color w:val="1A1A1A"/>
+              </w:rPr>
+              <w:t>custRegIntake('&lt;seed&gt;')/Microsoft.NAV.submit</w:t>
+            </w:r>
+          </w:p>
+        </w:tc>
+      </w:tr>
+      <w:tr>
+        <w:tc>
+          <w:tcPr>
+            <w:tcW w:w="0" w:type="auto"/>
+            <w:tcBorders>
+              <w:top w:val="single" w:sz="6" w:space="0" w:color="B9BDD6"/>
+              <w:left w:val="single" w:sz="6" w:space="0" w:color="B9BDD6"/>
+              <w:bottom w:val="single" w:sz="6" w:space="0" w:color="B9BDD6"/>
+              <w:right w:val="single" w:sz="6" w:space="0" w:color="B9BDD6"/>
+            </w:tcBorders>
+            <w:tcMar>
+              <w:top w:w="100" w:type="dxa"/>
+              <w:left w:w="140" w:type="dxa"/>
+              <w:bottom w:w="100" w:type="dxa"/>
+              <w:right w:w="140" w:type="dxa"/>
+            </w:tcMar>
+            <w:hideMark/>
+          </w:tcPr>
+          <w:p>
+            <w:pPr>
+              <w:spacing w:before="160" w:after="160"/>
+              <w:rPr>
+                <w:rFonts w:ascii="Calibri" w:eastAsia="Times New Roman" w:hAnsi="Calibri" w:cs="Calibri"/>
+                <w:color w:val="1A1A1A"/>
+                <w:sz w:val="20"/>
+                <w:szCs w:val="20"/>
+              </w:rPr>
+            </w:pPr>
+            <w:r>
+              <w:rPr>
+                <w:rFonts w:ascii="Calibri" w:eastAsia="Times New Roman" w:hAnsi="Calibri" w:cs="Calibri"/>
+                <w:color w:val="1A1A1A"/>
+                <w:sz w:val="20"/>
+                <w:szCs w:val="20"/>
+              </w:rPr>
+              <w:t>Vendor submit</w:t>
+            </w:r>
+          </w:p>
+        </w:tc>
+        <w:tc>
+          <w:tcPr>
+            <w:tcW w:w="0" w:type="auto"/>
+            <w:tcBorders>
+              <w:top w:val="single" w:sz="6" w:space="0" w:color="B9BDD6"/>
+              <w:left w:val="single" w:sz="6" w:space="0" w:color="B9BDD6"/>
+              <w:bottom w:val="single" w:sz="6" w:space="0" w:color="B9BDD6"/>
+              <w:right w:val="single" w:sz="6" w:space="0" w:color="B9BDD6"/>
+            </w:tcBorders>
+            <w:tcMar>
+              <w:top w:w="100" w:type="dxa"/>
+              <w:left w:w="140" w:type="dxa"/>
+              <w:bottom w:w="100" w:type="dxa"/>
+              <w:right w:w="140" w:type="dxa"/>
+            </w:tcMar>
+            <w:hideMark/>
+          </w:tcPr>
+          <w:p>
+            <w:pPr>
+              <w:spacing w:before="160" w:after="160"/>
+              <w:rPr>
+                <w:rFonts w:ascii="Calibri" w:eastAsia="Times New Roman" w:hAnsi="Calibri" w:cs="Calibri"/>
+                <w:color w:val="1A1A1A"/>
+                <w:sz w:val="20"/>
+                <w:szCs w:val="20"/>
+              </w:rPr>
+            </w:pPr>
+            <w:r>
+              <w:rPr>
+                <w:rFonts w:ascii="Calibri" w:eastAsia="Times New Roman" w:hAnsi="Calibri" w:cs="Calibri"/>
+                <w:color w:val="1A1A1A"/>
+                <w:sz w:val="20"/>
+                <w:szCs w:val="20"/>
+              </w:rPr>
+              <w:t xml:space="preserve">POST </w:t>
+            </w:r>
+            <w:r>
+              <w:rPr>
+                <w:rStyle w:val="HTMLCode"/>
+                <w:color w:val="1A1A1A"/>
+              </w:rPr>
+              <w:t>vendRegIntake('&lt;seed&gt;')/Microsoft.NAV.submit</w:t>
+            </w:r>
+          </w:p>
+        </w:tc>
+      </w:tr>
+      <w:tr>
+        <w:tc>
+          <w:tcPr>
+            <w:tcW w:w="0" w:type="auto"/>
+            <w:tcBorders>
+              <w:top w:val="single" w:sz="6" w:space="0" w:color="B9BDD6"/>
+              <w:left w:val="single" w:sz="6" w:space="0" w:color="B9BDD6"/>
+              <w:bottom w:val="single" w:sz="6" w:space="0" w:color="B9BDD6"/>
+              <w:right w:val="single" w:sz="6" w:space="0" w:color="B9BDD6"/>
+            </w:tcBorders>
+            <w:tcMar>
+              <w:top w:w="100" w:type="dxa"/>
+              <w:left w:w="140" w:type="dxa"/>
+              <w:bottom w:w="100" w:type="dxa"/>
+              <w:right w:w="140" w:type="dxa"/>
+            </w:tcMar>
+            <w:hideMark/>
+          </w:tcPr>
+          <w:p>
+            <w:pPr>
+              <w:spacing w:before="160" w:after="160"/>
+              <w:rPr>
+                <w:rFonts w:ascii="Calibri" w:eastAsia="Times New Roman" w:hAnsi="Calibri" w:cs="Calibri"/>
+                <w:color w:val="1A1A1A"/>
+                <w:sz w:val="20"/>
+                <w:szCs w:val="20"/>
+              </w:rPr>
+            </w:pPr>
+            <w:r>
+              <w:rPr>
+                <w:rFonts w:ascii="Calibri" w:eastAsia="Times New Roman" w:hAnsi="Calibri" w:cs="Calibri"/>
+                <w:color w:val="1A1A1A"/>
+                <w:sz w:val="20"/>
+                <w:szCs w:val="20"/>
+              </w:rPr>
+              <w:t>Post codes</w:t>
+            </w:r>
+          </w:p>
+        </w:tc>
+        <w:tc>
+          <w:tcPr>
+            <w:tcW w:w="0" w:type="auto"/>
+            <w:tcBorders>
+              <w:top w:val="single" w:sz="6" w:space="0" w:color="B9BDD6"/>
+              <w:left w:val="single" w:sz="6" w:space="0" w:color="B9BDD6"/>
+              <w:bottom w:val="single" w:sz="6" w:space="0" w:color="B9BDD6"/>
+              <w:right w:val="single" w:sz="6" w:space="0" w:color="B9BDD6"/>
+            </w:tcBorders>
+            <w:tcMar>
+              <w:top w:w="100" w:type="dxa"/>
+              <w:left w:w="140" w:type="dxa"/>
+              <w:bottom w:w="100" w:type="dxa"/>
+              <w:right w:w="140" w:type="dxa"/>
+            </w:tcMar>
+            <w:hideMark/>
+          </w:tcPr>
+          <w:p>
+            <w:pPr>
+              <w:spacing w:before="160" w:after="160"/>
+              <w:rPr>
+                <w:rFonts w:ascii="Calibri" w:eastAsia="Times New Roman" w:hAnsi="Calibri" w:cs="Calibri"/>
+                <w:color w:val="1A1A1A"/>
+                <w:sz w:val="20"/>
+                <w:szCs w:val="20"/>
+              </w:rPr>
+            </w:pPr>
+            <w:r>
+              <w:rPr>
+                <w:rFonts w:ascii="Calibri" w:eastAsia="Times New Roman" w:hAnsi="Calibri" w:cs="Calibri"/>
+                <w:color w:val="1A1A1A"/>
+                <w:sz w:val="20"/>
+                <w:szCs w:val="20"/>
+              </w:rPr>
+              <w:t xml:space="preserve">GET </w:t>
+            </w:r>
+            <w:r>
+              <w:rPr>
+                <w:rStyle w:val="HTMLCode"/>
+                <w:color w:val="1A1A1A"/>
+              </w:rPr>
+              <w:t>postCodes</w:t>
+            </w:r>
+          </w:p>
+        </w:tc>
+      </w:tr>
+      <w:tr>
+        <w:tc>
+          <w:tcPr>
+            <w:tcW w:w="0" w:type="auto"/>
+            <w:tcBorders>
+              <w:top w:val="single" w:sz="6" w:space="0" w:color="B9BDD6"/>
+              <w:left w:val="single" w:sz="6" w:space="0" w:color="B9BDD6"/>
+              <w:bottom w:val="single" w:sz="6" w:space="0" w:color="B9BDD6"/>
+              <w:right w:val="single" w:sz="6" w:space="0" w:color="B9BDD6"/>
+            </w:tcBorders>
+            <w:tcMar>
+              <w:top w:w="100" w:type="dxa"/>
+              <w:left w:w="140" w:type="dxa"/>
+              <w:bottom w:w="100" w:type="dxa"/>
+              <w:right w:w="140" w:type="dxa"/>
+            </w:tcMar>
+            <w:hideMark/>
+          </w:tcPr>
+          <w:p>
+            <w:pPr>
+              <w:spacing w:before="160" w:after="160"/>
+              <w:rPr>
+                <w:rFonts w:ascii="Calibri" w:eastAsia="Times New Roman" w:hAnsi="Calibri" w:cs="Calibri"/>
+                <w:color w:val="1A1A1A"/>
+                <w:sz w:val="20"/>
+                <w:szCs w:val="20"/>
+              </w:rPr>
+            </w:pPr>
+            <w:r>
+              <w:rPr>
+                <w:rFonts w:ascii="Calibri" w:eastAsia="Times New Roman" w:hAnsi="Calibri" w:cs="Calibri"/>
+                <w:color w:val="1A1A1A"/>
+                <w:sz w:val="20"/>
+                <w:szCs w:val="20"/>
+              </w:rPr>
+              <w:t>Payment methods</w:t>
+            </w:r>
+          </w:p>
+        </w:tc>
+        <w:tc>
+          <w:tcPr>
+            <w:tcW w:w="0" w:type="auto"/>
+            <w:tcBorders>
+              <w:top w:val="single" w:sz="6" w:space="0" w:color="B9BDD6"/>
+              <w:left w:val="single" w:sz="6" w:space="0" w:color="B9BDD6"/>
+              <w:bottom w:val="single" w:sz="6" w:space="0" w:color="B9BDD6"/>
+              <w:right w:val="single" w:sz="6" w:space="0" w:color="B9BDD6"/>
+            </w:tcBorders>
+            <w:tcMar>
+              <w:top w:w="100" w:type="dxa"/>
+              <w:left w:w="140" w:type="dxa"/>
+              <w:bottom w:w="100" w:type="dxa"/>
+              <w:right w:w="140" w:type="dxa"/>
+            </w:tcMar>
+            <w:hideMark/>
+          </w:tcPr>
+          <w:p>
+            <w:pPr>
+              <w:spacing w:before="160" w:after="160"/>
+              <w:rPr>
+                <w:rFonts w:ascii="Calibri" w:eastAsia="Times New Roman" w:hAnsi="Calibri" w:cs="Calibri"/>
+                <w:color w:val="1A1A1A"/>
+                <w:sz w:val="20"/>
+                <w:szCs w:val="20"/>
+              </w:rPr>
+            </w:pPr>
+            <w:r>
+              <w:rPr>
+                <w:rFonts w:ascii="Calibri" w:eastAsia="Times New Roman" w:hAnsi="Calibri" w:cs="Calibri"/>
+                <w:color w:val="1A1A1A"/>
+                <w:sz w:val="20"/>
+                <w:szCs w:val="20"/>
+              </w:rPr>
+              <w:t xml:space="preserve">GET </w:t>
+            </w:r>
+            <w:r>
+              <w:rPr>
+                <w:rStyle w:val="HTMLCode"/>
+                <w:color w:val="1A1A1A"/>
+              </w:rPr>
+              <w:t>paymentMethods</w:t>
+            </w:r>
+          </w:p>
+        </w:tc>
+      </w:tr>
+      <w:tr>
+        <w:tc>
+          <w:tcPr>
+            <w:tcW w:w="0" w:type="auto"/>
+            <w:tcBorders>
+              <w:top w:val="single" w:sz="6" w:space="0" w:color="B9BDD6"/>
+              <w:left w:val="single" w:sz="6" w:space="0" w:color="B9BDD6"/>
+              <w:bottom w:val="single" w:sz="6" w:space="0" w:color="B9BDD6"/>
+              <w:right w:val="single" w:sz="6" w:space="0" w:color="B9BDD6"/>
+            </w:tcBorders>
+            <w:tcMar>
+              <w:top w:w="100" w:type="dxa"/>
+              <w:left w:w="140" w:type="dxa"/>
+              <w:bottom w:w="100" w:type="dxa"/>
+              <w:right w:w="140" w:type="dxa"/>
+            </w:tcMar>
+            <w:hideMark/>
+          </w:tcPr>
+          <w:p>
+            <w:pPr>
+              <w:spacing w:before="160" w:after="160"/>
+              <w:rPr>
+                <w:rFonts w:ascii="Calibri" w:eastAsia="Times New Roman" w:hAnsi="Calibri" w:cs="Calibri"/>
+                <w:color w:val="1A1A1A"/>
+                <w:sz w:val="20"/>
+                <w:szCs w:val="20"/>
+              </w:rPr>
+            </w:pPr>
+            <w:r>
+              <w:rPr>
+                <w:rFonts w:ascii="Calibri" w:eastAsia="Times New Roman" w:hAnsi="Calibri" w:cs="Calibri"/>
+                <w:color w:val="1A1A1A"/>
+                <w:sz w:val="20"/>
+                <w:szCs w:val="20"/>
+              </w:rPr>
+              <w:t>Payment terms</w:t>
+            </w:r>
+          </w:p>
+        </w:tc>
+        <w:tc>
+          <w:tcPr>
+            <w:tcW w:w="0" w:type="auto"/>
+            <w:tcBorders>
+              <w:top w:val="single" w:sz="6" w:space="0" w:color="B9BDD6"/>
+              <w:left w:val="single" w:sz="6" w:space="0" w:color="B9BDD6"/>
+              <w:bottom w:val="single" w:sz="6" w:space="0" w:color="B9BDD6"/>
+              <w:right w:val="single" w:sz="6" w:space="0" w:color="B9BDD6"/>
+            </w:tcBorders>
+            <w:tcMar>
+              <w:top w:w="100" w:type="dxa"/>
+              <w:left w:w="140" w:type="dxa"/>
+              <w:bottom w:w="100" w:type="dxa"/>
+              <w:right w:w="140" w:type="dxa"/>
+            </w:tcMar>
+            <w:hideMark/>
+          </w:tcPr>
+          <w:p>
+            <w:pPr>
+              <w:spacing w:before="160" w:after="160"/>
+              <w:rPr>
+                <w:rFonts w:ascii="Calibri" w:eastAsia="Times New Roman" w:hAnsi="Calibri" w:cs="Calibri"/>
+                <w:color w:val="1A1A1A"/>
+                <w:sz w:val="20"/>
+                <w:szCs w:val="20"/>
+              </w:rPr>
+            </w:pPr>
+            <w:r>
+              <w:rPr>
+                <w:rFonts w:ascii="Calibri" w:eastAsia="Times New Roman" w:hAnsi="Calibri" w:cs="Calibri"/>
+                <w:color w:val="1A1A1A"/>
+                <w:sz w:val="20"/>
+                <w:szCs w:val="20"/>
+              </w:rPr>
+              <w:t xml:space="preserve">GET </w:t>
+            </w:r>
+            <w:r>
+              <w:rPr>
+                <w:rStyle w:val="HTMLCode"/>
+                <w:color w:val="1A1A1A"/>
+              </w:rPr>
+              <w:t>paymentTerms</w:t>
+            </w:r>
+          </w:p>
+        </w:tc>
+      </w:tr>
+      <w:tr>
+        <w:tc>
+          <w:tcPr>
+            <w:tcW w:w="0" w:type="auto"/>
+            <w:tcBorders>
+              <w:top w:val="single" w:sz="6" w:space="0" w:color="B9BDD6"/>
+              <w:left w:val="single" w:sz="6" w:space="0" w:color="B9BDD6"/>
+              <w:bottom w:val="single" w:sz="6" w:space="0" w:color="B9BDD6"/>
+              <w:right w:val="single" w:sz="6" w:space="0" w:color="B9BDD6"/>
+            </w:tcBorders>
+            <w:tcMar>
+              <w:top w:w="100" w:type="dxa"/>
+              <w:left w:w="140" w:type="dxa"/>
+              <w:bottom w:w="100" w:type="dxa"/>
+              <w:right w:w="140" w:type="dxa"/>
+            </w:tcMar>
+            <w:hideMark/>
+          </w:tcPr>
+          <w:p>
+            <w:pPr>
+              <w:spacing w:before="160" w:after="160"/>
+              <w:rPr>
+                <w:rFonts w:ascii="Calibri" w:eastAsia="Times New Roman" w:hAnsi="Calibri" w:cs="Calibri"/>
+                <w:color w:val="1A1A1A"/>
+                <w:sz w:val="20"/>
+                <w:szCs w:val="20"/>
+              </w:rPr>
+            </w:pPr>
+            <w:r>
+              <w:rPr>
+                <w:rFonts w:ascii="Calibri" w:eastAsia="Times New Roman" w:hAnsi="Calibri" w:cs="Calibri"/>
+                <w:color w:val="1A1A1A"/>
+                <w:sz w:val="20"/>
+                <w:szCs w:val="20"/>
+              </w:rPr>
+              <w:t>Countries / regions</w:t>
+            </w:r>
+          </w:p>
+        </w:tc>
+        <w:tc>
+          <w:tcPr>
+            <w:tcW w:w="0" w:type="auto"/>
+            <w:tcBorders>
+              <w:top w:val="single" w:sz="6" w:space="0" w:color="B9BDD6"/>
+              <w:left w:val="single" w:sz="6" w:space="0" w:color="B9BDD6"/>
+              <w:bottom w:val="single" w:sz="6" w:space="0" w:color="B9BDD6"/>
+              <w:right w:val="single" w:sz="6" w:space="0" w:color="B9BDD6"/>
+            </w:tcBorders>
+            <w:tcMar>
+              <w:top w:w="100" w:type="dxa"/>
+              <w:left w:w="140" w:type="dxa"/>
+              <w:bottom w:w="100" w:type="dxa"/>
+              <w:right w:w="140" w:type="dxa"/>
+            </w:tcMar>
+            <w:hideMark/>
+          </w:tcPr>
+          <w:p>
+            <w:pPr>
+              <w:spacing w:before="160" w:after="160"/>
+              <w:rPr>
+                <w:rFonts w:ascii="Calibri" w:eastAsia="Times New Roman" w:hAnsi="Calibri" w:cs="Calibri"/>
+                <w:color w:val="1A1A1A"/>
+                <w:sz w:val="20"/>
+                <w:szCs w:val="20"/>
+              </w:rPr>
+            </w:pPr>
+            <w:r>
+              <w:rPr>
+                <w:rFonts w:ascii="Calibri" w:eastAsia="Times New Roman" w:hAnsi="Calibri" w:cs="Calibri"/>
+                <w:color w:val="1A1A1A"/>
+                <w:sz w:val="20"/>
+                <w:szCs w:val="20"/>
+              </w:rPr>
+              <w:t xml:space="preserve">GET </w:t>
+            </w:r>
+            <w:r>
+              <w:rPr>
+                <w:rStyle w:val="HTMLCode"/>
+                <w:color w:val="1A1A1A"/>
+              </w:rPr>
+              <w:t>countriesRegions</w:t>
+            </w:r>
+          </w:p>
+        </w:tc>
+      </w:tr>
+    </w:tbl>
+    <w:p>
+      <w:pPr>
+        <w:shd w:val="clear" w:color="auto" w:fill="FDF6E3"/>
+        <w:divId w:val="137571991"/>
+        <w:rPr>
+          <w:rFonts w:ascii="Calibri" w:eastAsia="Times New Roman" w:hAnsi="Calibri" w:cs="Calibri"/>
+          <w:color w:val="1A1A1A"/>
+          <w:sz w:val="22"/>
+          <w:szCs w:val="22"/>
+        </w:rPr>
+      </w:pPr>
+      <w:r>
+        <w:rPr>
+          <w:rFonts w:ascii="Calibri" w:eastAsia="Times New Roman" w:hAnsi="Calibri" w:cs="Calibri"/>
+          <w:b/>
+          <w:bCs/>
+          <w:color w:val="1A1A1A"/>
+          <w:sz w:val="22"/>
+          <w:szCs w:val="22"/>
+        </w:rPr>
+        <w:t>Route shape:</w:t>
+      </w:r>
+      <w:r>
+        <w:rPr>
+          <w:rFonts w:ascii="Calibri" w:eastAsia="Times New Roman" w:hAnsi="Calibri" w:cs="Calibri"/>
+          <w:color w:val="1A1A1A"/>
+          <w:sz w:val="22"/>
+          <w:szCs w:val="22"/>
+        </w:rPr>
+        <w:t xml:space="preserve"> BC custom APIs use three segments </w:t>
+      </w:r>
+      <w:r>
+        <w:rPr>
+          <w:rStyle w:val="HTMLCode"/>
+          <w:color w:val="1A1A1A"/>
+        </w:rPr>
+        <w:t>publisher/group/version</w:t>
+      </w:r>
+      <w:r>
+        <w:rPr>
+          <w:rFonts w:ascii="Calibri" w:eastAsia="Times New Roman" w:hAnsi="Calibri" w:cs="Calibri"/>
+          <w:color w:val="1A1A1A"/>
+          <w:sz w:val="22"/>
+          <w:szCs w:val="22"/>
+        </w:rPr>
+        <w:t xml:space="preserve">. For this API both publisher and group are </w:t>
+      </w:r>
+      <w:r>
+        <w:rPr>
+          <w:rStyle w:val="HTMLCode"/>
+          <w:color w:val="1A1A1A"/>
+        </w:rPr>
+        <w:t>regPortal</w:t>
+      </w:r>
+      <w:r>
+        <w:rPr>
+          <w:rFonts w:ascii="Calibri" w:eastAsia="Times New Roman" w:hAnsi="Calibri" w:cs="Calibri"/>
+          <w:color w:val="1A1A1A"/>
+          <w:sz w:val="22"/>
+          <w:szCs w:val="22"/>
+        </w:rPr>
+        <w:t xml:space="preserve">, giving </w:t>
+      </w:r>
+      <w:r>
+        <w:rPr>
+          <w:rStyle w:val="HTMLCode"/>
+          <w:color w:val="1A1A1A"/>
+        </w:rPr>
+        <w:t>/api/regPortal/regPortal/v2.0</w:t>
+      </w:r>
+      <w:r>
+        <w:rPr>
+          <w:rFonts w:ascii="Calibri" w:eastAsia="Times New Roman" w:hAnsi="Calibri" w:cs="Calibri"/>
+          <w:color w:val="1A1A1A"/>
+          <w:sz w:val="22"/>
+          <w:szCs w:val="22"/>
+        </w:rPr>
+        <w:t>. The base builder skips empty segments, so the shape stays fully configurable.</w:t>
+      </w:r>
+    </w:p>
+    <w:p>
+      <w:pPr>
+        <w:pStyle w:val="Heading1"/>
+        <w:rPr>
+          <w:rFonts w:ascii="Calibri" w:eastAsia="Times New Roman" w:hAnsi="Calibri" w:cs="Calibri"/>
+        </w:rPr>
+      </w:pPr>
+      <w:r>
+        <w:rPr>
+          <w:rFonts w:ascii="Calibri" w:eastAsia="Times New Roman" w:hAnsi="Calibri" w:cs="Calibri"/>
+        </w:rPr>
+        <w:t>5. Folder Structure</w:t>
+      </w:r>
+    </w:p>
+    <w:p>
+      <w:pPr>
+        <w:pStyle w:val="HTMLPreformatted"/>
+        <w:rPr>
+          <w:color w:val="1A1A1A"/>
+        </w:rPr>
+      </w:pPr>
+    </w:p>
+    <w:p>
+      <w:pPr>
+        <w:pStyle w:val="HTMLPreformatted"/>
+        <w:rPr>
+          <w:color w:val="1A1A1A"/>
+        </w:rPr>
+      </w:pPr>
+      <w:r>
+        <w:rPr>
+          <w:color w:val="1A1A1A"/>
+        </w:rPr>
+        <w:t>registration-api/</w:t>
+      </w:r>
+    </w:p>
+    <w:p>
+      <w:pPr>
+        <w:pStyle w:val="HTMLPreformatted"/>
+        <w:rPr>
+          <w:color w:val="1A1A1A"/>
+        </w:rPr>
+      </w:pPr>
+      <w:r>
+        <w:rPr>
+          <w:color w:val="1A1A1A"/>
+        </w:rPr>
+        <w:t>|-- server.js                     Express app: middleware, static files, routes, listen</w:t>
+      </w:r>
+    </w:p>
+    <w:p>
+      <w:pPr>
+        <w:pStyle w:val="HTMLPreformatted"/>
+        <w:rPr>
+          <w:color w:val="1A1A1A"/>
+        </w:rPr>
+      </w:pPr>
+      <w:r>
+        <w:rPr>
+          <w:color w:val="1A1A1A"/>
+        </w:rPr>
+        <w:t xml:space="preserve">|-- render.yaml             </w:t>
+      </w:r>
+      <w:r>
+        <w:rPr>
+          <w:color w:val="1A1A1A"/>
+        </w:rPr>
+        <w:t xml:space="preserve">      Render Blueprint (build/start + env var declarations)</w:t>
+      </w:r>
+    </w:p>
+    <w:p>
+      <w:pPr>
+        <w:pStyle w:val="HTMLPreformatted"/>
+        <w:rPr>
+          <w:color w:val="1A1A1A"/>
+        </w:rPr>
+      </w:pPr>
+      <w:r>
+        <w:rPr>
+          <w:color w:val="1A1A1A"/>
+        </w:rPr>
+        <w:t>|-- package.json                  Scripts (start / dev) + dependencies</w:t>
+      </w:r>
+    </w:p>
+    <w:p>
+      <w:pPr>
+        <w:pStyle w:val="HTMLPreformatted"/>
+        <w:rPr>
+          <w:color w:val="1A1A1A"/>
+        </w:rPr>
+      </w:pPr>
+      <w:r>
+        <w:rPr>
+          <w:color w:val="1A1A1A"/>
+        </w:rPr>
+        <w:t>|-- .env / .env.example           Secrets &amp; BC location (gitignored / template)</w:t>
+      </w:r>
+    </w:p>
+    <w:p>
+      <w:pPr>
+        <w:pStyle w:val="HTMLPreformatted"/>
+        <w:rPr>
+          <w:color w:val="1A1A1A"/>
+        </w:rPr>
+      </w:pPr>
+      <w:r>
+        <w:rPr>
+          <w:color w:val="1A1A1A"/>
+        </w:rPr>
+        <w:t>|</w:t>
+      </w:r>
+    </w:p>
+    <w:p>
+      <w:pPr>
+        <w:pStyle w:val="HTMLPreformatted"/>
+        <w:rPr>
+          <w:color w:val="1A1A1A"/>
+        </w:rPr>
+      </w:pPr>
+      <w:r>
+        <w:rPr>
+          <w:color w:val="1A1A1A"/>
+        </w:rPr>
+        <w:t>|-- config/index.js               Reads ALL env vars; builds config.bc.apiBase()</w:t>
+      </w:r>
+    </w:p>
+    <w:p>
+      <w:pPr>
+        <w:pStyle w:val="HTMLPreformatted"/>
+        <w:rPr>
+          <w:color w:val="1A1A1A"/>
+        </w:rPr>
+      </w:pPr>
+      <w:r>
+        <w:rPr>
+          <w:color w:val="1A1A1A"/>
+        </w:rPr>
+        <w:t>|-- middleware/rateLimit.js       In-memory per-IP limiter (10 req/min)</w:t>
+      </w:r>
+    </w:p>
+    <w:p>
+      <w:pPr>
+        <w:pStyle w:val="HTMLPreformatted"/>
+        <w:rPr>
+          <w:color w:val="1A1A1A"/>
+        </w:rPr>
+      </w:pPr>
+      <w:r>
+        <w:rPr>
+          <w:color w:val="1A1A1A"/>
+        </w:rPr>
+        <w:t>|-- middleware/errorHandler.js    404 + central error handler</w:t>
+      </w:r>
+    </w:p>
+    <w:p>
+      <w:pPr>
+        <w:pStyle w:val="HTMLPreformatted"/>
+        <w:rPr>
+          <w:color w:val="1A1A1A"/>
+        </w:rPr>
+      </w:pPr>
+      <w:r>
+        <w:rPr>
+          <w:color w:val="1A1A1A"/>
+        </w:rPr>
+        <w:t xml:space="preserve">|-- modules/bcClient.js           </w:t>
+      </w:r>
+      <w:r>
+        <w:rPr>
+          <w:color w:val="1A1A1A"/>
+        </w:rPr>
+        <w:t>BC service: token cache, submit (cust/vend), meta lists</w:t>
+      </w:r>
+    </w:p>
+    <w:p>
+      <w:pPr>
+        <w:pStyle w:val="HTMLPreformatted"/>
+        <w:rPr>
+          <w:color w:val="1A1A1A"/>
+        </w:rPr>
+      </w:pPr>
+      <w:r>
+        <w:rPr>
+          <w:color w:val="1A1A1A"/>
+        </w:rPr>
+        <w:t>|-- modules/registrationMapper.js Request-&gt;BC field mapping (incl. email), validation</w:t>
+      </w:r>
+    </w:p>
+    <w:p>
+      <w:pPr>
+        <w:pStyle w:val="HTMLPreformatted"/>
+        <w:rPr>
+          <w:color w:val="1A1A1A"/>
+        </w:rPr>
+      </w:pPr>
+      <w:r>
+        <w:rPr>
+          <w:color w:val="1A1A1A"/>
+        </w:rPr>
+        <w:t>|-- controllers/registrationController.js  create / getOne / submit / update</w:t>
+      </w:r>
+    </w:p>
+    <w:p>
+      <w:pPr>
+        <w:pStyle w:val="HTMLPreformatted"/>
+        <w:rPr>
+          <w:color w:val="1A1A1A"/>
+        </w:rPr>
+      </w:pPr>
+      <w:r>
+        <w:rPr>
+          <w:color w:val="1A1A1A"/>
+        </w:rPr>
+        <w:t>|-- routes/                       customer, vendor, registration, meta, index</w:t>
+      </w:r>
+    </w:p>
+    <w:p>
+      <w:pPr>
+        <w:pStyle w:val="HTMLPreformatted"/>
+        <w:rPr>
+          <w:color w:val="1A1A1A"/>
+        </w:rPr>
+      </w:pPr>
+      <w:r>
+        <w:rPr>
+          <w:color w:val="1A1A1A"/>
+        </w:rPr>
+        <w:t>|</w:t>
+      </w:r>
+    </w:p>
+    <w:p>
+      <w:pPr>
+        <w:pStyle w:val="HTMLPreformatted"/>
+        <w:rPr>
+          <w:color w:val="1A1A1A"/>
+        </w:rPr>
+      </w:pPr>
+      <w:r>
+        <w:rPr>
+          <w:color w:val="1A1A1A"/>
+        </w:rPr>
+        <w:t>|-- public/                       Static front-end (served no-cache)</w:t>
+      </w:r>
+    </w:p>
+    <w:p>
+      <w:pPr>
+        <w:pStyle w:val="HTMLPreformatted"/>
+        <w:rPr>
+          <w:color w:val="1A1A1A"/>
+        </w:rPr>
+      </w:pPr>
+      <w:r>
+        <w:rPr>
+          <w:color w:val="1A1A1A"/>
+        </w:rPr>
+        <w:t>|   |-- index.html                Landing page: choose Customer or Vendor</w:t>
+      </w:r>
+    </w:p>
+    <w:p>
+      <w:pPr>
+        <w:pStyle w:val="HTMLPreformatted"/>
+        <w:rPr>
+          <w:color w:val="1A1A1A"/>
+        </w:rPr>
+      </w:pPr>
+      <w:r>
+        <w:rPr>
+          <w:color w:val="1A1A1A"/>
+        </w:rPr>
+        <w:t xml:space="preserve">|   |-- customer.html             Customer form  </w:t>
+      </w:r>
+      <w:r>
+        <w:rPr>
+          <w:color w:val="1A1A1A"/>
+        </w:rPr>
+        <w:t>(SUBMIT_URL=/api/customer)</w:t>
+      </w:r>
+    </w:p>
+    <w:p>
+      <w:pPr>
+        <w:pStyle w:val="HTMLPreformatted"/>
+        <w:rPr>
+          <w:color w:val="1A1A1A"/>
+        </w:rPr>
+      </w:pPr>
+      <w:r>
+        <w:rPr>
+          <w:color w:val="1A1A1A"/>
+        </w:rPr>
+        <w:t>|   |-- vendor.html               Vendor form    (SUBMIT_URL=/api/vendor)</w:t>
+      </w:r>
+    </w:p>
+    <w:p>
+      <w:pPr>
+        <w:pStyle w:val="HTMLPreformatted"/>
+        <w:rPr>
+          <w:color w:val="1A1A1A"/>
+        </w:rPr>
+      </w:pPr>
+      <w:r>
+        <w:rPr>
+          <w:color w:val="1A1A1A"/>
+        </w:rPr>
+        <w:t>|   |-- register.html             BC-link edit form (opened via ?docNo=)</w:t>
+      </w:r>
+    </w:p>
+    <w:p>
+      <w:pPr>
+        <w:pStyle w:val="HTMLPreformatted"/>
+        <w:rPr>
+          <w:color w:val="1A1A1A"/>
+        </w:rPr>
+      </w:pPr>
+      <w:r>
+        <w:rPr>
+          <w:color w:val="1A1A1A"/>
+        </w:rPr>
+        <w:t>|   |-- form.js                   Collect, submit, edit-mode, attachments, reset-on-success</w:t>
+      </w:r>
+    </w:p>
+    <w:p>
+      <w:pPr>
+        <w:pStyle w:val="HTMLPreformatted"/>
+        <w:rPr>
+          <w:color w:val="1A1A1A"/>
+        </w:rPr>
+      </w:pPr>
+      <w:r>
+        <w:rPr>
+          <w:color w:val="1A1A1A"/>
+        </w:rPr>
+        <w:t>|   |-- wizard.js                 4-step wizard + reset-to-step-1 on success</w:t>
+      </w:r>
+    </w:p>
+    <w:p>
+      <w:pPr>
+        <w:pStyle w:val="HTMLPreformatted"/>
+        <w:rPr>
+          <w:color w:val="1A1A1A"/>
+        </w:rPr>
+      </w:pPr>
+      <w:r>
+        <w:rPr>
+          <w:color w:val="1A1A1A"/>
+        </w:rPr>
+        <w:t>|   |-- options.js                Static selects (country, currency, entity, category)</w:t>
+      </w:r>
+    </w:p>
+    <w:p>
+      <w:pPr>
+        <w:pStyle w:val="HTMLPreformatted"/>
+        <w:rPr>
+          <w:color w:val="1A1A1A"/>
+        </w:rPr>
+      </w:pPr>
+      <w:r>
+        <w:rPr>
+          <w:color w:val="1A1A1A"/>
+        </w:rPr>
+        <w:t>|   |-- form.css / styles.css     Styling</w:t>
+      </w:r>
+    </w:p>
+    <w:p>
+      <w:pPr>
+        <w:pStyle w:val="HTMLPreformatted"/>
+        <w:rPr>
+          <w:color w:val="1A1A1A"/>
+        </w:rPr>
+      </w:pPr>
+      <w:r>
+        <w:rPr>
+          <w:color w:val="1A1A1A"/>
+        </w:rPr>
+        <w:t>|</w:t>
+      </w:r>
+    </w:p>
+    <w:p>
+      <w:pPr>
+        <w:pStyle w:val="HTMLPreformatted"/>
+        <w:rPr>
+          <w:color w:val="1A1A1A"/>
+        </w:rPr>
+      </w:pPr>
+      <w:r>
+        <w:rPr>
+          <w:color w:val="1A1A1A"/>
+        </w:rPr>
+        <w:t xml:space="preserve">|-- postman/                      </w:t>
+      </w:r>
+      <w:r>
+        <w:rPr>
+          <w:color w:val="1A1A1A"/>
+        </w:rPr>
+        <w:t>Importable collection + environment</w:t>
+      </w:r>
+    </w:p>
+    <w:p>
+      <w:pPr>
+        <w:pStyle w:val="HTMLPreformatted"/>
+        <w:rPr>
+          <w:color w:val="1A1A1A"/>
+        </w:rPr>
+      </w:pPr>
+      <w:r>
+        <w:rPr>
+          <w:color w:val="1A1A1A"/>
+        </w:rPr>
+        <w:t>\-- docs/</w:t>
+      </w:r>
+    </w:p>
+    <w:p>
+      <w:pPr>
+        <w:pStyle w:val="HTMLPreformatted"/>
+        <w:rPr>
+          <w:color w:val="1A1A1A"/>
+        </w:rPr>
+      </w:pPr>
+      <w:r>
+        <w:rPr>
+          <w:color w:val="1A1A1A"/>
+        </w:rPr>
+        <w:t xml:space="preserve">    |-- PROJECT_OVERVIEW.md       Markdown overview</w:t>
+      </w:r>
+    </w:p>
+    <w:p>
+      <w:pPr>
+        <w:pStyle w:val="HTMLPreformatted"/>
+        <w:rPr>
+          <w:color w:val="1A1A1A"/>
+        </w:rPr>
+      </w:pPr>
+      <w:r>
+        <w:rPr>
+          <w:color w:val="1A1A1A"/>
+        </w:rPr>
+        <w:t xml:space="preserve">    \-- BC-VENDOR-SEED-FIX.md     BC developer note for the vendor seed issue</w:t>
+      </w:r>
+    </w:p>
+    <w:p>
+      <w:pPr>
+        <w:pStyle w:val="Heading1"/>
+        <w:rPr>
+          <w:rFonts w:ascii="Calibri" w:eastAsia="Times New Roman" w:hAnsi="Calibri" w:cs="Calibri"/>
+        </w:rPr>
+      </w:pPr>
+      <w:r>
+        <w:rPr>
+          <w:rFonts w:ascii="Calibri" w:eastAsia="Times New Roman" w:hAnsi="Calibri" w:cs="Calibri"/>
+        </w:rPr>
+        <w:t>6. Backend Modules</w:t>
+      </w:r>
+    </w:p>
+    <w:p>
+      <w:pPr>
+        <w:pStyle w:val="Heading3"/>
+        <w:rPr>
+          <w:rFonts w:ascii="Calibri" w:eastAsia="Times New Roman" w:hAnsi="Calibri" w:cs="Calibri"/>
+        </w:rPr>
+      </w:pPr>
+      <w:r>
+        <w:rPr>
+          <w:rFonts w:ascii="Calibri" w:eastAsia="Times New Roman" w:hAnsi="Calibri" w:cs="Calibri"/>
+        </w:rPr>
+        <w:t>config/index.js</w:t>
+      </w:r>
+    </w:p>
+    <w:p>
+      <w:pPr>
+        <w:pStyle w:val="NormalWeb"/>
+        <w:rPr>
+          <w:rFonts w:ascii="Calibri" w:hAnsi="Calibri" w:cs="Calibri"/>
+          <w:color w:val="1A1A1A"/>
+          <w:sz w:val="22"/>
+          <w:szCs w:val="22"/>
+        </w:rPr>
+      </w:pPr>
+      <w:r>
+        <w:rPr>
+          <w:rFonts w:ascii="Calibri" w:hAnsi="Calibri" w:cs="Calibri"/>
+          <w:color w:val="1A1A1A"/>
+          <w:sz w:val="22"/>
+          <w:szCs w:val="22"/>
+        </w:rPr>
+        <w:t xml:space="preserve">Single source of truth for env values; exposes </w:t>
+      </w:r>
+      <w:r>
+        <w:rPr>
+          <w:rStyle w:val="HTMLCode"/>
+          <w:color w:val="1A1A1A"/>
+        </w:rPr>
+        <w:t>config.bc.apiBase()</w:t>
+      </w:r>
+      <w:r>
+        <w:rPr>
+          <w:rFonts w:ascii="Calibri" w:hAnsi="Calibri" w:cs="Calibri"/>
+          <w:color w:val="1A1A1A"/>
+          <w:sz w:val="22"/>
+          <w:szCs w:val="22"/>
+        </w:rPr>
+        <w:t xml:space="preserve"> (skips empty publisher/group segments).</w:t>
+      </w:r>
+    </w:p>
+    <w:p>
+      <w:pPr>
+        <w:pStyle w:val="Heading3"/>
+        <w:rPr>
+          <w:rFonts w:ascii="Calibri" w:eastAsia="Times New Roman" w:hAnsi="Calibri" w:cs="Calibri"/>
+        </w:rPr>
+      </w:pPr>
+      <w:r>
+        <w:rPr>
+          <w:rFonts w:ascii="Calibri" w:eastAsia="Times New Roman" w:hAnsi="Calibri" w:cs="Calibri"/>
+        </w:rPr>
+        <w:t>modules/bcClient.js</w:t>
+      </w:r>
+    </w:p>
+    <w:p>
+      <w:pPr>
+        <w:numPr>
+          <w:ilvl w:val="0"/>
+          <w:numId w:val="3"/>
+        </w:numPr>
+        <w:spacing w:before="60" w:after="60"/>
+        <w:ind w:left="1080"/>
+        <w:rPr>
+          <w:rFonts w:ascii="Calibri" w:eastAsia="Times New Roman" w:hAnsi="Calibri" w:cs="Calibri"/>
+          <w:color w:val="1A1A1A"/>
+          <w:sz w:val="22"/>
+          <w:szCs w:val="22"/>
+        </w:rPr>
+      </w:pPr>
+      <w:r>
+        <w:rPr>
+          <w:rFonts w:ascii="Calibri" w:eastAsia="Times New Roman" w:hAnsi="Calibri" w:cs="Calibri"/>
+          <w:b/>
+          <w:bCs/>
+          <w:color w:val="1A1A1A"/>
+          <w:sz w:val="22"/>
+          <w:szCs w:val="22"/>
+        </w:rPr>
+        <w:t>getToken()</w:t>
+      </w:r>
+      <w:r>
+        <w:rPr>
+          <w:rFonts w:ascii="Calibri" w:eastAsia="Times New Roman" w:hAnsi="Calibri" w:cs="Calibri"/>
+          <w:color w:val="1A1A1A"/>
+          <w:sz w:val="22"/>
+          <w:szCs w:val="22"/>
+        </w:rPr>
+        <w:t xml:space="preserve"> — client-credentials OAuth token, cached until ~60 s before expiry.</w:t>
+      </w:r>
+    </w:p>
+    <w:p>
+      <w:pPr>
+        <w:numPr>
+          <w:ilvl w:val="0"/>
+          <w:numId w:val="3"/>
+        </w:numPr>
+        <w:spacing w:before="60" w:after="60"/>
+        <w:ind w:left="1080"/>
+        <w:rPr>
+          <w:rFonts w:ascii="Calibri" w:eastAsia="Times New Roman" w:hAnsi="Calibri" w:cs="Calibri"/>
+          <w:color w:val="1A1A1A"/>
+          <w:sz w:val="22"/>
+          <w:szCs w:val="22"/>
+        </w:rPr>
+      </w:pPr>
+      <w:r>
+        <w:rPr>
+          <w:rFonts w:ascii="Calibri" w:eastAsia="Times New Roman" w:hAnsi="Calibri" w:cs="Calibri"/>
+          <w:b/>
+          <w:bCs/>
+          <w:color w:val="1A1A1A"/>
+          <w:sz w:val="22"/>
+          <w:szCs w:val="22"/>
+        </w:rPr>
+        <w:t>submitRegistration(registration)</w:t>
+      </w:r>
+      <w:r>
+        <w:rPr>
+          <w:rFonts w:ascii="Calibri" w:eastAsia="Times New Roman" w:hAnsi="Calibri" w:cs="Calibri"/>
+          <w:color w:val="1A1A1A"/>
+          <w:sz w:val="22"/>
+          <w:szCs w:val="22"/>
+        </w:rPr>
+        <w:t xml:space="preserve"> — picks </w:t>
+      </w:r>
+      <w:r>
+        <w:rPr>
+          <w:rStyle w:val="HTMLCode"/>
+          <w:color w:val="1A1A1A"/>
+        </w:rPr>
+        <w:t>custRegIntake</w:t>
+      </w:r>
+      <w:r>
+        <w:rPr>
+          <w:rFonts w:ascii="Calibri" w:eastAsia="Times New Roman" w:hAnsi="Calibri" w:cs="Calibri"/>
+          <w:color w:val="1A1A1A"/>
+          <w:sz w:val="22"/>
+          <w:szCs w:val="22"/>
+        </w:rPr>
+        <w:t xml:space="preserve"> (Customer) or </w:t>
+      </w:r>
+      <w:r>
+        <w:rPr>
+          <w:rStyle w:val="HTMLCode"/>
+          <w:color w:val="1A1A1A"/>
+        </w:rPr>
+        <w:t>vendRegIntake</w:t>
+      </w:r>
+      <w:r>
+        <w:rPr>
+          <w:rFonts w:ascii="Calibri" w:eastAsia="Times New Roman" w:hAnsi="Calibri" w:cs="Calibri"/>
+          <w:color w:val="1A1A1A"/>
+          <w:sz w:val="22"/>
+          <w:szCs w:val="22"/>
+        </w:rPr>
+        <w:t xml:space="preserve"> </w:t>
+      </w:r>
+      <w:r>
+        <w:rPr>
+          <w:rFonts w:ascii="Calibri" w:eastAsia="Times New Roman" w:hAnsi="Calibri" w:cs="Calibri"/>
+          <w:color w:val="1A1A1A"/>
+          <w:sz w:val="22"/>
+          <w:szCs w:val="22"/>
+        </w:rPr>
+        <w:t xml:space="preserve">(Vendor), fetches a seed record key, and invokes the bound </w:t>
+      </w:r>
+      <w:r>
+        <w:rPr>
+          <w:rStyle w:val="HTMLCode"/>
+          <w:color w:val="1A1A1A"/>
+        </w:rPr>
+        <w:t>submit</w:t>
+      </w:r>
+      <w:r>
+        <w:rPr>
+          <w:rFonts w:ascii="Calibri" w:eastAsia="Times New Roman" w:hAnsi="Calibri" w:cs="Calibri"/>
+          <w:color w:val="1A1A1A"/>
+          <w:sz w:val="22"/>
+          <w:szCs w:val="22"/>
+        </w:rPr>
+        <w:t xml:space="preserve"> action with the registration JSON as the </w:t>
+      </w:r>
+      <w:r>
+        <w:rPr>
+          <w:rStyle w:val="HTMLCode"/>
+          <w:color w:val="1A1A1A"/>
+        </w:rPr>
+        <w:t>payload</w:t>
+      </w:r>
+      <w:r>
+        <w:rPr>
+          <w:rFonts w:ascii="Calibri" w:eastAsia="Times New Roman" w:hAnsi="Calibri" w:cs="Calibri"/>
+          <w:color w:val="1A1A1A"/>
+          <w:sz w:val="22"/>
+          <w:szCs w:val="22"/>
+        </w:rPr>
+        <w:t>.</w:t>
+      </w:r>
+    </w:p>
+    <w:p>
+      <w:pPr>
+        <w:numPr>
+          <w:ilvl w:val="0"/>
+          <w:numId w:val="3"/>
+        </w:numPr>
+        <w:spacing w:before="60" w:after="60"/>
+        <w:ind w:left="1080"/>
+        <w:rPr>
+          <w:rFonts w:ascii="Calibri" w:eastAsia="Times New Roman" w:hAnsi="Calibri" w:cs="Calibri"/>
+          <w:color w:val="1A1A1A"/>
+          <w:sz w:val="22"/>
+          <w:szCs w:val="22"/>
+        </w:rPr>
+      </w:pPr>
+      <w:r>
+        <w:rPr>
+          <w:rFonts w:ascii="Calibri" w:eastAsia="Times New Roman" w:hAnsi="Calibri" w:cs="Calibri"/>
+          <w:b/>
+          <w:bCs/>
+          <w:color w:val="1A1A1A"/>
+          <w:sz w:val="22"/>
+          <w:szCs w:val="22"/>
+        </w:rPr>
+        <w:t>listPostCodes / listPaymentMethods / listPaymentTerms / listCountriesRegions</w:t>
+      </w:r>
+      <w:r>
+        <w:rPr>
+          <w:rFonts w:ascii="Calibri" w:eastAsia="Times New Roman" w:hAnsi="Calibri" w:cs="Calibri"/>
+          <w:color w:val="1A1A1A"/>
+          <w:sz w:val="22"/>
+          <w:szCs w:val="22"/>
+        </w:rPr>
+        <w:t xml:space="preserve"> — reference data for the form dropdowns.</w:t>
+      </w:r>
+    </w:p>
+    <w:p>
+      <w:pPr>
+        <w:numPr>
+          <w:ilvl w:val="0"/>
+          <w:numId w:val="3"/>
+        </w:numPr>
+        <w:spacing w:before="60" w:after="60"/>
+        <w:ind w:left="1080"/>
+        <w:rPr>
+          <w:rFonts w:ascii="Calibri" w:eastAsia="Times New Roman" w:hAnsi="Calibri" w:cs="Calibri"/>
+          <w:color w:val="1A1A1A"/>
+          <w:sz w:val="22"/>
+          <w:szCs w:val="22"/>
+        </w:rPr>
+      </w:pPr>
+      <w:r>
+        <w:rPr>
+          <w:rFonts w:ascii="Calibri" w:eastAsia="Times New Roman" w:hAnsi="Calibri" w:cs="Calibri"/>
+          <w:b/>
+          <w:bCs/>
+          <w:color w:val="1A1A1A"/>
+          <w:sz w:val="22"/>
+          <w:szCs w:val="22"/>
+        </w:rPr>
+        <w:t>create / getById / update / invokeAction</w:t>
+      </w:r>
+      <w:r>
+        <w:rPr>
+          <w:rFonts w:ascii="Calibri" w:eastAsia="Times New Roman" w:hAnsi="Calibri" w:cs="Calibri"/>
+          <w:color w:val="1A1A1A"/>
+          <w:sz w:val="22"/>
+          <w:szCs w:val="22"/>
+        </w:rPr>
+        <w:t xml:space="preserve"> — generic OData helpers (used by the edit/BC-link flow).</w:t>
+      </w:r>
+    </w:p>
+    <w:p>
+      <w:pPr>
+        <w:pStyle w:val="Heading3"/>
+        <w:rPr>
+          <w:rFonts w:ascii="Calibri" w:eastAsia="Times New Roman" w:hAnsi="Calibri" w:cs="Calibri"/>
+        </w:rPr>
+      </w:pPr>
+      <w:r>
+        <w:rPr>
+          <w:rFonts w:ascii="Calibri" w:eastAsia="Times New Roman" w:hAnsi="Calibri" w:cs="Calibri"/>
+        </w:rPr>
+        <w:t>modules/registrationMapper.js</w:t>
+      </w:r>
+    </w:p>
+    <w:p>
+      <w:pPr>
+        <w:numPr>
+          <w:ilvl w:val="0"/>
+          <w:numId w:val="4"/>
+        </w:numPr>
+        <w:spacing w:before="60" w:after="60"/>
+        <w:ind w:left="1080"/>
+        <w:rPr>
+          <w:rFonts w:ascii="Calibri" w:eastAsia="Times New Roman" w:hAnsi="Calibri" w:cs="Calibri"/>
+          <w:color w:val="1A1A1A"/>
+          <w:sz w:val="22"/>
+          <w:szCs w:val="22"/>
+        </w:rPr>
+      </w:pPr>
+      <w:r>
+        <w:rPr>
+          <w:rFonts w:ascii="Calibri" w:eastAsia="Times New Roman" w:hAnsi="Calibri" w:cs="Calibri"/>
+          <w:color w:val="1A1A1A"/>
+          <w:sz w:val="22"/>
+          <w:szCs w:val="22"/>
+        </w:rPr>
+        <w:t>Accepts a nested (</w:t>
+      </w:r>
+      <w:r>
+        <w:rPr>
+          <w:rStyle w:val="HTMLCode"/>
+          <w:color w:val="1A1A1A"/>
+        </w:rPr>
+        <w:t>{ header, contactLines, bankLines }</w:t>
+      </w:r>
+      <w:r>
+        <w:rPr>
+          <w:rFonts w:ascii="Calibri" w:eastAsia="Times New Roman" w:hAnsi="Calibri" w:cs="Calibri"/>
+          <w:color w:val="1A1A1A"/>
+          <w:sz w:val="22"/>
+          <w:szCs w:val="22"/>
+        </w:rPr>
+        <w:t>) or flat body.</w:t>
+      </w:r>
+    </w:p>
+    <w:p>
+      <w:pPr>
+        <w:numPr>
+          <w:ilvl w:val="0"/>
+          <w:numId w:val="4"/>
+        </w:numPr>
+        <w:spacing w:before="60" w:after="60"/>
+        <w:ind w:left="1080"/>
+        <w:rPr>
+          <w:rFonts w:ascii="Calibri" w:eastAsia="Times New Roman" w:hAnsi="Calibri" w:cs="Calibri"/>
+          <w:color w:val="1A1A1A"/>
+          <w:sz w:val="22"/>
+          <w:szCs w:val="22"/>
+        </w:rPr>
+      </w:pPr>
+      <w:r>
+        <w:rPr>
+          <w:rFonts w:ascii="Calibri" w:eastAsia="Times New Roman" w:hAnsi="Calibri" w:cs="Calibri"/>
+          <w:b/>
+          <w:bCs/>
+          <w:color w:val="1A1A1A"/>
+          <w:sz w:val="22"/>
+          <w:szCs w:val="22"/>
+        </w:rPr>
+        <w:t>toIntakeHeader(header, partnerType)</w:t>
+      </w:r>
+      <w:r>
+        <w:rPr>
+          <w:rFonts w:ascii="Calibri" w:eastAsia="Times New Roman" w:hAnsi="Calibri" w:cs="Calibri"/>
+          <w:color w:val="1A1A1A"/>
+          <w:sz w:val="22"/>
+          <w:szCs w:val="22"/>
+        </w:rPr>
+        <w:t xml:space="preserve"> — copies the form's </w:t>
+      </w:r>
+      <w:r>
+        <w:rPr>
+          <w:rStyle w:val="HTMLCode"/>
+          <w:color w:val="1A1A1A"/>
+        </w:rPr>
+        <w:t>partnerEmail</w:t>
+      </w:r>
+      <w:r>
+        <w:rPr>
+          <w:rFonts w:ascii="Calibri" w:eastAsia="Times New Roman" w:hAnsi="Calibri" w:cs="Calibri"/>
+          <w:color w:val="1A1A1A"/>
+          <w:sz w:val="22"/>
+          <w:szCs w:val="22"/>
+        </w:rPr>
+        <w:t xml:space="preserve"> into </w:t>
+      </w:r>
+      <w:r>
+        <w:rPr>
+          <w:rStyle w:val="HTMLCode"/>
+          <w:color w:val="1A1A1A"/>
+        </w:rPr>
+        <w:t>customerEmail</w:t>
+      </w:r>
+      <w:r>
+        <w:rPr>
+          <w:rFonts w:ascii="Calibri" w:eastAsia="Times New Roman" w:hAnsi="Calibri" w:cs="Calibri"/>
+          <w:color w:val="1A1A1A"/>
+          <w:sz w:val="22"/>
+          <w:szCs w:val="22"/>
+        </w:rPr>
+        <w:t xml:space="preserve"> (Customer) or </w:t>
+      </w:r>
+      <w:r>
+        <w:rPr>
+          <w:rStyle w:val="HTMLCode"/>
+          <w:color w:val="1A1A1A"/>
+        </w:rPr>
+        <w:t>vendorEmail</w:t>
+      </w:r>
+      <w:r>
+        <w:rPr>
+          <w:rFonts w:ascii="Calibri" w:eastAsia="Times New Roman" w:hAnsi="Calibri" w:cs="Calibri"/>
+          <w:color w:val="1A1A1A"/>
+          <w:sz w:val="22"/>
+          <w:szCs w:val="22"/>
+        </w:rPr>
+        <w:t xml:space="preserve"> (Vendor), which the intake codeunit requires.</w:t>
+      </w:r>
+    </w:p>
+    <w:p>
+      <w:pPr>
+        <w:numPr>
+          <w:ilvl w:val="0"/>
+          <w:numId w:val="4"/>
+        </w:numPr>
+        <w:spacing w:before="60" w:after="60"/>
+        <w:ind w:left="1080"/>
+        <w:rPr>
+          <w:rFonts w:ascii="Calibri" w:eastAsia="Times New Roman" w:hAnsi="Calibri" w:cs="Calibri"/>
+          <w:color w:val="1A1A1A"/>
+          <w:sz w:val="22"/>
+          <w:szCs w:val="22"/>
+        </w:rPr>
+      </w:pPr>
+      <w:r>
+        <w:rPr>
+          <w:rStyle w:val="HTMLCode"/>
+          <w:color w:val="1A1A1A"/>
+        </w:rPr>
+        <w:t>validate()</w:t>
+      </w:r>
+      <w:r>
+        <w:rPr>
+          <w:rFonts w:ascii="Calibri" w:eastAsia="Times New Roman" w:hAnsi="Calibri" w:cs="Calibri"/>
+          <w:color w:val="1A1A1A"/>
+          <w:sz w:val="22"/>
+          <w:szCs w:val="22"/>
+        </w:rPr>
+        <w:t xml:space="preserve"> — trade name (≥2 chars), valid partner email, country/region code, valid contact emails.</w:t>
+      </w:r>
+    </w:p>
+    <w:p>
+      <w:pPr>
+        <w:pStyle w:val="Heading3"/>
+        <w:rPr>
+          <w:rFonts w:ascii="Calibri" w:eastAsia="Times New Roman" w:hAnsi="Calibri" w:cs="Calibri"/>
+        </w:rPr>
+      </w:pPr>
+      <w:r>
+        <w:rPr>
+          <w:rFonts w:ascii="Calibri" w:eastAsia="Times New Roman" w:hAnsi="Calibri" w:cs="Calibri"/>
+        </w:rPr>
+        <w:t>controllers/registrationController.js</w:t>
+      </w:r>
+    </w:p>
+    <w:p>
+      <w:pPr>
+        <w:pStyle w:val="NormalWeb"/>
+        <w:rPr>
+          <w:rFonts w:ascii="Calibri" w:hAnsi="Calibri" w:cs="Calibri"/>
+          <w:color w:val="1A1A1A"/>
+          <w:sz w:val="22"/>
+          <w:szCs w:val="22"/>
+        </w:rPr>
+      </w:pPr>
+      <w:r>
+        <w:rPr>
+          <w:rStyle w:val="HTMLCode"/>
+          <w:color w:val="1A1A1A"/>
+        </w:rPr>
+        <w:t>create</w:t>
+      </w:r>
+      <w:r>
+        <w:rPr>
+          <w:rFonts w:ascii="Calibri" w:hAnsi="Calibri" w:cs="Calibri"/>
+          <w:color w:val="1A1A1A"/>
+          <w:sz w:val="22"/>
+          <w:szCs w:val="22"/>
+        </w:rPr>
+        <w:t xml:space="preserve"> validates, maps the email, and submits via the intake codeunit. On failure it returns the real BC error; the missing-seed case (empty intake entity) returns a clear </w:t>
+      </w:r>
+      <w:r>
+        <w:rPr>
+          <w:rStyle w:val="HTMLCode"/>
+          <w:color w:val="1A1A1A"/>
+        </w:rPr>
+        <w:t>NO_SEED_RECORD</w:t>
+      </w:r>
+      <w:r>
+        <w:rPr>
+          <w:rFonts w:ascii="Calibri" w:hAnsi="Calibri" w:cs="Calibri"/>
+          <w:color w:val="1A1A1A"/>
+          <w:sz w:val="22"/>
+          <w:szCs w:val="22"/>
+        </w:rPr>
+        <w:t xml:space="preserve"> message instead of a misleading "not found".</w:t>
+      </w:r>
+    </w:p>
+    <w:p>
+      <w:pPr>
+        <w:pStyle w:val="Heading3"/>
+        <w:rPr>
+          <w:rFonts w:ascii="Calibri" w:eastAsia="Times New Roman" w:hAnsi="Calibri" w:cs="Calibri"/>
+        </w:rPr>
+      </w:pPr>
+      <w:r>
+        <w:rPr>
+          <w:rFonts w:ascii="Calibri" w:eastAsia="Times New Roman" w:hAnsi="Calibri" w:cs="Calibri"/>
+        </w:rPr>
+        <w:t>middleware</w:t>
+      </w:r>
+    </w:p>
+    <w:p>
+      <w:pPr>
+        <w:numPr>
+          <w:ilvl w:val="0"/>
+          <w:numId w:val="5"/>
+        </w:numPr>
+        <w:spacing w:before="60" w:after="60"/>
+        <w:ind w:left="1080"/>
+        <w:rPr>
+          <w:rFonts w:ascii="Calibri" w:eastAsia="Times New Roman" w:hAnsi="Calibri" w:cs="Calibri"/>
+          <w:color w:val="1A1A1A"/>
+          <w:sz w:val="22"/>
+          <w:szCs w:val="22"/>
+        </w:rPr>
+      </w:pPr>
+      <w:r>
+        <w:rPr>
+          <w:rFonts w:ascii="Calibri" w:eastAsia="Times New Roman" w:hAnsi="Calibri" w:cs="Calibri"/>
+          <w:b/>
+          <w:bCs/>
+          <w:color w:val="1A1A1A"/>
+          <w:sz w:val="22"/>
+          <w:szCs w:val="22"/>
+        </w:rPr>
+        <w:t>rateLimit.js</w:t>
+      </w:r>
+      <w:r>
+        <w:rPr>
+          <w:rFonts w:ascii="Calibri" w:eastAsia="Times New Roman" w:hAnsi="Calibri" w:cs="Calibri"/>
+          <w:color w:val="1A1A1A"/>
+          <w:sz w:val="22"/>
+          <w:szCs w:val="22"/>
+        </w:rPr>
+        <w:t xml:space="preserve"> </w:t>
+      </w:r>
+      <w:r>
+        <w:rPr>
+          <w:rFonts w:ascii="Calibri" w:eastAsia="Times New Roman" w:hAnsi="Calibri" w:cs="Calibri"/>
+          <w:color w:val="1A1A1A"/>
+          <w:sz w:val="22"/>
+          <w:szCs w:val="22"/>
+        </w:rPr>
+        <w:t xml:space="preserve">— 10 requests / 60 s per IP; returns </w:t>
+      </w:r>
+      <w:r>
+        <w:rPr>
+          <w:rStyle w:val="HTMLCode"/>
+          <w:color w:val="1A1A1A"/>
+        </w:rPr>
+        <w:t>429 RATE_LIMITED</w:t>
+      </w:r>
+      <w:r>
+        <w:rPr>
+          <w:rFonts w:ascii="Calibri" w:eastAsia="Times New Roman" w:hAnsi="Calibri" w:cs="Calibri"/>
+          <w:color w:val="1A1A1A"/>
+          <w:sz w:val="22"/>
+          <w:szCs w:val="22"/>
+        </w:rPr>
+        <w:t>.</w:t>
+      </w:r>
+    </w:p>
+    <w:p>
+      <w:pPr>
+        <w:numPr>
+          <w:ilvl w:val="0"/>
+          <w:numId w:val="5"/>
+        </w:numPr>
+        <w:spacing w:before="60" w:after="60"/>
+        <w:ind w:left="1080"/>
+        <w:rPr>
+          <w:rFonts w:ascii="Calibri" w:eastAsia="Times New Roman" w:hAnsi="Calibri" w:cs="Calibri"/>
+          <w:color w:val="1A1A1A"/>
+          <w:sz w:val="22"/>
+          <w:szCs w:val="22"/>
+        </w:rPr>
+      </w:pPr>
+      <w:r>
+        <w:rPr>
+          <w:rFonts w:ascii="Calibri" w:eastAsia="Times New Roman" w:hAnsi="Calibri" w:cs="Calibri"/>
+          <w:b/>
+          <w:bCs/>
+          <w:color w:val="1A1A1A"/>
+          <w:sz w:val="22"/>
+          <w:szCs w:val="22"/>
+        </w:rPr>
+        <w:t>errorHandler.js</w:t>
+      </w:r>
+      <w:r>
+        <w:rPr>
+          <w:rFonts w:ascii="Calibri" w:eastAsia="Times New Roman" w:hAnsi="Calibri" w:cs="Calibri"/>
+          <w:color w:val="1A1A1A"/>
+          <w:sz w:val="22"/>
+          <w:szCs w:val="22"/>
+        </w:rPr>
+        <w:t xml:space="preserve"> — </w:t>
+      </w:r>
+      <w:r>
+        <w:rPr>
+          <w:rStyle w:val="HTMLCode"/>
+          <w:color w:val="1A1A1A"/>
+        </w:rPr>
+        <w:t>notFound</w:t>
+      </w:r>
+      <w:r>
+        <w:rPr>
+          <w:rFonts w:ascii="Calibri" w:eastAsia="Times New Roman" w:hAnsi="Calibri" w:cs="Calibri"/>
+          <w:color w:val="1A1A1A"/>
+          <w:sz w:val="22"/>
+          <w:szCs w:val="22"/>
+        </w:rPr>
+        <w:t xml:space="preserve"> + catch-all </w:t>
+      </w:r>
+      <w:r>
+        <w:rPr>
+          <w:rStyle w:val="HTMLCode"/>
+          <w:color w:val="1A1A1A"/>
+        </w:rPr>
+        <w:t>500 INTERNAL_ERROR</w:t>
+      </w:r>
+      <w:r>
+        <w:rPr>
+          <w:rFonts w:ascii="Calibri" w:eastAsia="Times New Roman" w:hAnsi="Calibri" w:cs="Calibri"/>
+          <w:color w:val="1A1A1A"/>
+          <w:sz w:val="22"/>
+          <w:szCs w:val="22"/>
+        </w:rPr>
+        <w:t>.</w:t>
+      </w:r>
+    </w:p>
+    <w:p>
+      <w:pPr>
+        <w:pStyle w:val="Heading1"/>
+        <w:rPr>
+          <w:rFonts w:ascii="Calibri" w:eastAsia="Times New Roman" w:hAnsi="Calibri" w:cs="Calibri"/>
+        </w:rPr>
+      </w:pPr>
+      <w:r>
+        <w:rPr>
+          <w:rFonts w:ascii="Calibri" w:eastAsia="Times New Roman" w:hAnsi="Calibri" w:cs="Calibri"/>
+        </w:rPr>
+        <w:t>7. Backend API Reference (this service)</w:t>
+      </w:r>
+    </w:p>
+    <w:p>
+      <w:pPr>
+        <w:pStyle w:val="NormalWeb"/>
+        <w:rPr>
+          <w:rFonts w:ascii="Calibri" w:hAnsi="Calibri" w:cs="Calibri"/>
+          <w:color w:val="1A1A1A"/>
+          <w:sz w:val="22"/>
+          <w:szCs w:val="22"/>
+        </w:rPr>
+      </w:pPr>
+      <w:r>
+        <w:rPr>
+          <w:rFonts w:ascii="Calibri" w:hAnsi="Calibri" w:cs="Calibri"/>
+          <w:color w:val="1A1A1A"/>
+          <w:sz w:val="22"/>
+          <w:szCs w:val="22"/>
+        </w:rPr>
+        <w:t xml:space="preserve">Base path </w:t>
+      </w:r>
+      <w:r>
+        <w:rPr>
+          <w:rStyle w:val="HTMLCode"/>
+          <w:color w:val="1A1A1A"/>
+        </w:rPr>
+        <w:t>/api</w:t>
+      </w:r>
+      <w:r>
+        <w:rPr>
+          <w:rFonts w:ascii="Calibri" w:hAnsi="Calibri" w:cs="Calibri"/>
+          <w:color w:val="1A1A1A"/>
+          <w:sz w:val="22"/>
+          <w:szCs w:val="22"/>
+        </w:rPr>
+        <w:t xml:space="preserve">. Responses follow </w:t>
+      </w:r>
+      <w:r>
+        <w:rPr>
+          <w:rStyle w:val="HTMLCode"/>
+          <w:color w:val="1A1A1A"/>
+        </w:rPr>
+        <w:t>{ success, errorCode?, message?, … }</w:t>
+      </w:r>
+      <w:r>
+        <w:rPr>
+          <w:rFonts w:ascii="Calibri" w:hAnsi="Calibri" w:cs="Calibri"/>
+          <w:color w:val="1A1A1A"/>
+          <w:sz w:val="22"/>
+          <w:szCs w:val="22"/>
+        </w:rPr>
+        <w:t>. Public routes are rate-limited.</w:t>
+      </w:r>
+    </w:p>
+    <w:tbl>
+      <w:tblPr>
+        <w:tblW w:w="5000" w:type="pct"/>
+        <w:tblCellMar>
+          <w:top w:w="15" w:type="dxa"/>
+          <w:left w:w="15" w:type="dxa"/>
+          <w:bottom w:w="15" w:type="dxa"/>
+          <w:right w:w="15" w:type="dxa"/>
+        </w:tblCellMar>
+        <w:tblLook w:val="04A0" w:firstRow="1" w:lastRow="0" w:firstColumn="1" w:lastColumn="0" w:noHBand="0" w:noVBand="1"/>
+      </w:tblPr>
+      <w:tblGrid>
+        <w:gridCol w:w="1055"/>
+        <w:gridCol w:w="3390"/>
+        <w:gridCol w:w="4565"/>
       </w:tblGrid>
       <w:tr>
         <w:tc>
@@ -3619,7 +3790,7 @@
                 <w:sz w:val="20"/>
                 <w:szCs w:val="20"/>
               </w:rPr>
-              <w:t>Create a Customer registration</w:t>
+              <w:t>Create a Customer registration (custRegIntake)</w:t>
             </w:r>
           </w:p>
         </w:tc>
@@ -3735,7 +3906,7 @@
                 <w:sz w:val="20"/>
                 <w:szCs w:val="20"/>
               </w:rPr>
-              <w:t>Create a Vendor registration</w:t>
+              <w:t>Create a Vendor registration (vendRegIntake)</w:t>
             </w:r>
           </w:p>
         </w:tc>
@@ -3929,7 +4100,7 @@
                 <w:sz w:val="20"/>
                 <w:szCs w:val="20"/>
               </w:rPr>
-              <w:t>/api/customer/:regNo · /api/vendor/:regNo</w:t>
+              <w:t>/api/meta/postcodes?country=AE</w:t>
             </w:r>
           </w:p>
         </w:tc>
@@ -3967,7 +4138,7 @@
                 <w:sz w:val="20"/>
                 <w:szCs w:val="20"/>
               </w:rPr>
-              <w:t>Read one (edit-page prefill)</w:t>
+              <w:t>Post codes (1h cache)</w:t>
             </w:r>
           </w:p>
         </w:tc>
@@ -4007,7 +4178,7 @@
                 <w:sz w:val="20"/>
                 <w:szCs w:val="20"/>
               </w:rPr>
-              <w:t>PATCH</w:t>
+              <w:t>GET</w:t>
             </w:r>
           </w:p>
         </w:tc>
@@ -4045,7 +4216,7 @@
                 <w:sz w:val="20"/>
                 <w:szCs w:val="20"/>
               </w:rPr>
-              <w:t>/api/customer/:regNo · /api/vendor/:regNo</w:t>
+              <w:t>/api/meta/payment-methods</w:t>
             </w:r>
           </w:p>
         </w:tc>
@@ -4083,7 +4254,7 @@
                 <w:sz w:val="20"/>
                 <w:szCs w:val="20"/>
               </w:rPr>
-              <w:t>Partial header update</w:t>
+              <w:t>Payment methods (1h cache)</w:t>
             </w:r>
           </w:p>
         </w:tc>
@@ -4123,7 +4294,7 @@
                 <w:sz w:val="20"/>
                 <w:szCs w:val="20"/>
               </w:rPr>
-              <w:t>POST</w:t>
+              <w:t>GET</w:t>
             </w:r>
           </w:p>
         </w:tc>
@@ -4161,7 +4332,7 @@
                 <w:sz w:val="20"/>
                 <w:szCs w:val="20"/>
               </w:rPr>
-              <w:t>/api/{type}/:docNo/submit</w:t>
+              <w:t>/api/meta/payment-terms</w:t>
             </w:r>
           </w:p>
         </w:tc>
@@ -4199,7 +4370,7 @@
                 <w:sz w:val="20"/>
                 <w:szCs w:val="20"/>
               </w:rPr>
-              <w:t>Invoke BC updateRegistration (BC-link flow)</w:t>
+              <w:t>Payment terms (1h cache)</w:t>
             </w:r>
           </w:p>
         </w:tc>
@@ -4277,7 +4448,7 @@
                 <w:sz w:val="20"/>
                 <w:szCs w:val="20"/>
               </w:rPr>
-              <w:t>/api/meta/postcodes?country=AE</w:t>
+              <w:t>/api/meta/countries</w:t>
             </w:r>
           </w:p>
         </w:tc>
@@ -4315,7 +4486,7 @@
                 <w:sz w:val="20"/>
                 <w:szCs w:val="20"/>
               </w:rPr>
-              <w:t>Post codes for the dropdown (1h cache)</w:t>
+              <w:t>Countries / regions (1h cache)</w:t>
             </w:r>
           </w:p>
         </w:tc>
@@ -4393,122 +4564,6 @@
                 <w:sz w:val="20"/>
                 <w:szCs w:val="20"/>
               </w:rPr>
-              <w:t>/api/meta/payment-methods · /api/meta/payment-terms</w:t>
-            </w:r>
-          </w:p>
-        </w:tc>
-        <w:tc>
-          <w:tcPr>
-            <w:tcW w:w="0" w:type="auto"/>
-            <w:tcBorders>
-              <w:top w:val="single" w:sz="6" w:space="0" w:color="B9BDD6"/>
-              <w:left w:val="single" w:sz="6" w:space="0" w:color="B9BDD6"/>
-              <w:bottom w:val="single" w:sz="6" w:space="0" w:color="B9BDD6"/>
-              <w:right w:val="single" w:sz="6" w:space="0" w:color="B9BDD6"/>
-            </w:tcBorders>
-            <w:tcMar>
-              <w:top w:w="100" w:type="dxa"/>
-              <w:left w:w="140" w:type="dxa"/>
-              <w:bottom w:w="100" w:type="dxa"/>
-              <w:right w:w="140" w:type="dxa"/>
-            </w:tcMar>
-            <w:hideMark/>
-          </w:tcPr>
-          <w:p>
-            <w:pPr>
-              <w:spacing w:before="160" w:after="160"/>
-              <w:rPr>
-                <w:rFonts w:ascii="Calibri" w:eastAsia="Times New Roman" w:hAnsi="Calibri" w:cs="Calibri"/>
-                <w:color w:val="1A1A1A"/>
-                <w:sz w:val="20"/>
-                <w:szCs w:val="20"/>
-              </w:rPr>
-            </w:pPr>
-            <w:r>
-              <w:rPr>
-                <w:rFonts w:ascii="Calibri" w:eastAsia="Times New Roman" w:hAnsi="Calibri" w:cs="Calibri"/>
-                <w:color w:val="1A1A1A"/>
-                <w:sz w:val="20"/>
-                <w:szCs w:val="20"/>
-              </w:rPr>
-              <w:t>Reference lists (1h cache)</w:t>
-            </w:r>
-          </w:p>
-        </w:tc>
-      </w:tr>
-      <w:tr>
-        <w:tc>
-          <w:tcPr>
-            <w:tcW w:w="0" w:type="auto"/>
-            <w:tcBorders>
-              <w:top w:val="single" w:sz="6" w:space="0" w:color="B9BDD6"/>
-              <w:left w:val="single" w:sz="6" w:space="0" w:color="B9BDD6"/>
-              <w:bottom w:val="single" w:sz="6" w:space="0" w:color="B9BDD6"/>
-              <w:right w:val="single" w:sz="6" w:space="0" w:color="B9BDD6"/>
-            </w:tcBorders>
-            <w:tcMar>
-              <w:top w:w="100" w:type="dxa"/>
-              <w:left w:w="140" w:type="dxa"/>
-              <w:bottom w:w="100" w:type="dxa"/>
-              <w:right w:w="140" w:type="dxa"/>
-            </w:tcMar>
-            <w:hideMark/>
-          </w:tcPr>
-          <w:p>
-            <w:pPr>
-              <w:spacing w:before="160" w:after="160"/>
-              <w:rPr>
-                <w:rFonts w:ascii="Calibri" w:eastAsia="Times New Roman" w:hAnsi="Calibri" w:cs="Calibri"/>
-                <w:color w:val="1A1A1A"/>
-                <w:sz w:val="20"/>
-                <w:szCs w:val="20"/>
-              </w:rPr>
-            </w:pPr>
-            <w:r>
-              <w:rPr>
-                <w:rFonts w:ascii="Calibri" w:eastAsia="Times New Roman" w:hAnsi="Calibri" w:cs="Calibri"/>
-                <w:color w:val="1A1A1A"/>
-                <w:sz w:val="20"/>
-                <w:szCs w:val="20"/>
-              </w:rPr>
-              <w:t>GET</w:t>
-            </w:r>
-          </w:p>
-        </w:tc>
-        <w:tc>
-          <w:tcPr>
-            <w:tcW w:w="0" w:type="auto"/>
-            <w:tcBorders>
-              <w:top w:val="single" w:sz="6" w:space="0" w:color="B9BDD6"/>
-              <w:left w:val="single" w:sz="6" w:space="0" w:color="B9BDD6"/>
-              <w:bottom w:val="single" w:sz="6" w:space="0" w:color="B9BDD6"/>
-              <w:right w:val="single" w:sz="6" w:space="0" w:color="B9BDD6"/>
-            </w:tcBorders>
-            <w:tcMar>
-              <w:top w:w="100" w:type="dxa"/>
-              <w:left w:w="140" w:type="dxa"/>
-              <w:bottom w:w="100" w:type="dxa"/>
-              <w:right w:w="140" w:type="dxa"/>
-            </w:tcMar>
-            <w:hideMark/>
-          </w:tcPr>
-          <w:p>
-            <w:pPr>
-              <w:spacing w:before="160" w:after="160"/>
-              <w:rPr>
-                <w:rFonts w:ascii="Calibri" w:eastAsia="Times New Roman" w:hAnsi="Calibri" w:cs="Calibri"/>
-                <w:color w:val="1A1A1A"/>
-                <w:sz w:val="20"/>
-                <w:szCs w:val="20"/>
-              </w:rPr>
-            </w:pPr>
-            <w:r>
-              <w:rPr>
-                <w:rFonts w:ascii="Calibri" w:eastAsia="Times New Roman" w:hAnsi="Calibri" w:cs="Calibri"/>
-                <w:color w:val="1A1A1A"/>
-                <w:sz w:val="20"/>
-                <w:szCs w:val="20"/>
-              </w:rPr>
               <w:t>/health</w:t>
             </w:r>
           </w:p>
@@ -4547,7 +4602,7 @@
                 <w:sz w:val="20"/>
                 <w:szCs w:val="20"/>
               </w:rPr>
-              <w:t>Liveness check → { ok: true }</w:t>
+              <w:t>Liveness check -&gt; { ok: true }</w:t>
             </w:r>
           </w:p>
         </w:tc>
@@ -4555,6 +4610,678 @@
     </w:tbl>
     <w:p>
       <w:pPr>
+        <w:pStyle w:val="Heading3"/>
+        <w:rPr>
+          <w:rFonts w:ascii="Calibri" w:eastAsia="Times New Roman" w:hAnsi="Calibri" w:cs="Calibri"/>
+        </w:rPr>
+      </w:pPr>
+      <w:r>
+        <w:rPr>
+          <w:rFonts w:ascii="Calibri" w:eastAsia="Times New Roman" w:hAnsi="Calibri" w:cs="Calibri"/>
+        </w:rPr>
+        <w:t>Example: create request body (browser sends partnerEmail)</w:t>
+      </w:r>
+    </w:p>
+    <w:p>
+      <w:pPr>
+        <w:pStyle w:val="HTMLPreformatted"/>
+        <w:rPr>
+          <w:color w:val="1A1A1A"/>
+        </w:rPr>
+      </w:pPr>
+      <w:r>
+        <w:rPr>
+          <w:color w:val="1A1A1A"/>
+        </w:rPr>
+        <w:t>{</w:t>
+      </w:r>
+    </w:p>
+    <w:p>
+      <w:pPr>
+        <w:pStyle w:val="HTMLPreformatted"/>
+        <w:rPr>
+          <w:color w:val="1A1A1A"/>
+        </w:rPr>
+      </w:pPr>
+      <w:r>
+        <w:rPr>
+          <w:color w:val="1A1A1A"/>
+        </w:rPr>
+        <w:t xml:space="preserve">  "header": {</w:t>
+      </w:r>
+    </w:p>
+    <w:p>
+      <w:pPr>
+        <w:pStyle w:val="HTMLPreformatted"/>
+        <w:rPr>
+          <w:color w:val="1A1A1A"/>
+        </w:rPr>
+      </w:pPr>
+      <w:r>
+        <w:rPr>
+          <w:color w:val="1A1A1A"/>
+        </w:rPr>
+        <w:t xml:space="preserve">    "tradeName": "Acme Trading LLC",</w:t>
+      </w:r>
+    </w:p>
+    <w:p>
+      <w:pPr>
+        <w:pStyle w:val="HTMLPreformatted"/>
+        <w:rPr>
+          <w:color w:val="1A1A1A"/>
+        </w:rPr>
+      </w:pPr>
+      <w:r>
+        <w:rPr>
+          <w:color w:val="1A1A1A"/>
+        </w:rPr>
+        <w:t xml:space="preserve">    "partnerEmail": "info@acme.example",</w:t>
+      </w:r>
+    </w:p>
+    <w:p>
+      <w:pPr>
+        <w:pStyle w:val="HTMLPreformatted"/>
+        <w:rPr>
+          <w:color w:val="1A1A1A"/>
+        </w:rPr>
+      </w:pPr>
+      <w:r>
+        <w:rPr>
+          <w:color w:val="1A1A1A"/>
+        </w:rPr>
+        <w:t xml:space="preserve">    "countryRegionCode": "AE",</w:t>
+      </w:r>
+    </w:p>
+    <w:p>
+      <w:pPr>
+        <w:pStyle w:val="HTMLPreformatted"/>
+        <w:rPr>
+          <w:color w:val="1A1A1A"/>
+        </w:rPr>
+      </w:pPr>
+      <w:r>
+        <w:rPr>
+          <w:color w:val="1A1A1A"/>
+        </w:rPr>
+        <w:t xml:space="preserve">    "currencyCode": "AED", "city": "Dubai"</w:t>
+      </w:r>
+    </w:p>
+    <w:p>
+      <w:pPr>
+        <w:pStyle w:val="HTMLPreformatted"/>
+        <w:rPr>
+          <w:color w:val="1A1A1A"/>
+        </w:rPr>
+      </w:pPr>
+      <w:r>
+        <w:rPr>
+          <w:color w:val="1A1A1A"/>
+        </w:rPr>
+        <w:t xml:space="preserve">  },</w:t>
+      </w:r>
+    </w:p>
+    <w:p>
+      <w:pPr>
+        <w:pStyle w:val="HTMLPreformatted"/>
+        <w:rPr>
+          <w:color w:val="1A1A1A"/>
+        </w:rPr>
+      </w:pPr>
+      <w:r>
+        <w:rPr>
+          <w:color w:val="1A1A1A"/>
+        </w:rPr>
+        <w:t xml:space="preserve">  "contactLines": [ { "fullName": "Sara Ali", "emailAddress": "sara@acme.example" } ],</w:t>
+      </w:r>
+    </w:p>
+    <w:p>
+      <w:pPr>
+        <w:pStyle w:val="HTMLPreformatted"/>
+        <w:rPr>
+          <w:color w:val="1A1A1A"/>
+        </w:rPr>
+      </w:pPr>
+      <w:r>
+        <w:rPr>
+          <w:color w:val="1A1A1A"/>
+        </w:rPr>
+        <w:t xml:space="preserve">  "bankLines":    [ { "name": "Emirates NBD", "iban": "AE00...", "isPrimary": true } ],</w:t>
+      </w:r>
+    </w:p>
+    <w:p>
+      <w:pPr>
+        <w:pStyle w:val="HTMLPreformatted"/>
+        <w:rPr>
+          <w:color w:val="1A1A1A"/>
+        </w:rPr>
+      </w:pPr>
+      <w:r>
+        <w:rPr>
+          <w:color w:val="1A1A1A"/>
+        </w:rPr>
+        <w:t xml:space="preserve">  "attachments":  [ { "fileName": "trade-license.pdf", "base64": "JVBERi0..." } ]</w:t>
+      </w:r>
+    </w:p>
+    <w:p>
+      <w:pPr>
+        <w:pStyle w:val="HTMLPreformatted"/>
+        <w:rPr>
+          <w:color w:val="1A1A1A"/>
+        </w:rPr>
+      </w:pPr>
+      <w:r>
+        <w:rPr>
+          <w:color w:val="1A1A1A"/>
+        </w:rPr>
+        <w:t>}</w:t>
+      </w:r>
+    </w:p>
+    <w:p>
+      <w:pPr>
+        <w:pStyle w:val="NormalWeb"/>
+        <w:rPr>
+          <w:rFonts w:ascii="Calibri" w:hAnsi="Calibri" w:cs="Calibri"/>
+          <w:color w:val="1A1A1A"/>
+          <w:sz w:val="22"/>
+          <w:szCs w:val="22"/>
+        </w:rPr>
+      </w:pPr>
+      <w:r>
+        <w:rPr>
+          <w:rFonts w:ascii="Calibri" w:hAnsi="Calibri" w:cs="Calibri"/>
+          <w:color w:val="1A1A1A"/>
+          <w:sz w:val="22"/>
+          <w:szCs w:val="22"/>
+        </w:rPr>
+        <w:t xml:space="preserve">The backend copies </w:t>
+      </w:r>
+      <w:r>
+        <w:rPr>
+          <w:rStyle w:val="HTMLCode"/>
+          <w:color w:val="1A1A1A"/>
+        </w:rPr>
+        <w:t>partnerEmail</w:t>
+      </w:r>
+      <w:r>
+        <w:rPr>
+          <w:rFonts w:ascii="Calibri" w:hAnsi="Calibri" w:cs="Calibri"/>
+          <w:color w:val="1A1A1A"/>
+          <w:sz w:val="22"/>
+          <w:szCs w:val="22"/>
+        </w:rPr>
+        <w:t xml:space="preserve"> to </w:t>
+      </w:r>
+      <w:r>
+        <w:rPr>
+          <w:rStyle w:val="HTMLCode"/>
+          <w:color w:val="1A1A1A"/>
+        </w:rPr>
+        <w:t>customerEmail</w:t>
+      </w:r>
+      <w:r>
+        <w:rPr>
+          <w:rFonts w:ascii="Calibri" w:hAnsi="Calibri" w:cs="Calibri"/>
+          <w:color w:val="1A1A1A"/>
+          <w:sz w:val="22"/>
+          <w:szCs w:val="22"/>
+        </w:rPr>
+        <w:t xml:space="preserve"> / </w:t>
+      </w:r>
+      <w:r>
+        <w:rPr>
+          <w:rStyle w:val="HTMLCode"/>
+          <w:color w:val="1A1A1A"/>
+        </w:rPr>
+        <w:t>vendorEmail</w:t>
+      </w:r>
+      <w:r>
+        <w:rPr>
+          <w:rFonts w:ascii="Calibri" w:hAnsi="Calibri" w:cs="Calibri"/>
+          <w:color w:val="1A1A1A"/>
+          <w:sz w:val="22"/>
+          <w:szCs w:val="22"/>
+        </w:rPr>
+        <w:t xml:space="preserve"> before sending to BC.</w:t>
+      </w:r>
+    </w:p>
+    <w:p>
+      <w:pPr>
+        <w:pStyle w:val="Heading3"/>
+        <w:rPr>
+          <w:rFonts w:ascii="Calibri" w:eastAsia="Times New Roman" w:hAnsi="Calibri" w:cs="Calibri"/>
+        </w:rPr>
+      </w:pPr>
+      <w:r>
+        <w:rPr>
+          <w:rFonts w:ascii="Calibri" w:eastAsia="Times New Roman" w:hAnsi="Calibri" w:cs="Calibri"/>
+        </w:rPr>
+        <w:t>Example: success response</w:t>
+      </w:r>
+    </w:p>
+    <w:p>
+      <w:pPr>
+        <w:pStyle w:val="HTMLPreformatted"/>
+        <w:rPr>
+          <w:color w:val="1A1A1A"/>
+        </w:rPr>
+      </w:pPr>
+      <w:r>
+        <w:rPr>
+          <w:color w:val="1A1A1A"/>
+        </w:rPr>
+        <w:t>{ "success": true, "regNo": "PRG-000018", "status": "Draft",</w:t>
+      </w:r>
+    </w:p>
+    <w:p>
+      <w:pPr>
+        <w:pStyle w:val="HTMLPreformatted"/>
+        <w:rPr>
+          <w:color w:val="1A1A1A"/>
+        </w:rPr>
+      </w:pPr>
+      <w:r>
+        <w:rPr>
+          <w:color w:val="1A1A1A"/>
+        </w:rPr>
+        <w:t xml:space="preserve">  "message": "Customer registration received. You will hear from us shortly.",</w:t>
+      </w:r>
+    </w:p>
+    <w:p>
+      <w:pPr>
+        <w:pStyle w:val="HTMLPreformatted"/>
+        <w:rPr>
+          <w:color w:val="1A1A1A"/>
+        </w:rPr>
+      </w:pPr>
+      <w:r>
+        <w:rPr>
+          <w:color w:val="1A1A1A"/>
+        </w:rPr>
+        <w:t xml:space="preserve">  </w:t>
+      </w:r>
+      <w:r>
+        <w:rPr>
+          <w:color w:val="1A1A1A"/>
+        </w:rPr>
+        <w:t>"attachmentsSaved": 0, "attachmentsSkipped": [] }</w:t>
+      </w:r>
+    </w:p>
+    <w:p>
+      <w:pPr>
+        <w:pStyle w:val="Heading1"/>
+        <w:rPr>
+          <w:rFonts w:ascii="Calibri" w:eastAsia="Times New Roman" w:hAnsi="Calibri" w:cs="Calibri"/>
+        </w:rPr>
+      </w:pPr>
+      <w:r>
+        <w:rPr>
+          <w:rFonts w:ascii="Calibri" w:eastAsia="Times New Roman" w:hAnsi="Calibri" w:cs="Calibri"/>
+        </w:rPr>
+        <w:t>8. Front-End Behaviour</w:t>
+      </w:r>
+    </w:p>
+    <w:p>
+      <w:pPr>
+        <w:numPr>
+          <w:ilvl w:val="0"/>
+          <w:numId w:val="6"/>
+        </w:numPr>
+        <w:spacing w:before="60" w:after="60"/>
+        <w:ind w:left="1080"/>
+        <w:rPr>
+          <w:rFonts w:ascii="Calibri" w:eastAsia="Times New Roman" w:hAnsi="Calibri" w:cs="Calibri"/>
+          <w:color w:val="1A1A1A"/>
+          <w:sz w:val="22"/>
+          <w:szCs w:val="22"/>
+        </w:rPr>
+      </w:pPr>
+      <w:r>
+        <w:rPr>
+          <w:rFonts w:ascii="Calibri" w:eastAsia="Times New Roman" w:hAnsi="Calibri" w:cs="Calibri"/>
+          <w:b/>
+          <w:bCs/>
+          <w:color w:val="1A1A1A"/>
+          <w:sz w:val="22"/>
+          <w:szCs w:val="22"/>
+        </w:rPr>
+        <w:t>options.js</w:t>
+      </w:r>
+      <w:r>
+        <w:rPr>
+          <w:rFonts w:ascii="Calibri" w:eastAsia="Times New Roman" w:hAnsi="Calibri" w:cs="Calibri"/>
+          <w:color w:val="1A1A1A"/>
+          <w:sz w:val="22"/>
+          <w:szCs w:val="22"/>
+        </w:rPr>
+        <w:t xml:space="preserve"> fills static dropdowns (country, currency, entity type, category). Post codes, payment methods/terms load live from </w:t>
+      </w:r>
+      <w:r>
+        <w:rPr>
+          <w:rStyle w:val="HTMLCode"/>
+          <w:color w:val="1A1A1A"/>
+        </w:rPr>
+        <w:t>/api/meta/*</w:t>
+      </w:r>
+      <w:r>
+        <w:rPr>
+          <w:rFonts w:ascii="Calibri" w:eastAsia="Times New Roman" w:hAnsi="Calibri" w:cs="Calibri"/>
+          <w:color w:val="1A1A1A"/>
+          <w:sz w:val="22"/>
+          <w:szCs w:val="22"/>
+        </w:rPr>
+        <w:t>.</w:t>
+      </w:r>
+    </w:p>
+    <w:p>
+      <w:pPr>
+        <w:numPr>
+          <w:ilvl w:val="0"/>
+          <w:numId w:val="6"/>
+        </w:numPr>
+        <w:spacing w:before="60" w:after="60"/>
+        <w:ind w:left="1080"/>
+        <w:rPr>
+          <w:rFonts w:ascii="Calibri" w:eastAsia="Times New Roman" w:hAnsi="Calibri" w:cs="Calibri"/>
+          <w:color w:val="1A1A1A"/>
+          <w:sz w:val="22"/>
+          <w:szCs w:val="22"/>
+        </w:rPr>
+      </w:pPr>
+      <w:r>
+        <w:rPr>
+          <w:rFonts w:ascii="Calibri" w:eastAsia="Times New Roman" w:hAnsi="Calibri" w:cs="Calibri"/>
+          <w:b/>
+          <w:bCs/>
+          <w:color w:val="1A1A1A"/>
+          <w:sz w:val="22"/>
+          <w:szCs w:val="22"/>
+        </w:rPr>
+        <w:t>wizard.js</w:t>
+      </w:r>
+      <w:r>
+        <w:rPr>
+          <w:rFonts w:ascii="Calibri" w:eastAsia="Times New Roman" w:hAnsi="Calibri" w:cs="Calibri"/>
+          <w:color w:val="1A1A1A"/>
+          <w:sz w:val="22"/>
+          <w:szCs w:val="22"/>
+        </w:rPr>
+        <w:t xml:space="preserve"> turns the form into a 4-step wizard (Company Details, Contacts, Bank Accounts, Attachments) with a clickable stepper and per-step required-field validation. All fields stay in the DOM so one submit sends everything.</w:t>
+      </w:r>
+    </w:p>
+    <w:p>
+      <w:pPr>
+        <w:numPr>
+          <w:ilvl w:val="0"/>
+          <w:numId w:val="6"/>
+        </w:numPr>
+        <w:spacing w:before="60" w:after="60"/>
+        <w:ind w:left="1080"/>
+        <w:rPr>
+          <w:rFonts w:ascii="Calibri" w:eastAsia="Times New Roman" w:hAnsi="Calibri" w:cs="Calibri"/>
+          <w:color w:val="1A1A1A"/>
+          <w:sz w:val="22"/>
+          <w:szCs w:val="22"/>
+        </w:rPr>
+      </w:pPr>
+      <w:r>
+        <w:rPr>
+          <w:rFonts w:ascii="Calibri" w:eastAsia="Times New Roman" w:hAnsi="Calibri" w:cs="Calibri"/>
+          <w:b/>
+          <w:bCs/>
+          <w:color w:val="1A1A1A"/>
+          <w:sz w:val="22"/>
+          <w:szCs w:val="22"/>
+        </w:rPr>
+        <w:t>form.js</w:t>
+      </w:r>
+      <w:r>
+        <w:rPr>
+          <w:rFonts w:ascii="Calibri" w:eastAsia="Times New Roman" w:hAnsi="Calibri" w:cs="Calibri"/>
+          <w:color w:val="1A1A1A"/>
+          <w:sz w:val="22"/>
+          <w:szCs w:val="22"/>
+        </w:rPr>
+        <w:t xml:space="preserve"> </w:t>
+      </w:r>
+      <w:r>
+        <w:rPr>
+          <w:rFonts w:ascii="Calibri" w:eastAsia="Times New Roman" w:hAnsi="Calibri" w:cs="Calibri"/>
+          <w:color w:val="1A1A1A"/>
+          <w:sz w:val="22"/>
+          <w:szCs w:val="22"/>
+        </w:rPr>
+        <w:t>— create mode collects header + lines + attachments (files as base64, max 5 MB each) and POSTs the nested body; edit mode (</w:t>
+      </w:r>
+      <w:r>
+        <w:rPr>
+          <w:rStyle w:val="HTMLCode"/>
+          <w:color w:val="1A1A1A"/>
+        </w:rPr>
+        <w:t>?regNo=</w:t>
+      </w:r>
+      <w:r>
+        <w:rPr>
+          <w:rFonts w:ascii="Calibri" w:eastAsia="Times New Roman" w:hAnsi="Calibri" w:cs="Calibri"/>
+          <w:color w:val="1A1A1A"/>
+          <w:sz w:val="22"/>
+          <w:szCs w:val="22"/>
+        </w:rPr>
+        <w:t>/</w:t>
+      </w:r>
+      <w:r>
+        <w:rPr>
+          <w:rStyle w:val="HTMLCode"/>
+          <w:color w:val="1A1A1A"/>
+        </w:rPr>
+        <w:t>?docNo=</w:t>
+      </w:r>
+      <w:r>
+        <w:rPr>
+          <w:rFonts w:ascii="Calibri" w:eastAsia="Times New Roman" w:hAnsi="Calibri" w:cs="Calibri"/>
+          <w:color w:val="1A1A1A"/>
+          <w:sz w:val="22"/>
+          <w:szCs w:val="22"/>
+        </w:rPr>
+        <w:t>) loads and PATCHes.</w:t>
+      </w:r>
+    </w:p>
+    <w:p>
+      <w:pPr>
+        <w:numPr>
+          <w:ilvl w:val="0"/>
+          <w:numId w:val="6"/>
+        </w:numPr>
+        <w:spacing w:before="60" w:after="60"/>
+        <w:ind w:left="1080"/>
+        <w:rPr>
+          <w:rFonts w:ascii="Calibri" w:eastAsia="Times New Roman" w:hAnsi="Calibri" w:cs="Calibri"/>
+          <w:color w:val="1A1A1A"/>
+          <w:sz w:val="22"/>
+          <w:szCs w:val="22"/>
+        </w:rPr>
+      </w:pPr>
+      <w:r>
+        <w:rPr>
+          <w:rFonts w:ascii="Calibri" w:eastAsia="Times New Roman" w:hAnsi="Calibri" w:cs="Calibri"/>
+          <w:b/>
+          <w:bCs/>
+          <w:color w:val="1C7C3A"/>
+          <w:sz w:val="22"/>
+          <w:szCs w:val="22"/>
+        </w:rPr>
+        <w:t>On successful submit</w:t>
+      </w:r>
+      <w:r>
+        <w:rPr>
+          <w:rFonts w:ascii="Calibri" w:eastAsia="Times New Roman" w:hAnsi="Calibri" w:cs="Calibri"/>
+          <w:color w:val="1A1A1A"/>
+          <w:sz w:val="22"/>
+          <w:szCs w:val="22"/>
+        </w:rPr>
+        <w:t xml:space="preserve">: shows the confirmation, </w:t>
+      </w:r>
+      <w:r>
+        <w:rPr>
+          <w:rFonts w:ascii="Calibri" w:eastAsia="Times New Roman" w:hAnsi="Calibri" w:cs="Calibri"/>
+          <w:b/>
+          <w:bCs/>
+          <w:color w:val="1A1A1A"/>
+          <w:sz w:val="22"/>
+          <w:szCs w:val="22"/>
+        </w:rPr>
+        <w:t>resets all fields</w:t>
+      </w:r>
+      <w:r>
+        <w:rPr>
+          <w:rFonts w:ascii="Calibri" w:eastAsia="Times New Roman" w:hAnsi="Calibri" w:cs="Calibri"/>
+          <w:color w:val="1A1A1A"/>
+          <w:sz w:val="22"/>
+          <w:szCs w:val="22"/>
+        </w:rPr>
+        <w:t xml:space="preserve"> (inputs, added contact/bank rows, attachments, post-code dropdown), and </w:t>
+      </w:r>
+      <w:r>
+        <w:rPr>
+          <w:rFonts w:ascii="Calibri" w:eastAsia="Times New Roman" w:hAnsi="Calibri" w:cs="Calibri"/>
+          <w:b/>
+          <w:bCs/>
+          <w:color w:val="1A1A1A"/>
+          <w:sz w:val="22"/>
+          <w:szCs w:val="22"/>
+        </w:rPr>
+        <w:t>returns the wizard to step 1</w:t>
+      </w:r>
+      <w:r>
+        <w:rPr>
+          <w:rFonts w:ascii="Calibri" w:eastAsia="Times New Roman" w:hAnsi="Calibri" w:cs="Calibri"/>
+          <w:color w:val="1A1A1A"/>
+          <w:sz w:val="22"/>
+          <w:szCs w:val="22"/>
+        </w:rPr>
+        <w:t xml:space="preserve"> for a fresh registration.</w:t>
+      </w:r>
+    </w:p>
+    <w:p>
+      <w:pPr>
+        <w:numPr>
+          <w:ilvl w:val="0"/>
+          <w:numId w:val="6"/>
+        </w:numPr>
+        <w:spacing w:before="60" w:after="60"/>
+        <w:ind w:left="1080"/>
+        <w:rPr>
+          <w:rFonts w:ascii="Calibri" w:eastAsia="Times New Roman" w:hAnsi="Calibri" w:cs="Calibri"/>
+          <w:color w:val="1A1A1A"/>
+          <w:sz w:val="22"/>
+          <w:szCs w:val="22"/>
+        </w:rPr>
+      </w:pPr>
+      <w:r>
+        <w:rPr>
+          <w:rFonts w:ascii="Calibri" w:eastAsia="Times New Roman" w:hAnsi="Calibri" w:cs="Calibri"/>
+          <w:color w:val="1A1A1A"/>
+          <w:sz w:val="22"/>
+          <w:szCs w:val="22"/>
+        </w:rPr>
+        <w:t xml:space="preserve">The old behaviour of auto-downloading a </w:t>
+      </w:r>
+      <w:r>
+        <w:rPr>
+          <w:rStyle w:val="HTMLCode"/>
+          <w:color w:val="1A1A1A"/>
+        </w:rPr>
+        <w:t>publicRegIntake-*.json</w:t>
+      </w:r>
+      <w:r>
+        <w:rPr>
+          <w:rFonts w:ascii="Calibri" w:eastAsia="Times New Roman" w:hAnsi="Calibri" w:cs="Calibri"/>
+          <w:color w:val="1A1A1A"/>
+          <w:sz w:val="22"/>
+          <w:szCs w:val="22"/>
+        </w:rPr>
+        <w:t xml:space="preserve"> file on submit was removed.</w:t>
+      </w:r>
+    </w:p>
+    <w:p>
+      <w:pPr>
+        <w:shd w:val="clear" w:color="auto" w:fill="FDF6E3"/>
+        <w:divId w:val="1746881183"/>
+        <w:rPr>
+          <w:rFonts w:ascii="Calibri" w:eastAsia="Times New Roman" w:hAnsi="Calibri" w:cs="Calibri"/>
+          <w:color w:val="1A1A1A"/>
+          <w:sz w:val="22"/>
+          <w:szCs w:val="22"/>
+        </w:rPr>
+      </w:pPr>
+      <w:r>
+        <w:rPr>
+          <w:rFonts w:ascii="Calibri" w:eastAsia="Times New Roman" w:hAnsi="Calibri" w:cs="Calibri"/>
+          <w:b/>
+          <w:bCs/>
+          <w:color w:val="1A1A1A"/>
+          <w:sz w:val="22"/>
+          <w:szCs w:val="22"/>
+        </w:rPr>
+        <w:t>Cache-busting:</w:t>
+      </w:r>
+      <w:r>
+        <w:rPr>
+          <w:rFonts w:ascii="Calibri" w:eastAsia="Times New Roman" w:hAnsi="Calibri" w:cs="Calibri"/>
+          <w:color w:val="1A1A1A"/>
+          <w:sz w:val="22"/>
+          <w:szCs w:val="22"/>
+        </w:rPr>
+        <w:t xml:space="preserve"> pages reference </w:t>
+      </w:r>
+      <w:r>
+        <w:rPr>
+          <w:rStyle w:val="HTMLCode"/>
+          <w:color w:val="1A1A1A"/>
+        </w:rPr>
+        <w:t>form.js?v=3</w:t>
+      </w:r>
+      <w:r>
+        <w:rPr>
+          <w:rFonts w:ascii="Calibri" w:eastAsia="Times New Roman" w:hAnsi="Calibri" w:cs="Calibri"/>
+          <w:color w:val="1A1A1A"/>
+          <w:sz w:val="22"/>
+          <w:szCs w:val="22"/>
+        </w:rPr>
+        <w:t xml:space="preserve"> and </w:t>
+      </w:r>
+      <w:r>
+        <w:rPr>
+          <w:rStyle w:val="HTMLCode"/>
+          <w:color w:val="1A1A1A"/>
+        </w:rPr>
+        <w:t>wizard.js?v=2</w:t>
+      </w:r>
+      <w:r>
+        <w:rPr>
+          <w:rFonts w:ascii="Calibri" w:eastAsia="Times New Roman" w:hAnsi="Calibri" w:cs="Calibri"/>
+          <w:color w:val="1A1A1A"/>
+          <w:sz w:val="22"/>
+          <w:szCs w:val="22"/>
+        </w:rPr>
+        <w:t>. Bump the number whenever a script changes so browsers fetch the new file instead of a cached copy.</w:t>
+      </w:r>
+    </w:p>
+    <w:p>
+      <w:pPr>
+        <w:pStyle w:val="Heading1"/>
+        <w:rPr>
+          <w:rFonts w:ascii="Calibri" w:eastAsia="Times New Roman" w:hAnsi="Calibri" w:cs="Calibri"/>
+        </w:rPr>
+      </w:pPr>
+      <w:r>
+        <w:rPr>
+          <w:rFonts w:ascii="Calibri" w:eastAsia="Times New Roman" w:hAnsi="Calibri" w:cs="Calibri"/>
+        </w:rPr>
+        <w:t>9. Data Model — Request → BC Fields</w:t>
+      </w:r>
+    </w:p>
+    <w:p>
+      <w:pPr>
         <w:pStyle w:val="NormalWeb"/>
         <w:rPr>
           <w:rFonts w:ascii="Calibri" w:hAnsi="Calibri" w:cs="Calibri"/>
@@ -4572,7 +5299,7 @@
           <w:sz w:val="22"/>
           <w:szCs w:val="22"/>
         </w:rPr>
-        <w:t>Static pages:</w:t>
+        <w:t>Header</w:t>
       </w:r>
       <w:r>
         <w:rPr>
@@ -4581,949 +5308,7 @@
           <w:sz w:val="22"/>
           <w:szCs w:val="22"/>
         </w:rPr>
-        <w:t xml:space="preserve"> </w:t>
-      </w:r>
-      <w:r>
-        <w:rPr>
-          <w:rStyle w:val="HTMLCode"/>
-          <w:color w:val="1A1A1A"/>
-        </w:rPr>
-        <w:t>/</w:t>
-      </w:r>
-      <w:r>
-        <w:rPr>
-          <w:rFonts w:ascii="Calibri" w:hAnsi="Calibri" w:cs="Calibri"/>
-          <w:color w:val="1A1A1A"/>
-          <w:sz w:val="22"/>
-          <w:szCs w:val="22"/>
-        </w:rPr>
-        <w:t xml:space="preserve"> (chooser), </w:t>
-      </w:r>
-      <w:r>
-        <w:rPr>
-          <w:rStyle w:val="HTMLCode"/>
-          <w:color w:val="1A1A1A"/>
-        </w:rPr>
-        <w:t>/customer.html</w:t>
-      </w:r>
-      <w:r>
-        <w:rPr>
-          <w:rFonts w:ascii="Calibri" w:hAnsi="Calibri" w:cs="Calibri"/>
-          <w:color w:val="1A1A1A"/>
-          <w:sz w:val="22"/>
-          <w:szCs w:val="22"/>
-        </w:rPr>
-        <w:t xml:space="preserve">, </w:t>
-      </w:r>
-      <w:r>
-        <w:rPr>
-          <w:rStyle w:val="HTMLCode"/>
-          <w:color w:val="1A1A1A"/>
-        </w:rPr>
-        <w:t>/vendor.html</w:t>
-      </w:r>
-      <w:r>
-        <w:rPr>
-          <w:rFonts w:ascii="Calibri" w:hAnsi="Calibri" w:cs="Calibri"/>
-          <w:color w:val="1A1A1A"/>
-          <w:sz w:val="22"/>
-          <w:szCs w:val="22"/>
-        </w:rPr>
-        <w:t xml:space="preserve">, </w:t>
-      </w:r>
-      <w:r>
-        <w:rPr>
-          <w:rStyle w:val="HTMLCode"/>
-          <w:color w:val="1A1A1A"/>
-        </w:rPr>
-        <w:t>/register.html?docNo=PRG-000001</w:t>
-      </w:r>
-      <w:r>
-        <w:rPr>
-          <w:rFonts w:ascii="Calibri" w:hAnsi="Calibri" w:cs="Calibri"/>
-          <w:color w:val="1A1A1A"/>
-          <w:sz w:val="22"/>
-          <w:szCs w:val="22"/>
-        </w:rPr>
-        <w:t xml:space="preserve"> </w:t>
-      </w:r>
-      <w:r>
-        <w:rPr>
-          <w:rFonts w:ascii="Calibri" w:hAnsi="Calibri" w:cs="Calibri"/>
-          <w:color w:val="1A1A1A"/>
-          <w:sz w:val="22"/>
-          <w:szCs w:val="22"/>
-        </w:rPr>
-        <w:t>(edit an existing record from a BC link).</w:t>
-      </w:r>
-    </w:p>
-    <w:p>
-      <w:pPr>
-        <w:pStyle w:val="Heading3"/>
-        <w:rPr>
-          <w:rFonts w:ascii="Calibri" w:eastAsia="Times New Roman" w:hAnsi="Calibri" w:cs="Calibri"/>
-        </w:rPr>
-      </w:pPr>
-      <w:r>
-        <w:rPr>
-          <w:rFonts w:ascii="Calibri" w:eastAsia="Times New Roman" w:hAnsi="Calibri" w:cs="Calibri"/>
-        </w:rPr>
-        <w:t>Example: create request body (nested)</w:t>
-      </w:r>
-    </w:p>
-    <w:p>
-      <w:pPr>
-        <w:pStyle w:val="HTMLPreformatted"/>
-        <w:rPr>
-          <w:color w:val="1A1A1A"/>
-        </w:rPr>
-      </w:pPr>
-      <w:r>
-        <w:rPr>
-          <w:color w:val="1A1A1A"/>
-        </w:rPr>
-        <w:t>{</w:t>
-      </w:r>
-    </w:p>
-    <w:p>
-      <w:pPr>
-        <w:pStyle w:val="HTMLPreformatted"/>
-        <w:rPr>
-          <w:color w:val="1A1A1A"/>
-        </w:rPr>
-      </w:pPr>
-      <w:r>
-        <w:rPr>
-          <w:color w:val="1A1A1A"/>
-        </w:rPr>
-        <w:t xml:space="preserve">  "header": {</w:t>
-      </w:r>
-    </w:p>
-    <w:p>
-      <w:pPr>
-        <w:pStyle w:val="HTMLPreformatted"/>
-        <w:rPr>
-          <w:color w:val="1A1A1A"/>
-        </w:rPr>
-      </w:pPr>
-      <w:r>
-        <w:rPr>
-          <w:color w:val="1A1A1A"/>
-        </w:rPr>
-        <w:t xml:space="preserve">    "tradeName": "Acme Trading LLC",</w:t>
-      </w:r>
-    </w:p>
-    <w:p>
-      <w:pPr>
-        <w:pStyle w:val="HTMLPreformatted"/>
-        <w:rPr>
-          <w:color w:val="1A1A1A"/>
-        </w:rPr>
-      </w:pPr>
-      <w:r>
-        <w:rPr>
-          <w:color w:val="1A1A1A"/>
-        </w:rPr>
-        <w:t xml:space="preserve">    "partnerEmail": "info@acme.example",</w:t>
-      </w:r>
-    </w:p>
-    <w:p>
-      <w:pPr>
-        <w:pStyle w:val="HTMLPreformatted"/>
-        <w:rPr>
-          <w:color w:val="1A1A1A"/>
-        </w:rPr>
-      </w:pPr>
-      <w:r>
-        <w:rPr>
-          <w:color w:val="1A1A1A"/>
-        </w:rPr>
-        <w:t xml:space="preserve">    "countryRegionCode": "AE",</w:t>
-      </w:r>
-    </w:p>
-    <w:p>
-      <w:pPr>
-        <w:pStyle w:val="HTMLPreformatted"/>
-        <w:rPr>
-          <w:color w:val="1A1A1A"/>
-        </w:rPr>
-      </w:pPr>
-      <w:r>
-        <w:rPr>
-          <w:color w:val="1A1A1A"/>
-        </w:rPr>
-        <w:t xml:space="preserve">    "vatRegistrationNo": "100123456700003",</w:t>
-      </w:r>
-    </w:p>
-    <w:p>
-      <w:pPr>
-        <w:pStyle w:val="HTMLPreformatted"/>
-        <w:rPr>
-          <w:color w:val="1A1A1A"/>
-        </w:rPr>
-      </w:pPr>
-      <w:r>
-        <w:rPr>
-          <w:color w:val="1A1A1A"/>
-        </w:rPr>
-        <w:t xml:space="preserve">    "currencyCode": "AED",</w:t>
-      </w:r>
-    </w:p>
-    <w:p>
-      <w:pPr>
-        <w:pStyle w:val="HTMLPreformatted"/>
-        <w:rPr>
-          <w:color w:val="1A1A1A"/>
-        </w:rPr>
-      </w:pPr>
-      <w:r>
-        <w:rPr>
-          <w:color w:val="1A1A1A"/>
-        </w:rPr>
-        <w:t xml:space="preserve">    "postCode": "00000",</w:t>
-      </w:r>
-    </w:p>
-    <w:p>
-      <w:pPr>
-        <w:pStyle w:val="HTMLPreformatted"/>
-        <w:rPr>
-          <w:color w:val="1A1A1A"/>
-        </w:rPr>
-      </w:pPr>
-      <w:r>
-        <w:rPr>
-          <w:color w:val="1A1A1A"/>
-        </w:rPr>
-        <w:t xml:space="preserve">    "city": "Dubai"</w:t>
-      </w:r>
-    </w:p>
-    <w:p>
-      <w:pPr>
-        <w:pStyle w:val="HTMLPreformatted"/>
-        <w:rPr>
-          <w:color w:val="1A1A1A"/>
-        </w:rPr>
-      </w:pPr>
-      <w:r>
-        <w:rPr>
-          <w:color w:val="1A1A1A"/>
-        </w:rPr>
-        <w:t xml:space="preserve">  },</w:t>
-      </w:r>
-    </w:p>
-    <w:p>
-      <w:pPr>
-        <w:pStyle w:val="HTMLPreformatted"/>
-        <w:rPr>
-          <w:color w:val="1A1A1A"/>
-        </w:rPr>
-      </w:pPr>
-      <w:r>
-        <w:rPr>
-          <w:color w:val="1A1A1A"/>
-        </w:rPr>
-        <w:t xml:space="preserve">  "contactLines": [</w:t>
-      </w:r>
-    </w:p>
-    <w:p>
-      <w:pPr>
-        <w:pStyle w:val="HTMLPreformatted"/>
-        <w:rPr>
-          <w:color w:val="1A1A1A"/>
-        </w:rPr>
-      </w:pPr>
-      <w:r>
-        <w:rPr>
-          <w:color w:val="1A1A1A"/>
-        </w:rPr>
-        <w:t xml:space="preserve">    { "fullName": "Sara Ali", "designation": "Finance", "emailAddress": "sara@acme.example" }</w:t>
-      </w:r>
-    </w:p>
-    <w:p>
-      <w:pPr>
-        <w:pStyle w:val="HTMLPreformatted"/>
-        <w:rPr>
-          <w:color w:val="1A1A1A"/>
-        </w:rPr>
-      </w:pPr>
-      <w:r>
-        <w:rPr>
-          <w:color w:val="1A1A1A"/>
-        </w:rPr>
-        <w:t xml:space="preserve">  ],</w:t>
-      </w:r>
-    </w:p>
-    <w:p>
-      <w:pPr>
-        <w:pStyle w:val="HTMLPreformatted"/>
-        <w:rPr>
-          <w:color w:val="1A1A1A"/>
-        </w:rPr>
-      </w:pPr>
-      <w:r>
-        <w:rPr>
-          <w:color w:val="1A1A1A"/>
-        </w:rPr>
-        <w:t xml:space="preserve">  "bankLines": [</w:t>
-      </w:r>
-    </w:p>
-    <w:p>
-      <w:pPr>
-        <w:pStyle w:val="HTMLPreformatted"/>
-        <w:rPr>
-          <w:color w:val="1A1A1A"/>
-        </w:rPr>
-      </w:pPr>
-      <w:r>
-        <w:rPr>
-          <w:color w:val="1A1A1A"/>
-        </w:rPr>
-        <w:t xml:space="preserve">    </w:t>
-      </w:r>
-      <w:r>
-        <w:rPr>
-          <w:color w:val="1A1A1A"/>
-        </w:rPr>
-        <w:t>{ "name": "Emirates NBD", "iban": "AE00...", "swiftCode": "EBILAEAD", "isPrimary": true }</w:t>
-      </w:r>
-    </w:p>
-    <w:p>
-      <w:pPr>
-        <w:pStyle w:val="HTMLPreformatted"/>
-        <w:rPr>
-          <w:color w:val="1A1A1A"/>
-        </w:rPr>
-      </w:pPr>
-      <w:r>
-        <w:rPr>
-          <w:color w:val="1A1A1A"/>
-        </w:rPr>
-        <w:t xml:space="preserve">  ],</w:t>
-      </w:r>
-    </w:p>
-    <w:p>
-      <w:pPr>
-        <w:pStyle w:val="HTMLPreformatted"/>
-        <w:rPr>
-          <w:color w:val="1A1A1A"/>
-        </w:rPr>
-      </w:pPr>
-      <w:r>
-        <w:rPr>
-          <w:color w:val="1A1A1A"/>
-        </w:rPr>
-        <w:t xml:space="preserve">  "attachments": [</w:t>
-      </w:r>
-    </w:p>
-    <w:p>
-      <w:pPr>
-        <w:pStyle w:val="HTMLPreformatted"/>
-        <w:rPr>
-          <w:color w:val="1A1A1A"/>
-        </w:rPr>
-      </w:pPr>
-      <w:r>
-        <w:rPr>
-          <w:color w:val="1A1A1A"/>
-        </w:rPr>
-        <w:t xml:space="preserve">    { "fileName": "trade-license.pdf", "base64": "JVBERi0..." }</w:t>
-      </w:r>
-    </w:p>
-    <w:p>
-      <w:pPr>
-        <w:pStyle w:val="HTMLPreformatted"/>
-        <w:rPr>
-          <w:color w:val="1A1A1A"/>
-        </w:rPr>
-      </w:pPr>
-      <w:r>
-        <w:rPr>
-          <w:color w:val="1A1A1A"/>
-        </w:rPr>
-        <w:t xml:space="preserve">  ]</w:t>
-      </w:r>
-    </w:p>
-    <w:p>
-      <w:pPr>
-        <w:pStyle w:val="HTMLPreformatted"/>
-        <w:rPr>
-          <w:color w:val="1A1A1A"/>
-        </w:rPr>
-      </w:pPr>
-      <w:r>
-        <w:rPr>
-          <w:color w:val="1A1A1A"/>
-        </w:rPr>
-        <w:t>}</w:t>
-      </w:r>
-    </w:p>
-    <w:p>
-      <w:pPr>
-        <w:pStyle w:val="Heading3"/>
-        <w:rPr>
-          <w:rFonts w:ascii="Calibri" w:eastAsia="Times New Roman" w:hAnsi="Calibri" w:cs="Calibri"/>
-        </w:rPr>
-      </w:pPr>
-      <w:r>
-        <w:rPr>
-          <w:rFonts w:ascii="Calibri" w:eastAsia="Times New Roman" w:hAnsi="Calibri" w:cs="Calibri"/>
-        </w:rPr>
-        <w:t>Example: success response</w:t>
-      </w:r>
-    </w:p>
-    <w:p>
-      <w:pPr>
-        <w:pStyle w:val="HTMLPreformatted"/>
-        <w:rPr>
-          <w:color w:val="1A1A1A"/>
-        </w:rPr>
-      </w:pPr>
-      <w:r>
-        <w:rPr>
-          <w:color w:val="1A1A1A"/>
-        </w:rPr>
-        <w:t>{</w:t>
-      </w:r>
-    </w:p>
-    <w:p>
-      <w:pPr>
-        <w:pStyle w:val="HTMLPreformatted"/>
-        <w:rPr>
-          <w:color w:val="1A1A1A"/>
-        </w:rPr>
-      </w:pPr>
-      <w:r>
-        <w:rPr>
-          <w:color w:val="1A1A1A"/>
-        </w:rPr>
-        <w:t xml:space="preserve">  "success": true,</w:t>
-      </w:r>
-    </w:p>
-    <w:p>
-      <w:pPr>
-        <w:pStyle w:val="HTMLPreformatted"/>
-        <w:rPr>
-          <w:color w:val="1A1A1A"/>
-        </w:rPr>
-      </w:pPr>
-      <w:r>
-        <w:rPr>
-          <w:color w:val="1A1A1A"/>
-        </w:rPr>
-        <w:t xml:space="preserve">  "regNo": "PRG-000011",</w:t>
-      </w:r>
-    </w:p>
-    <w:p>
-      <w:pPr>
-        <w:pStyle w:val="HTMLPreformatted"/>
-        <w:rPr>
-          <w:color w:val="1A1A1A"/>
-        </w:rPr>
-      </w:pPr>
-      <w:r>
-        <w:rPr>
-          <w:color w:val="1A1A1A"/>
-        </w:rPr>
-        <w:t xml:space="preserve">  "status": "Draft",</w:t>
-      </w:r>
-    </w:p>
-    <w:p>
-      <w:pPr>
-        <w:pStyle w:val="HTMLPreformatted"/>
-        <w:rPr>
-          <w:color w:val="1A1A1A"/>
-        </w:rPr>
-      </w:pPr>
-      <w:r>
-        <w:rPr>
-          <w:color w:val="1A1A1A"/>
-        </w:rPr>
-        <w:t xml:space="preserve">  "message": "Registration received. You will hear from us shortly.",</w:t>
-      </w:r>
-    </w:p>
-    <w:p>
-      <w:pPr>
-        <w:pStyle w:val="HTMLPreformatted"/>
-        <w:rPr>
-          <w:color w:val="1A1A1A"/>
-        </w:rPr>
-      </w:pPr>
-      <w:r>
-        <w:rPr>
-          <w:color w:val="1A1A1A"/>
-        </w:rPr>
-        <w:t xml:space="preserve">  "attachmentsSaved": 1,</w:t>
-      </w:r>
-    </w:p>
-    <w:p>
-      <w:pPr>
-        <w:pStyle w:val="HTMLPreformatted"/>
-        <w:rPr>
-          <w:color w:val="1A1A1A"/>
-        </w:rPr>
-      </w:pPr>
-      <w:r>
-        <w:rPr>
-          <w:color w:val="1A1A1A"/>
-        </w:rPr>
-        <w:t xml:space="preserve">  "attachmentsSkipped": 0</w:t>
-      </w:r>
-    </w:p>
-    <w:p>
-      <w:pPr>
-        <w:pStyle w:val="HTMLPreformatted"/>
-        <w:rPr>
-          <w:color w:val="1A1A1A"/>
-        </w:rPr>
-      </w:pPr>
-      <w:r>
-        <w:rPr>
-          <w:color w:val="1A1A1A"/>
-        </w:rPr>
-        <w:t>}</w:t>
-      </w:r>
-    </w:p>
-    <w:p>
-      <w:pPr>
-        <w:pStyle w:val="Heading1"/>
-        <w:rPr>
-          <w:rFonts w:ascii="Calibri" w:eastAsia="Times New Roman" w:hAnsi="Calibri" w:cs="Calibri"/>
-        </w:rPr>
-      </w:pPr>
-      <w:r>
-        <w:rPr>
-          <w:rFonts w:ascii="Calibri" w:eastAsia="Times New Roman" w:hAnsi="Calibri" w:cs="Calibri"/>
-        </w:rPr>
-        <w:t>7. Front-End (public/)</w:t>
-      </w:r>
-    </w:p>
-    <w:p>
-      <w:pPr>
-        <w:numPr>
-          <w:ilvl w:val="0"/>
-          <w:numId w:val="7"/>
-        </w:numPr>
-        <w:spacing w:before="60" w:after="60"/>
-        <w:ind w:left="1080"/>
-        <w:rPr>
-          <w:rFonts w:ascii="Calibri" w:eastAsia="Times New Roman" w:hAnsi="Calibri" w:cs="Calibri"/>
-          <w:color w:val="1A1A1A"/>
-          <w:sz w:val="22"/>
-          <w:szCs w:val="22"/>
-        </w:rPr>
-      </w:pPr>
-      <w:r>
-        <w:rPr>
-          <w:rFonts w:ascii="Calibri" w:eastAsia="Times New Roman" w:hAnsi="Calibri" w:cs="Calibri"/>
-          <w:b/>
-          <w:bCs/>
-          <w:color w:val="1A1A1A"/>
-          <w:sz w:val="22"/>
-          <w:szCs w:val="22"/>
-        </w:rPr>
-        <w:t>options.js</w:t>
-      </w:r>
-      <w:r>
-        <w:rPr>
-          <w:rFonts w:ascii="Calibri" w:eastAsia="Times New Roman" w:hAnsi="Calibri" w:cs="Calibri"/>
-          <w:color w:val="1A1A1A"/>
-          <w:sz w:val="22"/>
-          <w:szCs w:val="22"/>
-        </w:rPr>
-        <w:t xml:space="preserve"> fills the static dropdowns (country, currency, entity type, partner </w:t>
-      </w:r>
-      <w:r>
-        <w:rPr>
-          <w:rFonts w:ascii="Calibri" w:eastAsia="Times New Roman" w:hAnsi="Calibri" w:cs="Calibri"/>
-          <w:color w:val="1A1A1A"/>
-          <w:sz w:val="22"/>
-          <w:szCs w:val="22"/>
-        </w:rPr>
-        <w:t xml:space="preserve">category). Post codes / payment terms / methods are loaded live from </w:t>
-      </w:r>
-      <w:r>
-        <w:rPr>
-          <w:rStyle w:val="HTMLCode"/>
-          <w:color w:val="1A1A1A"/>
-        </w:rPr>
-        <w:t>/api/meta/*</w:t>
-      </w:r>
-      <w:r>
-        <w:rPr>
-          <w:rFonts w:ascii="Calibri" w:eastAsia="Times New Roman" w:hAnsi="Calibri" w:cs="Calibri"/>
-          <w:color w:val="1A1A1A"/>
-          <w:sz w:val="22"/>
-          <w:szCs w:val="22"/>
-        </w:rPr>
-        <w:t>.</w:t>
-      </w:r>
-    </w:p>
-    <w:p>
-      <w:pPr>
-        <w:numPr>
-          <w:ilvl w:val="0"/>
-          <w:numId w:val="7"/>
-        </w:numPr>
-        <w:spacing w:before="60" w:after="60"/>
-        <w:ind w:left="1080"/>
-        <w:rPr>
-          <w:rFonts w:ascii="Calibri" w:eastAsia="Times New Roman" w:hAnsi="Calibri" w:cs="Calibri"/>
-          <w:color w:val="1A1A1A"/>
-          <w:sz w:val="22"/>
-          <w:szCs w:val="22"/>
-        </w:rPr>
-      </w:pPr>
-      <w:r>
-        <w:rPr>
-          <w:rFonts w:ascii="Calibri" w:eastAsia="Times New Roman" w:hAnsi="Calibri" w:cs="Calibri"/>
-          <w:b/>
-          <w:bCs/>
-          <w:color w:val="1A1A1A"/>
-          <w:sz w:val="22"/>
-          <w:szCs w:val="22"/>
-        </w:rPr>
-        <w:t>wizard.js</w:t>
-      </w:r>
-      <w:r>
-        <w:rPr>
-          <w:rFonts w:ascii="Calibri" w:eastAsia="Times New Roman" w:hAnsi="Calibri" w:cs="Calibri"/>
-          <w:color w:val="1A1A1A"/>
-          <w:sz w:val="22"/>
-          <w:szCs w:val="22"/>
-        </w:rPr>
-        <w:t xml:space="preserve"> </w:t>
-      </w:r>
-      <w:r>
-        <w:rPr>
-          <w:rFonts w:ascii="Calibri" w:eastAsia="Times New Roman" w:hAnsi="Calibri" w:cs="Calibri"/>
-          <w:color w:val="1A1A1A"/>
-          <w:sz w:val="22"/>
-          <w:szCs w:val="22"/>
-        </w:rPr>
-        <w:t>progressively enhances the form into a 4-step wizard (Company Details →</w:t>
-      </w:r>
-      <w:r>
-        <w:rPr>
-          <w:rFonts w:ascii="Calibri" w:eastAsia="Times New Roman" w:hAnsi="Calibri" w:cs="Calibri"/>
-          <w:color w:val="1A1A1A"/>
-          <w:sz w:val="22"/>
-          <w:szCs w:val="22"/>
-        </w:rPr>
-        <w:t xml:space="preserve"> </w:t>
-      </w:r>
-      <w:r>
-        <w:rPr>
-          <w:rFonts w:ascii="Calibri" w:eastAsia="Times New Roman" w:hAnsi="Calibri" w:cs="Calibri"/>
-          <w:color w:val="1A1A1A"/>
-          <w:sz w:val="22"/>
-          <w:szCs w:val="22"/>
-        </w:rPr>
-        <w:t>Contacts → Bank Accounts → Attachments) with a clickable stepper and per-step required-field</w:t>
-      </w:r>
-      <w:r>
-        <w:rPr>
-          <w:rFonts w:ascii="Calibri" w:eastAsia="Times New Roman" w:hAnsi="Calibri" w:cs="Calibri"/>
-          <w:color w:val="1A1A1A"/>
-          <w:sz w:val="22"/>
-          <w:szCs w:val="22"/>
-        </w:rPr>
-        <w:t xml:space="preserve"> validation. All fields stay in the DOM, so the single submit still sends everything.</w:t>
-      </w:r>
-    </w:p>
-    <w:p>
-      <w:pPr>
-        <w:numPr>
-          <w:ilvl w:val="0"/>
-          <w:numId w:val="7"/>
-        </w:numPr>
-        <w:spacing w:before="60" w:after="60"/>
-        <w:ind w:left="1080"/>
-        <w:rPr>
-          <w:rFonts w:ascii="Calibri" w:eastAsia="Times New Roman" w:hAnsi="Calibri" w:cs="Calibri"/>
-          <w:color w:val="1A1A1A"/>
-          <w:sz w:val="22"/>
-          <w:szCs w:val="22"/>
-        </w:rPr>
-      </w:pPr>
-      <w:r>
-        <w:rPr>
-          <w:rFonts w:ascii="Calibri" w:eastAsia="Times New Roman" w:hAnsi="Calibri" w:cs="Calibri"/>
-          <w:b/>
-          <w:bCs/>
-          <w:color w:val="1A1A1A"/>
-          <w:sz w:val="22"/>
-          <w:szCs w:val="22"/>
-        </w:rPr>
-        <w:t>form.js</w:t>
-      </w:r>
-      <w:r>
-        <w:rPr>
-          <w:rFonts w:ascii="Calibri" w:eastAsia="Times New Roman" w:hAnsi="Calibri" w:cs="Calibri"/>
-          <w:color w:val="1A1A1A"/>
-          <w:sz w:val="22"/>
-          <w:szCs w:val="22"/>
-        </w:rPr>
-        <w:t xml:space="preserve"> is the core: </w:t>
-      </w:r>
-    </w:p>
-    <w:p>
-      <w:pPr>
-        <w:numPr>
-          <w:ilvl w:val="1"/>
-          <w:numId w:val="7"/>
-        </w:numPr>
-        <w:spacing w:before="60" w:after="60"/>
-        <w:ind w:left="2160"/>
-        <w:rPr>
-          <w:rFonts w:ascii="Calibri" w:eastAsia="Times New Roman" w:hAnsi="Calibri" w:cs="Calibri"/>
-          <w:color w:val="1A1A1A"/>
-          <w:sz w:val="22"/>
-          <w:szCs w:val="22"/>
-        </w:rPr>
-      </w:pPr>
-      <w:r>
-        <w:rPr>
-          <w:rFonts w:ascii="Calibri" w:eastAsia="Times New Roman" w:hAnsi="Calibri" w:cs="Calibri"/>
-          <w:b/>
-          <w:bCs/>
-          <w:color w:val="1A1A1A"/>
-          <w:sz w:val="22"/>
-          <w:szCs w:val="22"/>
-        </w:rPr>
-        <w:t>Create mode</w:t>
-      </w:r>
-      <w:r>
-        <w:rPr>
-          <w:rFonts w:ascii="Calibri" w:eastAsia="Times New Roman" w:hAnsi="Calibri" w:cs="Calibri"/>
-          <w:color w:val="1A1A1A"/>
-          <w:sz w:val="22"/>
-          <w:szCs w:val="22"/>
-        </w:rPr>
-        <w:t xml:space="preserve"> (plain URL): collects header + lines + attachments (files read as base64, max 5 MB each) and POSTs the nested body.</w:t>
-      </w:r>
-    </w:p>
-    <w:p>
-      <w:pPr>
-        <w:numPr>
-          <w:ilvl w:val="1"/>
-          <w:numId w:val="7"/>
-        </w:numPr>
-        <w:spacing w:before="60" w:after="60"/>
-        <w:ind w:left="2160"/>
-        <w:rPr>
-          <w:rFonts w:ascii="Calibri" w:eastAsia="Times New Roman" w:hAnsi="Calibri" w:cs="Calibri"/>
-          <w:color w:val="1A1A1A"/>
-          <w:sz w:val="22"/>
-          <w:szCs w:val="22"/>
-        </w:rPr>
-      </w:pPr>
-      <w:r>
-        <w:rPr>
-          <w:rFonts w:ascii="Calibri" w:eastAsia="Times New Roman" w:hAnsi="Calibri" w:cs="Calibri"/>
-          <w:b/>
-          <w:bCs/>
-          <w:color w:val="1A1A1A"/>
-          <w:sz w:val="22"/>
-          <w:szCs w:val="22"/>
-        </w:rPr>
-        <w:t>Edit mode</w:t>
-      </w:r>
-      <w:r>
-        <w:rPr>
-          <w:rFonts w:ascii="Calibri" w:eastAsia="Times New Roman" w:hAnsi="Calibri" w:cs="Calibri"/>
-          <w:color w:val="1A1A1A"/>
-          <w:sz w:val="22"/>
-          <w:szCs w:val="22"/>
-        </w:rPr>
-        <w:t xml:space="preserve"> (</w:t>
-      </w:r>
-      <w:r>
-        <w:rPr>
-          <w:rStyle w:val="HTMLCode"/>
-          <w:color w:val="1A1A1A"/>
-        </w:rPr>
-        <w:t>?regNo=</w:t>
-      </w:r>
-      <w:r>
-        <w:rPr>
-          <w:rFonts w:ascii="Calibri" w:eastAsia="Times New Roman" w:hAnsi="Calibri" w:cs="Calibri"/>
-          <w:color w:val="1A1A1A"/>
-          <w:sz w:val="22"/>
-          <w:szCs w:val="22"/>
-        </w:rPr>
-        <w:t xml:space="preserve"> /</w:t>
-      </w:r>
-      <w:r>
-        <w:rPr>
-          <w:rFonts w:ascii="Calibri" w:eastAsia="Times New Roman" w:hAnsi="Calibri" w:cs="Calibri"/>
-          <w:color w:val="1A1A1A"/>
-          <w:sz w:val="22"/>
-          <w:szCs w:val="22"/>
-        </w:rPr>
-        <w:t xml:space="preserve"> </w:t>
-      </w:r>
-      <w:r>
-        <w:rPr>
-          <w:rStyle w:val="HTMLCode"/>
-          <w:color w:val="1A1A1A"/>
-        </w:rPr>
-        <w:t>?docNo=</w:t>
-      </w:r>
-      <w:r>
-        <w:rPr>
-          <w:rFonts w:ascii="Calibri" w:eastAsia="Times New Roman" w:hAnsi="Calibri" w:cs="Calibri"/>
-          <w:color w:val="1A1A1A"/>
-          <w:sz w:val="22"/>
-          <w:szCs w:val="22"/>
-        </w:rPr>
-        <w:t xml:space="preserve">): GETs the record, prefills the header, and saves via PATCH or the </w:t>
-      </w:r>
-      <w:r>
-        <w:rPr>
-          <w:rStyle w:val="HTMLCode"/>
-          <w:color w:val="1A1A1A"/>
-        </w:rPr>
-        <w:t>/submit</w:t>
-      </w:r>
-      <w:r>
-        <w:rPr>
-          <w:rFonts w:ascii="Calibri" w:eastAsia="Times New Roman" w:hAnsi="Calibri" w:cs="Calibri"/>
-          <w:color w:val="1A1A1A"/>
-          <w:sz w:val="22"/>
-          <w:szCs w:val="22"/>
-        </w:rPr>
-        <w:t xml:space="preserve"> action.</w:t>
-      </w:r>
-    </w:p>
-    <w:p>
-      <w:pPr>
-        <w:numPr>
-          <w:ilvl w:val="1"/>
-          <w:numId w:val="7"/>
-        </w:numPr>
-        <w:spacing w:before="60" w:after="60"/>
-        <w:ind w:left="2160"/>
-        <w:rPr>
-          <w:rFonts w:ascii="Calibri" w:eastAsia="Times New Roman" w:hAnsi="Calibri" w:cs="Calibri"/>
-          <w:color w:val="1A1A1A"/>
-          <w:sz w:val="22"/>
-          <w:szCs w:val="22"/>
-        </w:rPr>
-      </w:pPr>
-      <w:r>
-        <w:rPr>
-          <w:rFonts w:ascii="Calibri" w:eastAsia="Times New Roman" w:hAnsi="Calibri" w:cs="Calibri"/>
-          <w:color w:val="1A1A1A"/>
-          <w:sz w:val="22"/>
-          <w:szCs w:val="22"/>
-        </w:rPr>
-        <w:t xml:space="preserve">On success it shows the confirmation message and resets the form. </w:t>
-      </w:r>
-      <w:r>
-        <w:rPr>
-          <w:rFonts w:ascii="Calibri" w:eastAsia="Times New Roman" w:hAnsi="Calibri" w:cs="Calibri"/>
-          <w:i/>
-          <w:iCs/>
-          <w:color w:val="1A1A1A"/>
-          <w:sz w:val="22"/>
-          <w:szCs w:val="22"/>
-        </w:rPr>
-        <w:t>(The old behavior of auto-downloading a publicRegIntake-*.json file on submit was intentionally removed.)</w:t>
-      </w:r>
-    </w:p>
-    <w:p>
-      <w:pPr>
-        <w:shd w:val="clear" w:color="auto" w:fill="FDF6E3"/>
-        <w:spacing w:before="160" w:after="160"/>
-        <w:divId w:val="1854807952"/>
-        <w:rPr>
-          <w:rFonts w:ascii="Calibri" w:eastAsia="Times New Roman" w:hAnsi="Calibri" w:cs="Calibri"/>
-          <w:color w:val="1A1A1A"/>
-          <w:sz w:val="22"/>
-          <w:szCs w:val="22"/>
-        </w:rPr>
-      </w:pPr>
-      <w:r>
-        <w:rPr>
-          <w:rFonts w:ascii="Calibri" w:eastAsia="Times New Roman" w:hAnsi="Calibri" w:cs="Calibri"/>
-          <w:b/>
-          <w:bCs/>
-          <w:color w:val="1A1A1A"/>
-          <w:sz w:val="22"/>
-          <w:szCs w:val="22"/>
-        </w:rPr>
-        <w:t>Cache-busting:</w:t>
-      </w:r>
-      <w:r>
-        <w:rPr>
-          <w:rFonts w:ascii="Calibri" w:eastAsia="Times New Roman" w:hAnsi="Calibri" w:cs="Calibri"/>
-          <w:color w:val="1A1A1A"/>
-          <w:sz w:val="22"/>
-          <w:szCs w:val="22"/>
-        </w:rPr>
-        <w:t xml:space="preserve"> the HTML pages reference </w:t>
-      </w:r>
-      <w:r>
-        <w:rPr>
-          <w:rStyle w:val="HTMLCode"/>
-          <w:color w:val="1A1A1A"/>
-        </w:rPr>
-        <w:t>form.js?v=2</w:t>
-      </w:r>
-      <w:r>
-        <w:rPr>
-          <w:rFonts w:ascii="Calibri" w:eastAsia="Times New Roman" w:hAnsi="Calibri" w:cs="Calibri"/>
-          <w:color w:val="1A1A1A"/>
-          <w:sz w:val="22"/>
-          <w:szCs w:val="22"/>
-        </w:rPr>
-        <w:t>. Bump this query (</w:t>
-      </w:r>
-      <w:r>
-        <w:rPr>
-          <w:rStyle w:val="HTMLCode"/>
-          <w:color w:val="1A1A1A"/>
-        </w:rPr>
-        <w:t>?v=3</w:t>
-      </w:r>
-      <w:r>
-        <w:rPr>
-          <w:rFonts w:ascii="Calibri" w:eastAsia="Times New Roman" w:hAnsi="Calibri" w:cs="Calibri"/>
-          <w:color w:val="1A1A1A"/>
-          <w:sz w:val="22"/>
-          <w:szCs w:val="22"/>
-        </w:rPr>
-        <w:t xml:space="preserve">, …) whenever </w:t>
-      </w:r>
-      <w:r>
-        <w:rPr>
-          <w:rStyle w:val="HTMLCode"/>
-          <w:color w:val="1A1A1A"/>
-        </w:rPr>
-        <w:t>form.js</w:t>
-      </w:r>
-      <w:r>
-        <w:rPr>
-          <w:rFonts w:ascii="Calibri" w:eastAsia="Times New Roman" w:hAnsi="Calibri" w:cs="Calibri"/>
-          <w:color w:val="1A1A1A"/>
-          <w:sz w:val="22"/>
-          <w:szCs w:val="22"/>
-        </w:rPr>
-        <w:t xml:space="preserve"> changes so browsers fetch the new file instead of a cached copy.</w:t>
-      </w:r>
-    </w:p>
-    <w:p>
-      <w:pPr>
-        <w:pStyle w:val="Heading1"/>
-        <w:rPr>
-          <w:rFonts w:ascii="Calibri" w:eastAsia="Times New Roman" w:hAnsi="Calibri" w:cs="Calibri"/>
-        </w:rPr>
-      </w:pPr>
-      <w:r>
-        <w:rPr>
-          <w:rFonts w:ascii="Calibri" w:eastAsia="Times New Roman" w:hAnsi="Calibri" w:cs="Calibri"/>
-        </w:rPr>
-        <w:t>8. Data Model — Request → BC Field Mapping</w:t>
+        <w:t>: tradeName, partnerEmail (→ customerEmail / vendorEmail), tradeLicenseNumber, tradeLicenseExpiryDate, companyRegNumber, entityType, countryOfIncorporation, placeOfRegistration, website, phoneNo, address, address2, city, postCode, countryRegionCode, vatRegistrationNo, currencyCode, paymentMethodCode, paymentTermsCode, partnerCategory.</w:t>
       </w:r>
     </w:p>
     <w:p>
@@ -5545,7 +5330,7 @@
           <w:sz w:val="22"/>
           <w:szCs w:val="22"/>
         </w:rPr>
-        <w:t>Header</w:t>
+        <w:t>Contact line</w:t>
       </w:r>
       <w:r>
         <w:rPr>
@@ -5554,23 +5339,7 @@
           <w:sz w:val="22"/>
           <w:szCs w:val="22"/>
         </w:rPr>
-        <w:t xml:space="preserve"> (</w:t>
-      </w:r>
-      <w:r>
-        <w:rPr>
-          <w:rStyle w:val="HTMLCode"/>
-          <w:color w:val="1A1A1A"/>
-        </w:rPr>
-        <w:t>partnerRegistrations</w:t>
-      </w:r>
-      <w:r>
-        <w:rPr>
-          <w:rFonts w:ascii="Calibri" w:hAnsi="Calibri" w:cs="Calibri"/>
-          <w:color w:val="1A1A1A"/>
-          <w:sz w:val="22"/>
-          <w:szCs w:val="22"/>
-        </w:rPr>
-        <w:t>): tradeName, partnerEmail, tradeLicenseNumber, tradeLicenseExpiryDate, companyRegNumber, entityType, countryOfIncorporation, placeOfRegistration, website, phoneNo, address, address2, city, postCode, countryRegionCode, vatRegistrationNo, currencyCode, paymentMethodCode, paymentTermsCode, partnerCategory.</w:t>
+        <w:t>: fullName, designation, mobileNumber, emailAddress.</w:t>
       </w:r>
     </w:p>
     <w:p>
@@ -5592,7 +5361,7 @@
           <w:sz w:val="22"/>
           <w:szCs w:val="22"/>
         </w:rPr>
-        <w:t>Contact line:</w:t>
+        <w:t>Bank line</w:t>
       </w:r>
       <w:r>
         <w:rPr>
@@ -5601,97 +5370,7 @@
           <w:sz w:val="22"/>
           <w:szCs w:val="22"/>
         </w:rPr>
-        <w:t xml:space="preserve"> fullName, designation, mobileNumber, emailAddress.</w:t>
-      </w:r>
-    </w:p>
-    <w:p>
-      <w:pPr>
-        <w:pStyle w:val="NormalWeb"/>
-        <w:rPr>
-          <w:rFonts w:ascii="Calibri" w:hAnsi="Calibri" w:cs="Calibri"/>
-          <w:color w:val="1A1A1A"/>
-          <w:sz w:val="22"/>
-          <w:szCs w:val="22"/>
-        </w:rPr>
-      </w:pPr>
-      <w:r>
-        <w:rPr>
-          <w:rFonts w:ascii="Calibri" w:hAnsi="Calibri" w:cs="Calibri"/>
-          <w:b/>
-          <w:bCs/>
-          <w:color w:val="1A1A1A"/>
-          <w:sz w:val="22"/>
-          <w:szCs w:val="22"/>
-        </w:rPr>
-        <w:t>Bank line:</w:t>
-      </w:r>
-      <w:r>
-        <w:rPr>
-          <w:rFonts w:ascii="Calibri" w:hAnsi="Calibri" w:cs="Calibri"/>
-          <w:color w:val="1A1A1A"/>
-          <w:sz w:val="22"/>
-          <w:szCs w:val="22"/>
-        </w:rPr>
-        <w:t xml:space="preserve"> bankCode, name, bankBranchNo, bankAccountNo, iban, swiftCode, currencyCode, isPrimary.</w:t>
-      </w:r>
-    </w:p>
-    <w:p>
-      <w:pPr>
-        <w:pStyle w:val="NormalWeb"/>
-        <w:rPr>
-          <w:rFonts w:ascii="Calibri" w:hAnsi="Calibri" w:cs="Calibri"/>
-          <w:color w:val="1A1A1A"/>
-          <w:sz w:val="22"/>
-          <w:szCs w:val="22"/>
-        </w:rPr>
-      </w:pPr>
-      <w:r>
-        <w:rPr>
-          <w:rStyle w:val="HTMLCode"/>
-          <w:color w:val="1A1A1A"/>
-        </w:rPr>
-        <w:t>regType</w:t>
-      </w:r>
-      <w:r>
-        <w:rPr>
-          <w:rFonts w:ascii="Calibri" w:hAnsi="Calibri" w:cs="Calibri"/>
-          <w:color w:val="1A1A1A"/>
-          <w:sz w:val="22"/>
-          <w:szCs w:val="22"/>
-        </w:rPr>
-        <w:t xml:space="preserve"> is forced to </w:t>
-      </w:r>
-      <w:r>
-        <w:rPr>
-          <w:rStyle w:val="HTMLCode"/>
-          <w:color w:val="1A1A1A"/>
-        </w:rPr>
-        <w:t>Create</w:t>
-      </w:r>
-      <w:r>
-        <w:rPr>
-          <w:rFonts w:ascii="Calibri" w:hAnsi="Calibri" w:cs="Calibri"/>
-          <w:color w:val="1A1A1A"/>
-          <w:sz w:val="22"/>
-          <w:szCs w:val="22"/>
-        </w:rPr>
-        <w:t xml:space="preserve"> and </w:t>
-      </w:r>
-      <w:r>
-        <w:rPr>
-          <w:rStyle w:val="HTMLCode"/>
-          <w:color w:val="1A1A1A"/>
-        </w:rPr>
-        <w:t>partnerType</w:t>
-      </w:r>
-      <w:r>
-        <w:rPr>
-          <w:rFonts w:ascii="Calibri" w:hAnsi="Calibri" w:cs="Calibri"/>
-          <w:color w:val="1A1A1A"/>
-          <w:sz w:val="22"/>
-          <w:szCs w:val="22"/>
-        </w:rPr>
-        <w:t xml:space="preserve"> is stamped by the server on create; only whitelisted, non-empty fields are forwarded.</w:t>
+        <w:t>: bankCode, name, bankBranchNo, bankAccountNo, iban, swiftCode, currencyCode, isPrimary.</w:t>
       </w:r>
     </w:p>
     <w:p>
@@ -5705,75 +5384,7 @@
         <w:rPr>
           <w:rFonts w:ascii="Calibri" w:eastAsia="Times New Roman" w:hAnsi="Calibri" w:cs="Calibri"/>
         </w:rPr>
-        <w:t>9. Configuration (Environment Variables)</w:t>
-      </w:r>
-    </w:p>
-    <w:p>
-      <w:pPr>
-        <w:pStyle w:val="NormalWeb"/>
-        <w:rPr>
-          <w:rFonts w:ascii="Calibri" w:hAnsi="Calibri" w:cs="Calibri"/>
-          <w:color w:val="1A1A1A"/>
-          <w:sz w:val="22"/>
-          <w:szCs w:val="22"/>
-        </w:rPr>
-      </w:pPr>
-      <w:r>
-        <w:rPr>
-          <w:rFonts w:ascii="Calibri" w:hAnsi="Calibri" w:cs="Calibri"/>
-          <w:color w:val="1A1A1A"/>
-          <w:sz w:val="22"/>
-          <w:szCs w:val="22"/>
-        </w:rPr>
-        <w:t xml:space="preserve">Set in </w:t>
-      </w:r>
-      <w:r>
-        <w:rPr>
-          <w:rStyle w:val="HTMLCode"/>
-          <w:color w:val="1A1A1A"/>
-        </w:rPr>
-        <w:t>.env</w:t>
-      </w:r>
-      <w:r>
-        <w:rPr>
-          <w:rFonts w:ascii="Calibri" w:hAnsi="Calibri" w:cs="Calibri"/>
-          <w:color w:val="1A1A1A"/>
-          <w:sz w:val="22"/>
-          <w:szCs w:val="22"/>
-        </w:rPr>
-        <w:t xml:space="preserve"> locally (copy from </w:t>
-      </w:r>
-      <w:r>
-        <w:rPr>
-          <w:rStyle w:val="HTMLCode"/>
-          <w:color w:val="1A1A1A"/>
-        </w:rPr>
-        <w:t>.env.example</w:t>
-      </w:r>
-      <w:r>
-        <w:rPr>
-          <w:rFonts w:ascii="Calibri" w:hAnsi="Calibri" w:cs="Calibri"/>
-          <w:color w:val="1A1A1A"/>
-          <w:sz w:val="22"/>
-          <w:szCs w:val="22"/>
-        </w:rPr>
-        <w:t>); on Render they're set in the dashboard (</w:t>
-      </w:r>
-      <w:r>
-        <w:rPr>
-          <w:rStyle w:val="HTMLCode"/>
-          <w:color w:val="1A1A1A"/>
-        </w:rPr>
-        <w:t>sync: false</w:t>
-      </w:r>
-      <w:r>
-        <w:rPr>
-          <w:rFonts w:ascii="Calibri" w:hAnsi="Calibri" w:cs="Calibri"/>
-          <w:color w:val="1A1A1A"/>
-          <w:sz w:val="22"/>
-          <w:szCs w:val="22"/>
-        </w:rPr>
-        <w:t xml:space="preserve"> secrets are prompted, never stored in git).</w:t>
+        <w:t>10. Configuration (Environment Variables)</w:t>
       </w:r>
     </w:p>
     <w:tbl>
@@ -5788,8 +5399,8 @@
         <w:tblLook w:val="04A0" w:firstRow="1" w:lastRow="0" w:firstColumn="1" w:lastColumn="0" w:noHBand="0" w:noVBand="1"/>
       </w:tblPr>
       <w:tblGrid>
-        <w:gridCol w:w="3943"/>
-        <w:gridCol w:w="5067"/>
+        <w:gridCol w:w="4802"/>
+        <w:gridCol w:w="4208"/>
       </w:tblGrid>
       <w:tr>
         <w:tc>
@@ -6226,7 +5837,7 @@
                 <w:sz w:val="20"/>
                 <w:szCs w:val="20"/>
               </w:rPr>
-              <w:t>BC_API_HOST / PUBLISHER / GROUP / VERSION</w:t>
+              <w:t>BC_API_PUBLISHER / BC_API_GROUP / BC_API_VERSION</w:t>
             </w:r>
           </w:p>
         </w:tc>
@@ -6260,11 +5871,13 @@
             <w:r>
               <w:rPr>
                 <w:rFonts w:ascii="Calibri" w:eastAsia="Times New Roman" w:hAnsi="Calibri" w:cs="Calibri"/>
-                <w:color w:val="1A1A1A"/>
-                <w:sz w:val="20"/>
-                <w:szCs w:val="20"/>
-              </w:rPr>
-              <w:t>BC API location (defaults: partnerPortal / v2.0)</w:t>
+                <w:b/>
+                <w:bCs/>
+                <w:color w:val="1A1A1A"/>
+                <w:sz w:val="20"/>
+                <w:szCs w:val="20"/>
+              </w:rPr>
+              <w:t>regPortal / regPortal / v2.0</w:t>
             </w:r>
           </w:p>
         </w:tc>
@@ -6304,7 +5917,7 @@
                 <w:sz w:val="20"/>
                 <w:szCs w:val="20"/>
               </w:rPr>
-              <w:t>GENERATE_REG_NO</w:t>
+              <w:t>BC_API_HOST</w:t>
             </w:r>
           </w:p>
         </w:tc>
@@ -6342,7 +5955,7 @@
                 <w:sz w:val="20"/>
                 <w:szCs w:val="20"/>
               </w:rPr>
-              <w:t>true = backend generates regNo; false = BC No. Series assigns it</w:t>
+              <w:t>api.businesscentral.dynamics.com</w:t>
             </w:r>
           </w:p>
         </w:tc>
@@ -6382,7 +5995,7 @@
                 <w:sz w:val="20"/>
                 <w:szCs w:val="20"/>
               </w:rPr>
-              <w:t>REG_NO_PREFIX</w:t>
+              <w:t>GENERATE_REG_NO / REG_NO_PREFIX</w:t>
             </w:r>
           </w:p>
         </w:tc>
@@ -6420,7 +6033,7 @@
                 <w:sz w:val="20"/>
                 <w:szCs w:val="20"/>
               </w:rPr>
-              <w:t>Prefix for generated reg numbers (default WEB)</w:t>
+              <w:t>Legacy reg-no generation (fallback flow)</w:t>
             </w:r>
           </w:p>
         </w:tc>
@@ -6506,139 +6119,1040 @@
     </w:tbl>
     <w:p>
       <w:pPr>
-        <w:pStyle w:val="Heading1"/>
-        <w:rPr>
-          <w:rFonts w:ascii="Calibri" w:eastAsia="Times New Roman" w:hAnsi="Calibri" w:cs="Calibri"/>
-        </w:rPr>
-      </w:pPr>
-      <w:r>
-        <w:rPr>
-          <w:rFonts w:ascii="Calibri" w:eastAsia="Times New Roman" w:hAnsi="Calibri" w:cs="Calibri"/>
-        </w:rPr>
-        <w:t>10. Local Development</w:t>
-      </w:r>
-    </w:p>
-    <w:p>
-      <w:pPr>
-        <w:pStyle w:val="HTMLPreformatted"/>
-        <w:rPr>
-          <w:color w:val="1A1A1A"/>
-        </w:rPr>
-      </w:pPr>
-      <w:r>
-        <w:rPr>
-          <w:color w:val="1A1A1A"/>
-        </w:rPr>
-        <w:t>cd registration-api</w:t>
-      </w:r>
-    </w:p>
-    <w:p>
-      <w:pPr>
-        <w:pStyle w:val="HTMLPreformatted"/>
-        <w:rPr>
-          <w:color w:val="1A1A1A"/>
-        </w:rPr>
-      </w:pPr>
-      <w:r>
-        <w:rPr>
-          <w:color w:val="1A1A1A"/>
-        </w:rPr>
-        <w:t>cp .env.example .env      # fill in Azure AD + BC values</w:t>
-      </w:r>
-    </w:p>
-    <w:p>
-      <w:pPr>
-        <w:pStyle w:val="HTMLPreformatted"/>
-        <w:rPr>
-          <w:color w:val="1A1A1A"/>
-        </w:rPr>
-      </w:pPr>
-      <w:r>
-        <w:rPr>
-          <w:color w:val="1A1A1A"/>
-        </w:rPr>
-        <w:t>npm install</w:t>
-      </w:r>
-    </w:p>
-    <w:p>
-      <w:pPr>
-        <w:pStyle w:val="HTMLPreformatted"/>
-        <w:rPr>
-          <w:color w:val="1A1A1A"/>
-        </w:rPr>
-      </w:pPr>
-      <w:r>
-        <w:rPr>
-          <w:color w:val="1A1A1A"/>
-        </w:rPr>
-        <w:t>npm start                 # or: npm run dev   (node --watch auto-reload)</w:t>
-      </w:r>
-    </w:p>
-    <w:p>
-      <w:pPr>
-        <w:pStyle w:val="NormalWeb"/>
-        <w:rPr>
-          <w:rFonts w:ascii="Calibri" w:hAnsi="Calibri" w:cs="Calibri"/>
-          <w:color w:val="1A1A1A"/>
-          <w:sz w:val="22"/>
-          <w:szCs w:val="22"/>
-        </w:rPr>
-      </w:pPr>
-      <w:r>
-        <w:rPr>
-          <w:rFonts w:ascii="Calibri" w:hAnsi="Calibri" w:cs="Calibri"/>
-          <w:color w:val="1A1A1A"/>
-          <w:sz w:val="22"/>
-          <w:szCs w:val="22"/>
-        </w:rPr>
-        <w:t xml:space="preserve">Open </w:t>
-      </w:r>
-      <w:r>
-        <w:rPr>
-          <w:rStyle w:val="HTMLCode"/>
-          <w:color w:val="1A1A1A"/>
-        </w:rPr>
-        <w:t>http://localhost:3000/</w:t>
-      </w:r>
-      <w:r>
-        <w:rPr>
-          <w:rFonts w:ascii="Calibri" w:hAnsi="Calibri" w:cs="Calibri"/>
-          <w:color w:val="1A1A1A"/>
-          <w:sz w:val="22"/>
-          <w:szCs w:val="22"/>
-        </w:rPr>
-        <w:t xml:space="preserve"> </w:t>
-      </w:r>
-      <w:r>
-        <w:rPr>
-          <w:rFonts w:ascii="Calibri" w:hAnsi="Calibri" w:cs="Calibri"/>
-          <w:color w:val="1A1A1A"/>
-          <w:sz w:val="22"/>
-          <w:szCs w:val="22"/>
-        </w:rPr>
-        <w:t>and pick Customer or Vendor.</w:t>
-      </w:r>
-    </w:p>
-    <w:p>
-      <w:pPr>
-        <w:pStyle w:val="NormalWeb"/>
-        <w:rPr>
-          <w:rFonts w:ascii="Calibri" w:hAnsi="Calibri" w:cs="Calibri"/>
-          <w:color w:val="1A1A1A"/>
-          <w:sz w:val="22"/>
-          <w:szCs w:val="22"/>
-        </w:rPr>
-      </w:pPr>
-      <w:r>
-        <w:rPr>
-          <w:rFonts w:ascii="Calibri" w:hAnsi="Calibri" w:cs="Calibri"/>
+        <w:shd w:val="clear" w:color="auto" w:fill="FBEEEE"/>
+        <w:spacing w:before="160" w:after="160"/>
+        <w:divId w:val="2087262663"/>
+        <w:rPr>
+          <w:rFonts w:ascii="Calibri" w:eastAsia="Times New Roman" w:hAnsi="Calibri" w:cs="Calibri"/>
+          <w:color w:val="1A1A1A"/>
+          <w:sz w:val="22"/>
+          <w:szCs w:val="22"/>
+        </w:rPr>
+      </w:pPr>
+      <w:r>
+        <w:rPr>
+          <w:rFonts w:ascii="Calibri" w:eastAsia="Times New Roman" w:hAnsi="Calibri" w:cs="Calibri"/>
           <w:b/>
           <w:bCs/>
           <w:color w:val="1A1A1A"/>
           <w:sz w:val="22"/>
           <w:szCs w:val="22"/>
         </w:rPr>
-        <w:t>One-time prerequisites in Azure/BC:</w:t>
+        <w:t>Important:</w:t>
+      </w:r>
+      <w:r>
+        <w:rPr>
+          <w:rFonts w:ascii="Calibri" w:eastAsia="Times New Roman" w:hAnsi="Calibri" w:cs="Calibri"/>
+          <w:color w:val="1A1A1A"/>
+          <w:sz w:val="22"/>
+          <w:szCs w:val="22"/>
+        </w:rPr>
+        <w:t xml:space="preserve"> On Render, environment variables in the dashboard </w:t>
+      </w:r>
+      <w:r>
+        <w:rPr>
+          <w:rFonts w:ascii="Calibri" w:eastAsia="Times New Roman" w:hAnsi="Calibri" w:cs="Calibri"/>
+          <w:b/>
+          <w:bCs/>
+          <w:color w:val="1A1A1A"/>
+          <w:sz w:val="22"/>
+          <w:szCs w:val="22"/>
+        </w:rPr>
+        <w:t>override</w:t>
+      </w:r>
+      <w:r>
+        <w:rPr>
+          <w:rFonts w:ascii="Calibri" w:eastAsia="Times New Roman" w:hAnsi="Calibri" w:cs="Calibri"/>
+          <w:color w:val="1A1A1A"/>
+          <w:sz w:val="22"/>
+          <w:szCs w:val="22"/>
+        </w:rPr>
+        <w:t xml:space="preserve"> the code defaults. To use the new API the dashboard must have </w:t>
+      </w:r>
+      <w:r>
+        <w:rPr>
+          <w:rStyle w:val="HTMLCode"/>
+          <w:color w:val="1A1A1A"/>
+        </w:rPr>
+        <w:t>BC_API_PUBLISHER=regPortal</w:t>
+      </w:r>
+      <w:r>
+        <w:rPr>
+          <w:rFonts w:ascii="Calibri" w:eastAsia="Times New Roman" w:hAnsi="Calibri" w:cs="Calibri"/>
+          <w:color w:val="1A1A1A"/>
+          <w:sz w:val="22"/>
+          <w:szCs w:val="22"/>
+        </w:rPr>
+        <w:t xml:space="preserve"> and </w:t>
+      </w:r>
+      <w:r>
+        <w:rPr>
+          <w:rStyle w:val="HTMLCode"/>
+          <w:color w:val="1A1A1A"/>
+        </w:rPr>
+        <w:t>BC_API_GROUP=regPortal</w:t>
+      </w:r>
+      <w:r>
+        <w:rPr>
+          <w:rFonts w:ascii="Calibri" w:eastAsia="Times New Roman" w:hAnsi="Calibri" w:cs="Calibri"/>
+          <w:color w:val="1A1A1A"/>
+          <w:sz w:val="22"/>
+          <w:szCs w:val="22"/>
+        </w:rPr>
+        <w:t>.</w:t>
+      </w:r>
+    </w:p>
+    <w:p>
+      <w:pPr>
+        <w:pStyle w:val="Heading1"/>
+        <w:rPr>
+          <w:rFonts w:ascii="Calibri" w:eastAsia="Times New Roman" w:hAnsi="Calibri" w:cs="Calibri"/>
+        </w:rPr>
+      </w:pPr>
+      <w:r>
+        <w:rPr>
+          <w:rFonts w:ascii="Calibri" w:eastAsia="Times New Roman" w:hAnsi="Calibri" w:cs="Calibri"/>
+        </w:rPr>
+        <w:t>11. Deployment (Render)</w:t>
+      </w:r>
+    </w:p>
+    <w:p>
+      <w:pPr>
+        <w:numPr>
+          <w:ilvl w:val="0"/>
+          <w:numId w:val="7"/>
+        </w:numPr>
+        <w:spacing w:before="60" w:after="60"/>
+        <w:ind w:left="1080"/>
+        <w:rPr>
+          <w:rFonts w:ascii="Calibri" w:eastAsia="Times New Roman" w:hAnsi="Calibri" w:cs="Calibri"/>
+          <w:color w:val="1A1A1A"/>
+          <w:sz w:val="22"/>
+          <w:szCs w:val="22"/>
+        </w:rPr>
+      </w:pPr>
+      <w:r>
+        <w:rPr>
+          <w:rFonts w:ascii="Calibri" w:eastAsia="Times New Roman" w:hAnsi="Calibri" w:cs="Calibri"/>
+          <w:color w:val="1A1A1A"/>
+          <w:sz w:val="22"/>
+          <w:szCs w:val="22"/>
+        </w:rPr>
+        <w:t xml:space="preserve">Render web service defined by </w:t>
+      </w:r>
+      <w:r>
+        <w:rPr>
+          <w:rStyle w:val="HTMLCode"/>
+          <w:color w:val="1A1A1A"/>
+        </w:rPr>
+        <w:t>render.yaml</w:t>
+      </w:r>
+      <w:r>
+        <w:rPr>
+          <w:rFonts w:ascii="Calibri" w:eastAsia="Times New Roman" w:hAnsi="Calibri" w:cs="Calibri"/>
+          <w:color w:val="1A1A1A"/>
+          <w:sz w:val="22"/>
+          <w:szCs w:val="22"/>
+        </w:rPr>
+        <w:t xml:space="preserve"> (build: </w:t>
+      </w:r>
+      <w:r>
+        <w:rPr>
+          <w:rStyle w:val="HTMLCode"/>
+          <w:color w:val="1A1A1A"/>
+        </w:rPr>
+        <w:t>npm install</w:t>
+      </w:r>
+      <w:r>
+        <w:rPr>
+          <w:rFonts w:ascii="Calibri" w:eastAsia="Times New Roman" w:hAnsi="Calibri" w:cs="Calibri"/>
+          <w:color w:val="1A1A1A"/>
+          <w:sz w:val="22"/>
+          <w:szCs w:val="22"/>
+        </w:rPr>
+        <w:t xml:space="preserve">, start: </w:t>
+      </w:r>
+      <w:r>
+        <w:rPr>
+          <w:rStyle w:val="HTMLCode"/>
+          <w:color w:val="1A1A1A"/>
+        </w:rPr>
+        <w:t>npm start</w:t>
+      </w:r>
+      <w:r>
+        <w:rPr>
+          <w:rFonts w:ascii="Calibri" w:eastAsia="Times New Roman" w:hAnsi="Calibri" w:cs="Calibri"/>
+          <w:color w:val="1A1A1A"/>
+          <w:sz w:val="22"/>
+          <w:szCs w:val="22"/>
+        </w:rPr>
+        <w:t>).</w:t>
+      </w:r>
+    </w:p>
+    <w:p>
+      <w:pPr>
+        <w:numPr>
+          <w:ilvl w:val="0"/>
+          <w:numId w:val="7"/>
+        </w:numPr>
+        <w:spacing w:before="60" w:after="60"/>
+        <w:ind w:left="1080"/>
+        <w:rPr>
+          <w:rFonts w:ascii="Calibri" w:eastAsia="Times New Roman" w:hAnsi="Calibri" w:cs="Calibri"/>
+          <w:color w:val="1A1A1A"/>
+          <w:sz w:val="22"/>
+          <w:szCs w:val="22"/>
+        </w:rPr>
+      </w:pPr>
+      <w:r>
+        <w:rPr>
+          <w:rFonts w:ascii="Calibri" w:eastAsia="Times New Roman" w:hAnsi="Calibri" w:cs="Calibri"/>
+          <w:color w:val="1A1A1A"/>
+          <w:sz w:val="22"/>
+          <w:szCs w:val="22"/>
+        </w:rPr>
+        <w:t xml:space="preserve">Pushing to </w:t>
+      </w:r>
+      <w:r>
+        <w:rPr>
+          <w:rStyle w:val="HTMLCode"/>
+          <w:color w:val="1A1A1A"/>
+        </w:rPr>
+        <w:t>main</w:t>
+      </w:r>
+      <w:r>
+        <w:rPr>
+          <w:rFonts w:ascii="Calibri" w:eastAsia="Times New Roman" w:hAnsi="Calibri" w:cs="Calibri"/>
+          <w:color w:val="1A1A1A"/>
+          <w:sz w:val="22"/>
+          <w:szCs w:val="22"/>
+        </w:rPr>
+        <w:t xml:space="preserve"> </w:t>
+      </w:r>
+      <w:r>
+        <w:rPr>
+          <w:rFonts w:ascii="Calibri" w:eastAsia="Times New Roman" w:hAnsi="Calibri" w:cs="Calibri"/>
+          <w:color w:val="1A1A1A"/>
+          <w:sz w:val="22"/>
+          <w:szCs w:val="22"/>
+        </w:rPr>
+        <w:t>auto-redeploys. Local edits do NOT affect the live site until committed and pushed.</w:t>
+      </w:r>
+    </w:p>
+    <w:p>
+      <w:pPr>
+        <w:numPr>
+          <w:ilvl w:val="0"/>
+          <w:numId w:val="7"/>
+        </w:numPr>
+        <w:spacing w:before="60" w:after="60"/>
+        <w:ind w:left="1080"/>
+        <w:rPr>
+          <w:rFonts w:ascii="Calibri" w:eastAsia="Times New Roman" w:hAnsi="Calibri" w:cs="Calibri"/>
+          <w:color w:val="1A1A1A"/>
+          <w:sz w:val="22"/>
+          <w:szCs w:val="22"/>
+        </w:rPr>
+      </w:pPr>
+      <w:r>
+        <w:rPr>
+          <w:rFonts w:ascii="Calibri" w:eastAsia="Times New Roman" w:hAnsi="Calibri" w:cs="Calibri"/>
+          <w:color w:val="1A1A1A"/>
+          <w:sz w:val="22"/>
+          <w:szCs w:val="22"/>
+        </w:rPr>
+        <w:t>Watch Render dashboard -&gt; service -&gt; Events until "Deploy live", then hard-refresh (Ctrl+Shift+R).</w:t>
+      </w:r>
+    </w:p>
+    <w:p>
+      <w:pPr>
+        <w:pStyle w:val="HTMLPreformatted"/>
+        <w:rPr>
+          <w:color w:val="1A1A1A"/>
+        </w:rPr>
+      </w:pPr>
+      <w:r>
+        <w:rPr>
+          <w:color w:val="1A1A1A"/>
+        </w:rPr>
+        <w:t>cd registration-api</w:t>
+      </w:r>
+    </w:p>
+    <w:p>
+      <w:pPr>
+        <w:pStyle w:val="HTMLPreformatted"/>
+        <w:rPr>
+          <w:color w:val="1A1A1A"/>
+        </w:rPr>
+      </w:pPr>
+      <w:r>
+        <w:rPr>
+          <w:color w:val="1A1A1A"/>
+        </w:rPr>
+        <w:t>git add -A</w:t>
+      </w:r>
+    </w:p>
+    <w:p>
+      <w:pPr>
+        <w:pStyle w:val="HTMLPreformatted"/>
+        <w:rPr>
+          <w:color w:val="1A1A1A"/>
+        </w:rPr>
+      </w:pPr>
+      <w:r>
+        <w:rPr>
+          <w:color w:val="1A1A1A"/>
+        </w:rPr>
+        <w:t>git commit -m "..."</w:t>
+      </w:r>
+    </w:p>
+    <w:p>
+      <w:pPr>
+        <w:pStyle w:val="HTMLPreformatted"/>
+        <w:rPr>
+          <w:color w:val="1A1A1A"/>
+        </w:rPr>
+      </w:pPr>
+      <w:r>
+        <w:rPr>
+          <w:color w:val="1A1A1A"/>
+        </w:rPr>
+        <w:t>git push origin main        # Render redeploys automatically</w:t>
+      </w:r>
+    </w:p>
+    <w:p>
+      <w:pPr>
+        <w:pStyle w:val="Heading1"/>
+        <w:rPr>
+          <w:rFonts w:ascii="Calibri" w:eastAsia="Times New Roman" w:hAnsi="Calibri" w:cs="Calibri"/>
+        </w:rPr>
+      </w:pPr>
+      <w:r>
+        <w:rPr>
+          <w:rFonts w:ascii="Calibri" w:eastAsia="Times New Roman" w:hAnsi="Calibri" w:cs="Calibri"/>
+        </w:rPr>
+        <w:t>12. Current Status &amp; Known Issue</w:t>
+      </w:r>
+    </w:p>
+    <w:tbl>
+      <w:tblPr>
+        <w:tblW w:w="5000" w:type="pct"/>
+        <w:tblCellMar>
+          <w:top w:w="15" w:type="dxa"/>
+          <w:left w:w="15" w:type="dxa"/>
+          <w:bottom w:w="15" w:type="dxa"/>
+          <w:right w:w="15" w:type="dxa"/>
+        </w:tblCellMar>
+        <w:tblLook w:val="04A0" w:firstRow="1" w:lastRow="0" w:firstColumn="1" w:lastColumn="0" w:noHBand="0" w:noVBand="1"/>
+      </w:tblPr>
+      <w:tblGrid>
+        <w:gridCol w:w="6283"/>
+        <w:gridCol w:w="2727"/>
+      </w:tblGrid>
+      <w:tr>
+        <w:tc>
+          <w:tcPr>
+            <w:tcW w:w="0" w:type="auto"/>
+            <w:tcBorders>
+              <w:top w:val="single" w:sz="6" w:space="0" w:color="B9BDD6"/>
+              <w:left w:val="single" w:sz="6" w:space="0" w:color="B9BDD6"/>
+              <w:bottom w:val="single" w:sz="6" w:space="0" w:color="B9BDD6"/>
+              <w:right w:val="single" w:sz="6" w:space="0" w:color="B9BDD6"/>
+            </w:tcBorders>
+            <w:shd w:val="clear" w:color="auto" w:fill="4A51B5"/>
+            <w:tcMar>
+              <w:top w:w="100" w:type="dxa"/>
+              <w:left w:w="140" w:type="dxa"/>
+              <w:bottom w:w="100" w:type="dxa"/>
+              <w:right w:w="140" w:type="dxa"/>
+            </w:tcMar>
+            <w:hideMark/>
+          </w:tcPr>
+          <w:p>
+            <w:pPr>
+              <w:spacing w:before="160" w:after="160"/>
+              <w:rPr>
+                <w:rFonts w:ascii="Calibri" w:eastAsia="Times New Roman" w:hAnsi="Calibri" w:cs="Calibri"/>
+                <w:b/>
+                <w:bCs/>
+                <w:color w:val="FFFFFF"/>
+                <w:sz w:val="20"/>
+                <w:szCs w:val="20"/>
+              </w:rPr>
+            </w:pPr>
+            <w:r>
+              <w:rPr>
+                <w:rFonts w:ascii="Calibri" w:eastAsia="Times New Roman" w:hAnsi="Calibri" w:cs="Calibri"/>
+                <w:b/>
+                <w:bCs/>
+                <w:color w:val="FFFFFF"/>
+                <w:sz w:val="20"/>
+                <w:szCs w:val="20"/>
+              </w:rPr>
+              <w:t>Area</w:t>
+            </w:r>
+          </w:p>
+        </w:tc>
+        <w:tc>
+          <w:tcPr>
+            <w:tcW w:w="0" w:type="auto"/>
+            <w:tcBorders>
+              <w:top w:val="single" w:sz="6" w:space="0" w:color="B9BDD6"/>
+              <w:left w:val="single" w:sz="6" w:space="0" w:color="B9BDD6"/>
+              <w:bottom w:val="single" w:sz="6" w:space="0" w:color="B9BDD6"/>
+              <w:right w:val="single" w:sz="6" w:space="0" w:color="B9BDD6"/>
+            </w:tcBorders>
+            <w:shd w:val="clear" w:color="auto" w:fill="4A51B5"/>
+            <w:tcMar>
+              <w:top w:w="100" w:type="dxa"/>
+              <w:left w:w="140" w:type="dxa"/>
+              <w:bottom w:w="100" w:type="dxa"/>
+              <w:right w:w="140" w:type="dxa"/>
+            </w:tcMar>
+            <w:hideMark/>
+          </w:tcPr>
+          <w:p>
+            <w:pPr>
+              <w:spacing w:before="160" w:after="160"/>
+              <w:rPr>
+                <w:rFonts w:ascii="Calibri" w:eastAsia="Times New Roman" w:hAnsi="Calibri" w:cs="Calibri"/>
+                <w:b/>
+                <w:bCs/>
+                <w:color w:val="FFFFFF"/>
+                <w:sz w:val="20"/>
+                <w:szCs w:val="20"/>
+              </w:rPr>
+            </w:pPr>
+            <w:r>
+              <w:rPr>
+                <w:rFonts w:ascii="Calibri" w:eastAsia="Times New Roman" w:hAnsi="Calibri" w:cs="Calibri"/>
+                <w:b/>
+                <w:bCs/>
+                <w:color w:val="FFFFFF"/>
+                <w:sz w:val="20"/>
+                <w:szCs w:val="20"/>
+              </w:rPr>
+              <w:t>Status</w:t>
+            </w:r>
+          </w:p>
+        </w:tc>
+      </w:tr>
+      <w:tr>
+        <w:tc>
+          <w:tcPr>
+            <w:tcW w:w="0" w:type="auto"/>
+            <w:tcBorders>
+              <w:top w:val="single" w:sz="6" w:space="0" w:color="B9BDD6"/>
+              <w:left w:val="single" w:sz="6" w:space="0" w:color="B9BDD6"/>
+              <w:bottom w:val="single" w:sz="6" w:space="0" w:color="B9BDD6"/>
+              <w:right w:val="single" w:sz="6" w:space="0" w:color="B9BDD6"/>
+            </w:tcBorders>
+            <w:tcMar>
+              <w:top w:w="100" w:type="dxa"/>
+              <w:left w:w="140" w:type="dxa"/>
+              <w:bottom w:w="100" w:type="dxa"/>
+              <w:right w:w="140" w:type="dxa"/>
+            </w:tcMar>
+            <w:hideMark/>
+          </w:tcPr>
+          <w:p>
+            <w:pPr>
+              <w:spacing w:before="160" w:after="160"/>
+              <w:rPr>
+                <w:rFonts w:ascii="Calibri" w:eastAsia="Times New Roman" w:hAnsi="Calibri" w:cs="Calibri"/>
+                <w:color w:val="1A1A1A"/>
+                <w:sz w:val="20"/>
+                <w:szCs w:val="20"/>
+              </w:rPr>
+            </w:pPr>
+            <w:r>
+              <w:rPr>
+                <w:rFonts w:ascii="Calibri" w:eastAsia="Times New Roman" w:hAnsi="Calibri" w:cs="Calibri"/>
+                <w:color w:val="1A1A1A"/>
+                <w:sz w:val="20"/>
+                <w:szCs w:val="20"/>
+              </w:rPr>
+              <w:t>Base URL (regPortal/regPortal/v2.0)</w:t>
+            </w:r>
+          </w:p>
+        </w:tc>
+        <w:tc>
+          <w:tcPr>
+            <w:tcW w:w="0" w:type="auto"/>
+            <w:tcBorders>
+              <w:top w:val="single" w:sz="6" w:space="0" w:color="B9BDD6"/>
+              <w:left w:val="single" w:sz="6" w:space="0" w:color="B9BDD6"/>
+              <w:bottom w:val="single" w:sz="6" w:space="0" w:color="B9BDD6"/>
+              <w:right w:val="single" w:sz="6" w:space="0" w:color="B9BDD6"/>
+            </w:tcBorders>
+            <w:tcMar>
+              <w:top w:w="100" w:type="dxa"/>
+              <w:left w:w="140" w:type="dxa"/>
+              <w:bottom w:w="100" w:type="dxa"/>
+              <w:right w:w="140" w:type="dxa"/>
+            </w:tcMar>
+            <w:hideMark/>
+          </w:tcPr>
+          <w:p>
+            <w:pPr>
+              <w:spacing w:before="160" w:after="160"/>
+              <w:rPr>
+                <w:rFonts w:ascii="Calibri" w:eastAsia="Times New Roman" w:hAnsi="Calibri" w:cs="Calibri"/>
+                <w:b/>
+                <w:bCs/>
+                <w:color w:val="1C7C3A"/>
+                <w:sz w:val="20"/>
+                <w:szCs w:val="20"/>
+              </w:rPr>
+            </w:pPr>
+            <w:r>
+              <w:rPr>
+                <w:rFonts w:ascii="Calibri" w:eastAsia="Times New Roman" w:hAnsi="Calibri" w:cs="Calibri"/>
+                <w:b/>
+                <w:bCs/>
+                <w:color w:val="1C7C3A"/>
+                <w:sz w:val="20"/>
+                <w:szCs w:val="20"/>
+              </w:rPr>
+              <w:t>Working</w:t>
+            </w:r>
+          </w:p>
+        </w:tc>
+      </w:tr>
+      <w:tr>
+        <w:tc>
+          <w:tcPr>
+            <w:tcW w:w="0" w:type="auto"/>
+            <w:tcBorders>
+              <w:top w:val="single" w:sz="6" w:space="0" w:color="B9BDD6"/>
+              <w:left w:val="single" w:sz="6" w:space="0" w:color="B9BDD6"/>
+              <w:bottom w:val="single" w:sz="6" w:space="0" w:color="B9BDD6"/>
+              <w:right w:val="single" w:sz="6" w:space="0" w:color="B9BDD6"/>
+            </w:tcBorders>
+            <w:tcMar>
+              <w:top w:w="100" w:type="dxa"/>
+              <w:left w:w="140" w:type="dxa"/>
+              <w:bottom w:w="100" w:type="dxa"/>
+              <w:right w:w="140" w:type="dxa"/>
+            </w:tcMar>
+            <w:hideMark/>
+          </w:tcPr>
+          <w:p>
+            <w:pPr>
+              <w:spacing w:before="160" w:after="160"/>
+              <w:rPr>
+                <w:rFonts w:ascii="Calibri" w:eastAsia="Times New Roman" w:hAnsi="Calibri" w:cs="Calibri"/>
+                <w:color w:val="1A1A1A"/>
+                <w:sz w:val="20"/>
+                <w:szCs w:val="20"/>
+              </w:rPr>
+            </w:pPr>
+            <w:r>
+              <w:rPr>
+                <w:rFonts w:ascii="Calibri" w:eastAsia="Times New Roman" w:hAnsi="Calibri" w:cs="Calibri"/>
+                <w:color w:val="1A1A1A"/>
+                <w:sz w:val="20"/>
+                <w:szCs w:val="20"/>
+              </w:rPr>
+              <w:t>Customer registration (custRegIntake)</w:t>
+            </w:r>
+          </w:p>
+        </w:tc>
+        <w:tc>
+          <w:tcPr>
+            <w:tcW w:w="0" w:type="auto"/>
+            <w:tcBorders>
+              <w:top w:val="single" w:sz="6" w:space="0" w:color="B9BDD6"/>
+              <w:left w:val="single" w:sz="6" w:space="0" w:color="B9BDD6"/>
+              <w:bottom w:val="single" w:sz="6" w:space="0" w:color="B9BDD6"/>
+              <w:right w:val="single" w:sz="6" w:space="0" w:color="B9BDD6"/>
+            </w:tcBorders>
+            <w:tcMar>
+              <w:top w:w="100" w:type="dxa"/>
+              <w:left w:w="140" w:type="dxa"/>
+              <w:bottom w:w="100" w:type="dxa"/>
+              <w:right w:w="140" w:type="dxa"/>
+            </w:tcMar>
+            <w:hideMark/>
+          </w:tcPr>
+          <w:p>
+            <w:pPr>
+              <w:spacing w:before="160" w:after="160"/>
+              <w:rPr>
+                <w:rFonts w:ascii="Calibri" w:eastAsia="Times New Roman" w:hAnsi="Calibri" w:cs="Calibri"/>
+                <w:b/>
+                <w:bCs/>
+                <w:color w:val="1C7C3A"/>
+                <w:sz w:val="20"/>
+                <w:szCs w:val="20"/>
+              </w:rPr>
+            </w:pPr>
+            <w:r>
+              <w:rPr>
+                <w:rFonts w:ascii="Calibri" w:eastAsia="Times New Roman" w:hAnsi="Calibri" w:cs="Calibri"/>
+                <w:b/>
+                <w:bCs/>
+                <w:color w:val="1C7C3A"/>
+                <w:sz w:val="20"/>
+                <w:szCs w:val="20"/>
+              </w:rPr>
+              <w:t>Working — verified end-to-end</w:t>
+            </w:r>
+          </w:p>
+        </w:tc>
+      </w:tr>
+      <w:tr>
+        <w:tc>
+          <w:tcPr>
+            <w:tcW w:w="0" w:type="auto"/>
+            <w:tcBorders>
+              <w:top w:val="single" w:sz="6" w:space="0" w:color="B9BDD6"/>
+              <w:left w:val="single" w:sz="6" w:space="0" w:color="B9BDD6"/>
+              <w:bottom w:val="single" w:sz="6" w:space="0" w:color="B9BDD6"/>
+              <w:right w:val="single" w:sz="6" w:space="0" w:color="B9BDD6"/>
+            </w:tcBorders>
+            <w:tcMar>
+              <w:top w:w="100" w:type="dxa"/>
+              <w:left w:w="140" w:type="dxa"/>
+              <w:bottom w:w="100" w:type="dxa"/>
+              <w:right w:w="140" w:type="dxa"/>
+            </w:tcMar>
+            <w:hideMark/>
+          </w:tcPr>
+          <w:p>
+            <w:pPr>
+              <w:spacing w:before="160" w:after="160"/>
+              <w:rPr>
+                <w:rFonts w:ascii="Calibri" w:eastAsia="Times New Roman" w:hAnsi="Calibri" w:cs="Calibri"/>
+                <w:color w:val="1A1A1A"/>
+                <w:sz w:val="20"/>
+                <w:szCs w:val="20"/>
+              </w:rPr>
+            </w:pPr>
+            <w:r>
+              <w:rPr>
+                <w:rFonts w:ascii="Calibri" w:eastAsia="Times New Roman" w:hAnsi="Calibri" w:cs="Calibri"/>
+                <w:color w:val="1A1A1A"/>
+                <w:sz w:val="20"/>
+                <w:szCs w:val="20"/>
+              </w:rPr>
+              <w:t>Dropdowns (postCodes, paymentMethods, paymentTerms, countriesRegions)</w:t>
+            </w:r>
+          </w:p>
+        </w:tc>
+        <w:tc>
+          <w:tcPr>
+            <w:tcW w:w="0" w:type="auto"/>
+            <w:tcBorders>
+              <w:top w:val="single" w:sz="6" w:space="0" w:color="B9BDD6"/>
+              <w:left w:val="single" w:sz="6" w:space="0" w:color="B9BDD6"/>
+              <w:bottom w:val="single" w:sz="6" w:space="0" w:color="B9BDD6"/>
+              <w:right w:val="single" w:sz="6" w:space="0" w:color="B9BDD6"/>
+            </w:tcBorders>
+            <w:tcMar>
+              <w:top w:w="100" w:type="dxa"/>
+              <w:left w:w="140" w:type="dxa"/>
+              <w:bottom w:w="100" w:type="dxa"/>
+              <w:right w:w="140" w:type="dxa"/>
+            </w:tcMar>
+            <w:hideMark/>
+          </w:tcPr>
+          <w:p>
+            <w:pPr>
+              <w:spacing w:before="160" w:after="160"/>
+              <w:rPr>
+                <w:rFonts w:ascii="Calibri" w:eastAsia="Times New Roman" w:hAnsi="Calibri" w:cs="Calibri"/>
+                <w:b/>
+                <w:bCs/>
+                <w:color w:val="1C7C3A"/>
+                <w:sz w:val="20"/>
+                <w:szCs w:val="20"/>
+              </w:rPr>
+            </w:pPr>
+            <w:r>
+              <w:rPr>
+                <w:rFonts w:ascii="Calibri" w:eastAsia="Times New Roman" w:hAnsi="Calibri" w:cs="Calibri"/>
+                <w:b/>
+                <w:bCs/>
+                <w:color w:val="1C7C3A"/>
+                <w:sz w:val="20"/>
+                <w:szCs w:val="20"/>
+              </w:rPr>
+              <w:t>Working</w:t>
+            </w:r>
+          </w:p>
+        </w:tc>
+      </w:tr>
+      <w:tr>
+        <w:tc>
+          <w:tcPr>
+            <w:tcW w:w="0" w:type="auto"/>
+            <w:tcBorders>
+              <w:top w:val="single" w:sz="6" w:space="0" w:color="B9BDD6"/>
+              <w:left w:val="single" w:sz="6" w:space="0" w:color="B9BDD6"/>
+              <w:bottom w:val="single" w:sz="6" w:space="0" w:color="B9BDD6"/>
+              <w:right w:val="single" w:sz="6" w:space="0" w:color="B9BDD6"/>
+            </w:tcBorders>
+            <w:tcMar>
+              <w:top w:w="100" w:type="dxa"/>
+              <w:left w:w="140" w:type="dxa"/>
+              <w:bottom w:w="100" w:type="dxa"/>
+              <w:right w:w="140" w:type="dxa"/>
+            </w:tcMar>
+            <w:hideMark/>
+          </w:tcPr>
+          <w:p>
+            <w:pPr>
+              <w:spacing w:before="160" w:after="160"/>
+              <w:rPr>
+                <w:rFonts w:ascii="Calibri" w:eastAsia="Times New Roman" w:hAnsi="Calibri" w:cs="Calibri"/>
+                <w:color w:val="1A1A1A"/>
+                <w:sz w:val="20"/>
+                <w:szCs w:val="20"/>
+              </w:rPr>
+            </w:pPr>
+            <w:r>
+              <w:rPr>
+                <w:rFonts w:ascii="Calibri" w:eastAsia="Times New Roman" w:hAnsi="Calibri" w:cs="Calibri"/>
+                <w:color w:val="1A1A1A"/>
+                <w:sz w:val="20"/>
+                <w:szCs w:val="20"/>
+              </w:rPr>
+              <w:t>Reset + return to step 1 on success</w:t>
+            </w:r>
+          </w:p>
+        </w:tc>
+        <w:tc>
+          <w:tcPr>
+            <w:tcW w:w="0" w:type="auto"/>
+            <w:tcBorders>
+              <w:top w:val="single" w:sz="6" w:space="0" w:color="B9BDD6"/>
+              <w:left w:val="single" w:sz="6" w:space="0" w:color="B9BDD6"/>
+              <w:bottom w:val="single" w:sz="6" w:space="0" w:color="B9BDD6"/>
+              <w:right w:val="single" w:sz="6" w:space="0" w:color="B9BDD6"/>
+            </w:tcBorders>
+            <w:tcMar>
+              <w:top w:w="100" w:type="dxa"/>
+              <w:left w:w="140" w:type="dxa"/>
+              <w:bottom w:w="100" w:type="dxa"/>
+              <w:right w:w="140" w:type="dxa"/>
+            </w:tcMar>
+            <w:hideMark/>
+          </w:tcPr>
+          <w:p>
+            <w:pPr>
+              <w:spacing w:before="160" w:after="160"/>
+              <w:rPr>
+                <w:rFonts w:ascii="Calibri" w:eastAsia="Times New Roman" w:hAnsi="Calibri" w:cs="Calibri"/>
+                <w:b/>
+                <w:bCs/>
+                <w:color w:val="1C7C3A"/>
+                <w:sz w:val="20"/>
+                <w:szCs w:val="20"/>
+              </w:rPr>
+            </w:pPr>
+            <w:r>
+              <w:rPr>
+                <w:rFonts w:ascii="Calibri" w:eastAsia="Times New Roman" w:hAnsi="Calibri" w:cs="Calibri"/>
+                <w:b/>
+                <w:bCs/>
+                <w:color w:val="1C7C3A"/>
+                <w:sz w:val="20"/>
+                <w:szCs w:val="20"/>
+              </w:rPr>
+              <w:t>Working</w:t>
+            </w:r>
+          </w:p>
+        </w:tc>
+      </w:tr>
+      <w:tr>
+        <w:tc>
+          <w:tcPr>
+            <w:tcW w:w="0" w:type="auto"/>
+            <w:tcBorders>
+              <w:top w:val="single" w:sz="6" w:space="0" w:color="B9BDD6"/>
+              <w:left w:val="single" w:sz="6" w:space="0" w:color="B9BDD6"/>
+              <w:bottom w:val="single" w:sz="6" w:space="0" w:color="B9BDD6"/>
+              <w:right w:val="single" w:sz="6" w:space="0" w:color="B9BDD6"/>
+            </w:tcBorders>
+            <w:tcMar>
+              <w:top w:w="100" w:type="dxa"/>
+              <w:left w:w="140" w:type="dxa"/>
+              <w:bottom w:w="100" w:type="dxa"/>
+              <w:right w:w="140" w:type="dxa"/>
+            </w:tcMar>
+            <w:hideMark/>
+          </w:tcPr>
+          <w:p>
+            <w:pPr>
+              <w:spacing w:before="160" w:after="160"/>
+              <w:rPr>
+                <w:rFonts w:ascii="Calibri" w:eastAsia="Times New Roman" w:hAnsi="Calibri" w:cs="Calibri"/>
+                <w:color w:val="1A1A1A"/>
+                <w:sz w:val="20"/>
+                <w:szCs w:val="20"/>
+              </w:rPr>
+            </w:pPr>
+            <w:r>
+              <w:rPr>
+                <w:rFonts w:ascii="Calibri" w:eastAsia="Times New Roman" w:hAnsi="Calibri" w:cs="Calibri"/>
+                <w:color w:val="1A1A1A"/>
+                <w:sz w:val="20"/>
+                <w:szCs w:val="20"/>
+              </w:rPr>
+              <w:t>Vendor registration (vendRegIntake)</w:t>
+            </w:r>
+          </w:p>
+        </w:tc>
+        <w:tc>
+          <w:tcPr>
+            <w:tcW w:w="0" w:type="auto"/>
+            <w:tcBorders>
+              <w:top w:val="single" w:sz="6" w:space="0" w:color="B9BDD6"/>
+              <w:left w:val="single" w:sz="6" w:space="0" w:color="B9BDD6"/>
+              <w:bottom w:val="single" w:sz="6" w:space="0" w:color="B9BDD6"/>
+              <w:right w:val="single" w:sz="6" w:space="0" w:color="B9BDD6"/>
+            </w:tcBorders>
+            <w:tcMar>
+              <w:top w:w="100" w:type="dxa"/>
+              <w:left w:w="140" w:type="dxa"/>
+              <w:bottom w:w="100" w:type="dxa"/>
+              <w:right w:w="140" w:type="dxa"/>
+            </w:tcMar>
+            <w:hideMark/>
+          </w:tcPr>
+          <w:p>
+            <w:pPr>
+              <w:spacing w:before="160" w:after="160"/>
+              <w:rPr>
+                <w:rFonts w:ascii="Calibri" w:eastAsia="Times New Roman" w:hAnsi="Calibri" w:cs="Calibri"/>
+                <w:b/>
+                <w:bCs/>
+                <w:color w:val="B32D2D"/>
+                <w:sz w:val="20"/>
+                <w:szCs w:val="20"/>
+              </w:rPr>
+            </w:pPr>
+            <w:r>
+              <w:rPr>
+                <w:rFonts w:ascii="Calibri" w:eastAsia="Times New Roman" w:hAnsi="Calibri" w:cs="Calibri"/>
+                <w:b/>
+                <w:bCs/>
+                <w:color w:val="B32D2D"/>
+                <w:sz w:val="20"/>
+                <w:szCs w:val="20"/>
+              </w:rPr>
+              <w:t>Blocked — needs BC seed</w:t>
+            </w:r>
+          </w:p>
+        </w:tc>
+      </w:tr>
+    </w:tbl>
+    <w:p>
+      <w:pPr>
+        <w:shd w:val="clear" w:color="auto" w:fill="FBEEEE"/>
+        <w:spacing w:before="160" w:after="160"/>
+        <w:divId w:val="1331985141"/>
+        <w:rPr>
+          <w:rFonts w:ascii="Calibri" w:eastAsia="Times New Roman" w:hAnsi="Calibri" w:cs="Calibri"/>
+          <w:color w:val="1A1A1A"/>
+          <w:sz w:val="22"/>
+          <w:szCs w:val="22"/>
+        </w:rPr>
+      </w:pPr>
+      <w:r>
+        <w:rPr>
+          <w:rFonts w:ascii="Calibri" w:eastAsia="Times New Roman" w:hAnsi="Calibri" w:cs="Calibri"/>
+          <w:b/>
+          <w:bCs/>
+          <w:color w:val="1A1A1A"/>
+          <w:sz w:val="22"/>
+          <w:szCs w:val="22"/>
+        </w:rPr>
+        <w:t>Vendor blocker (Business Central side):</w:t>
+      </w:r>
+      <w:r>
+        <w:rPr>
+          <w:rFonts w:ascii="Calibri" w:eastAsia="Times New Roman" w:hAnsi="Calibri" w:cs="Calibri"/>
+          <w:color w:val="1A1A1A"/>
+          <w:sz w:val="22"/>
+          <w:szCs w:val="22"/>
+        </w:rPr>
+        <w:t xml:space="preserve"> the </w:t>
+      </w:r>
+      <w:r>
+        <w:rPr>
+          <w:rStyle w:val="HTMLCode"/>
+          <w:color w:val="1A1A1A"/>
+        </w:rPr>
+        <w:t>vendRegIntake</w:t>
+      </w:r>
+      <w:r>
+        <w:rPr>
+          <w:rFonts w:ascii="Calibri" w:eastAsia="Times New Roman" w:hAnsi="Calibri" w:cs="Calibri"/>
+          <w:color w:val="1A1A1A"/>
+          <w:sz w:val="22"/>
+          <w:szCs w:val="22"/>
+        </w:rPr>
+        <w:t xml:space="preserve"> </w:t>
+      </w:r>
+      <w:r>
+        <w:rPr>
+          <w:rStyle w:val="HTMLCode"/>
+          <w:color w:val="1A1A1A"/>
+        </w:rPr>
+        <w:t>submit</w:t>
+      </w:r>
+      <w:r>
+        <w:rPr>
+          <w:rFonts w:ascii="Calibri" w:eastAsia="Times New Roman" w:hAnsi="Calibri" w:cs="Calibri"/>
+          <w:color w:val="1A1A1A"/>
+          <w:sz w:val="22"/>
+          <w:szCs w:val="22"/>
+        </w:rPr>
+        <w:t xml:space="preserve"> action is </w:t>
+      </w:r>
+      <w:r>
+        <w:rPr>
+          <w:rFonts w:ascii="Calibri" w:eastAsia="Times New Roman" w:hAnsi="Calibri" w:cs="Calibri"/>
+          <w:b/>
+          <w:bCs/>
+          <w:color w:val="1A1A1A"/>
+          <w:sz w:val="22"/>
+          <w:szCs w:val="22"/>
+        </w:rPr>
+        <w:t>bound</w:t>
+      </w:r>
+      <w:r>
+        <w:rPr>
+          <w:rFonts w:ascii="Calibri" w:eastAsia="Times New Roman" w:hAnsi="Calibri" w:cs="Calibri"/>
+          <w:color w:val="1A1A1A"/>
+          <w:sz w:val="22"/>
+          <w:szCs w:val="22"/>
+        </w:rPr>
+        <w:t xml:space="preserve"> to an existing record, but </w:t>
+      </w:r>
+      <w:r>
+        <w:rPr>
+          <w:rStyle w:val="HTMLCode"/>
+          <w:color w:val="1A1A1A"/>
+        </w:rPr>
+        <w:t>vendRegIntake</w:t>
+      </w:r>
+      <w:r>
+        <w:rPr>
+          <w:rFonts w:ascii="Calibri" w:eastAsia="Times New Roman" w:hAnsi="Calibri" w:cs="Calibri"/>
+          <w:color w:val="1A1A1A"/>
+          <w:sz w:val="22"/>
+          <w:szCs w:val="22"/>
+        </w:rPr>
+        <w:t xml:space="preserve"> has </w:t>
+      </w:r>
+      <w:r>
+        <w:rPr>
+          <w:rFonts w:ascii="Calibri" w:eastAsia="Times New Roman" w:hAnsi="Calibri" w:cs="Calibri"/>
+          <w:b/>
+          <w:bCs/>
+          <w:color w:val="1A1A1A"/>
+          <w:sz w:val="22"/>
+          <w:szCs w:val="22"/>
+        </w:rPr>
+        <w:t>zero</w:t>
+      </w:r>
+      <w:r>
+        <w:rPr>
+          <w:rFonts w:ascii="Calibri" w:eastAsia="Times New Roman" w:hAnsi="Calibri" w:cs="Calibri"/>
+          <w:color w:val="1A1A1A"/>
+          <w:sz w:val="22"/>
+          <w:szCs w:val="22"/>
+        </w:rPr>
+        <w:t xml:space="preserve"> records and the page </w:t>
+      </w:r>
+      <w:r>
+        <w:rPr>
+          <w:rFonts w:ascii="Calibri" w:eastAsia="Times New Roman" w:hAnsi="Calibri" w:cs="Calibri"/>
+          <w:b/>
+          <w:bCs/>
+          <w:color w:val="1A1A1A"/>
+          <w:sz w:val="22"/>
+          <w:szCs w:val="22"/>
+        </w:rPr>
+        <w:t>rejects inserts</w:t>
+      </w:r>
+      <w:r>
+        <w:rPr>
+          <w:rFonts w:ascii="Calibri" w:eastAsia="Times New Roman" w:hAnsi="Calibri" w:cs="Calibri"/>
+          <w:color w:val="1A1A1A"/>
+          <w:sz w:val="22"/>
+          <w:szCs w:val="22"/>
+        </w:rPr>
+        <w:t xml:space="preserve"> (HTTP 405). So the first vendor cannot be created from the API. </w:t>
+      </w:r>
+      <w:r>
+        <w:rPr>
+          <w:rFonts w:ascii="Calibri" w:eastAsia="Times New Roman" w:hAnsi="Calibri" w:cs="Calibri"/>
+          <w:b/>
+          <w:bCs/>
+          <w:color w:val="1A1A1A"/>
+          <w:sz w:val="22"/>
+          <w:szCs w:val="22"/>
+        </w:rPr>
+        <w:t>Fix in BC:</w:t>
+      </w:r>
+      <w:r>
+        <w:rPr>
+          <w:rFonts w:ascii="Calibri" w:eastAsia="Times New Roman" w:hAnsi="Calibri" w:cs="Calibri"/>
+          <w:color w:val="1A1A1A"/>
+          <w:sz w:val="22"/>
+          <w:szCs w:val="22"/>
+        </w:rPr>
+        <w:t xml:space="preserve"> (A) create one seed record in the vendor registration table, or (B) make the </w:t>
+      </w:r>
+      <w:r>
+        <w:rPr>
+          <w:rStyle w:val="HTMLCode"/>
+          <w:color w:val="1A1A1A"/>
+        </w:rPr>
+        <w:t>submit</w:t>
+      </w:r>
+      <w:r>
+        <w:rPr>
+          <w:rFonts w:ascii="Calibri" w:eastAsia="Times New Roman" w:hAnsi="Calibri" w:cs="Calibri"/>
+          <w:color w:val="1A1A1A"/>
+          <w:sz w:val="22"/>
+          <w:szCs w:val="22"/>
+        </w:rPr>
+        <w:t xml:space="preserve"> action unbound / the page insertable. The backend needs no change once BC is updated. See </w:t>
+      </w:r>
+      <w:r>
+        <w:rPr>
+          <w:rStyle w:val="HTMLCode"/>
+          <w:color w:val="1A1A1A"/>
+        </w:rPr>
+        <w:t>docs/BC-VENDOR-SEED-FIX.md</w:t>
+      </w:r>
+      <w:r>
+        <w:rPr>
+          <w:rFonts w:ascii="Calibri" w:eastAsia="Times New Roman" w:hAnsi="Calibri" w:cs="Calibri"/>
+          <w:color w:val="1A1A1A"/>
+          <w:sz w:val="22"/>
+          <w:szCs w:val="22"/>
+        </w:rPr>
+        <w:t xml:space="preserve">. </w:t>
+      </w:r>
+    </w:p>
+    <w:p>
+      <w:pPr>
+        <w:pStyle w:val="Heading1"/>
+        <w:rPr>
+          <w:rFonts w:ascii="Calibri" w:eastAsia="Times New Roman" w:hAnsi="Calibri" w:cs="Calibri"/>
+        </w:rPr>
+      </w:pPr>
+      <w:r>
+        <w:rPr>
+          <w:rFonts w:ascii="Calibri" w:eastAsia="Times New Roman" w:hAnsi="Calibri" w:cs="Calibri"/>
+        </w:rPr>
+        <w:t>13. Security Notes</w:t>
       </w:r>
     </w:p>
     <w:p>
@@ -6663,23 +7177,23 @@
           <w:sz w:val="22"/>
           <w:szCs w:val="22"/>
         </w:rPr>
-        <w:t xml:space="preserve">Register an Azure AD app, add a client secret, grant BC </w:t>
+        <w:t xml:space="preserve">BC credentials live only on the server; the browser only reaches </w:t>
       </w:r>
       <w:r>
         <w:rPr>
           <w:rStyle w:val="HTMLCode"/>
           <w:color w:val="1A1A1A"/>
         </w:rPr>
-        <w:t>API.ReadWrite.All</w:t>
-      </w:r>
-      <w:r>
-        <w:rPr>
-          <w:rFonts w:ascii="Calibri" w:eastAsia="Times New Roman" w:hAnsi="Calibri" w:cs="Calibri"/>
-          <w:color w:val="1A1A1A"/>
-          <w:sz w:val="22"/>
-          <w:szCs w:val="22"/>
-        </w:rPr>
-        <w:t xml:space="preserve"> (application permission) with admin consent.</w:t>
+        <w:t>/api/*</w:t>
+      </w:r>
+      <w:r>
+        <w:rPr>
+          <w:rFonts w:ascii="Calibri" w:eastAsia="Times New Roman" w:hAnsi="Calibri" w:cs="Calibri"/>
+          <w:color w:val="1A1A1A"/>
+          <w:sz w:val="22"/>
+          <w:szCs w:val="22"/>
+        </w:rPr>
+        <w:t>.</w:t>
       </w:r>
     </w:p>
     <w:p>
@@ -6699,32 +7213,19 @@
       </w:pPr>
       <w:r>
         <w:rPr>
-          <w:rFonts w:ascii="Calibri" w:eastAsia="Times New Roman" w:hAnsi="Calibri" w:cs="Calibri"/>
-          <w:color w:val="1A1A1A"/>
-          <w:sz w:val="22"/>
-          <w:szCs w:val="22"/>
-        </w:rPr>
-        <w:t xml:space="preserve">In BC, register that Client ID under </w:t>
-      </w:r>
-      <w:r>
-        <w:rPr>
-          <w:rFonts w:ascii="Calibri" w:eastAsia="Times New Roman" w:hAnsi="Calibri" w:cs="Calibri"/>
-          <w:i/>
-          <w:iCs/>
-          <w:color w:val="1A1A1A"/>
-          <w:sz w:val="22"/>
-          <w:szCs w:val="22"/>
-        </w:rPr>
-        <w:t>Microsoft Entra Applications</w:t>
-      </w:r>
-      <w:r>
-        <w:rPr>
-          <w:rFonts w:ascii="Calibri" w:eastAsia="Times New Roman" w:hAnsi="Calibri" w:cs="Calibri"/>
-          <w:color w:val="1A1A1A"/>
-          <w:sz w:val="22"/>
-          <w:szCs w:val="22"/>
-        </w:rPr>
-        <w:t xml:space="preserve"> with a permission set that can access the registration tables.</w:t>
+          <w:rStyle w:val="HTMLCode"/>
+          <w:color w:val="1A1A1A"/>
+        </w:rPr>
+        <w:t>partnerType</w:t>
+      </w:r>
+      <w:r>
+        <w:rPr>
+          <w:rFonts w:ascii="Calibri" w:eastAsia="Times New Roman" w:hAnsi="Calibri" w:cs="Calibri"/>
+          <w:color w:val="1A1A1A"/>
+          <w:sz w:val="22"/>
+          <w:szCs w:val="22"/>
+        </w:rPr>
+        <w:t xml:space="preserve"> is never trusted from the browser on the typed routes.</w:t>
       </w:r>
     </w:p>
     <w:p>
@@ -6749,63 +7250,39 @@
           <w:sz w:val="22"/>
           <w:szCs w:val="22"/>
         </w:rPr>
-        <w:t xml:space="preserve">In </w:t>
-      </w:r>
-      <w:r>
-        <w:rPr>
-          <w:rFonts w:ascii="Calibri" w:eastAsia="Times New Roman" w:hAnsi="Calibri" w:cs="Calibri"/>
-          <w:i/>
-          <w:iCs/>
-          <w:color w:val="1A1A1A"/>
-          <w:sz w:val="22"/>
-          <w:szCs w:val="22"/>
-        </w:rPr>
-        <w:t>Partner Portal Setup</w:t>
-      </w:r>
-      <w:r>
-        <w:rPr>
-          <w:rFonts w:ascii="Calibri" w:eastAsia="Times New Roman" w:hAnsi="Calibri" w:cs="Calibri"/>
-          <w:color w:val="1A1A1A"/>
-          <w:sz w:val="22"/>
-          <w:szCs w:val="22"/>
-        </w:rPr>
-        <w:t xml:space="preserve">, set </w:t>
-      </w:r>
-      <w:r>
-        <w:rPr>
-          <w:rFonts w:ascii="Calibri" w:eastAsia="Times New Roman" w:hAnsi="Calibri" w:cs="Calibri"/>
-          <w:b/>
-          <w:bCs/>
-          <w:color w:val="1A1A1A"/>
-          <w:sz w:val="22"/>
-          <w:szCs w:val="22"/>
-        </w:rPr>
-        <w:t>Partner Reg. Nos.</w:t>
-      </w:r>
-      <w:r>
-        <w:rPr>
-          <w:rFonts w:ascii="Calibri" w:eastAsia="Times New Roman" w:hAnsi="Calibri" w:cs="Calibri"/>
-          <w:color w:val="1A1A1A"/>
-          <w:sz w:val="22"/>
-          <w:szCs w:val="22"/>
-        </w:rPr>
-        <w:t xml:space="preserve"> to a valid No. Series (unless using </w:t>
-      </w:r>
+        <w:t>Public endpoints are rate-limited per IP; uploads capped (30 MB JSON body; 5 MB/file).</w:t>
+      </w:r>
+    </w:p>
+    <w:p>
+      <w:pPr>
+        <w:numPr>
+          <w:ilvl w:val="0"/>
+          <w:numId w:val="8"/>
+        </w:numPr>
+        <w:spacing w:before="60" w:after="60"/>
+        <w:ind w:left="1080"/>
+        <w:rPr>
+          <w:rFonts w:ascii="Calibri" w:eastAsia="Times New Roman" w:hAnsi="Calibri" w:cs="Calibri"/>
+          <w:color w:val="1A1A1A"/>
+          <w:sz w:val="22"/>
+          <w:szCs w:val="22"/>
+        </w:rPr>
+      </w:pPr>
       <w:r>
         <w:rPr>
           <w:rStyle w:val="HTMLCode"/>
           <w:color w:val="1A1A1A"/>
         </w:rPr>
-        <w:t>GENERATE_REG_NO=true</w:t>
-      </w:r>
-      <w:r>
-        <w:rPr>
-          <w:rFonts w:ascii="Calibri" w:eastAsia="Times New Roman" w:hAnsi="Calibri" w:cs="Calibri"/>
-          <w:color w:val="1A1A1A"/>
-          <w:sz w:val="22"/>
-          <w:szCs w:val="22"/>
-        </w:rPr>
-        <w:t>).</w:t>
+        <w:t>.env</w:t>
+      </w:r>
+      <w:r>
+        <w:rPr>
+          <w:rFonts w:ascii="Calibri" w:eastAsia="Times New Roman" w:hAnsi="Calibri" w:cs="Calibri"/>
+          <w:color w:val="1A1A1A"/>
+          <w:sz w:val="22"/>
+          <w:szCs w:val="22"/>
+        </w:rPr>
+        <w:t xml:space="preserve"> is gitignored — never commit real secrets.</w:t>
       </w:r>
     </w:p>
     <w:p>
@@ -6819,7 +7296,7 @@
         <w:rPr>
           <w:rFonts w:ascii="Calibri" w:eastAsia="Times New Roman" w:hAnsi="Calibri" w:cs="Calibri"/>
         </w:rPr>
-        <w:t>11. Deployment (Render)</w:t>
+        <w:t>14. Change Log (recent)</w:t>
       </w:r>
     </w:p>
     <w:p>
@@ -6844,75 +7321,71 @@
           <w:sz w:val="22"/>
           <w:szCs w:val="22"/>
         </w:rPr>
-        <w:t xml:space="preserve">The site is a Render </w:t>
-      </w:r>
-      <w:r>
-        <w:rPr>
-          <w:rFonts w:ascii="Calibri" w:eastAsia="Times New Roman" w:hAnsi="Calibri" w:cs="Calibri"/>
-          <w:b/>
-          <w:bCs/>
-          <w:color w:val="1A1A1A"/>
-          <w:sz w:val="22"/>
-          <w:szCs w:val="22"/>
-        </w:rPr>
-        <w:t>web service</w:t>
-      </w:r>
-      <w:r>
-        <w:rPr>
-          <w:rFonts w:ascii="Calibri" w:eastAsia="Times New Roman" w:hAnsi="Calibri" w:cs="Calibri"/>
-          <w:color w:val="1A1A1A"/>
-          <w:sz w:val="22"/>
-          <w:szCs w:val="22"/>
-        </w:rPr>
-        <w:t xml:space="preserve"> defined by </w:t>
+        <w:t xml:space="preserve">Migrated BC integration from </w:t>
       </w:r>
       <w:r>
         <w:rPr>
           <w:rStyle w:val="HTMLCode"/>
           <w:color w:val="1A1A1A"/>
         </w:rPr>
-        <w:t>render.yaml</w:t>
-      </w:r>
-      <w:r>
-        <w:rPr>
-          <w:rFonts w:ascii="Calibri" w:eastAsia="Times New Roman" w:hAnsi="Calibri" w:cs="Calibri"/>
-          <w:color w:val="1A1A1A"/>
-          <w:sz w:val="22"/>
-          <w:szCs w:val="22"/>
-        </w:rPr>
-        <w:t xml:space="preserve"> (</w:t>
+        <w:t>partnerPortal/publicRegIntake</w:t>
+      </w:r>
+      <w:r>
+        <w:rPr>
+          <w:rFonts w:ascii="Calibri" w:eastAsia="Times New Roman" w:hAnsi="Calibri" w:cs="Calibri"/>
+          <w:color w:val="1A1A1A"/>
+          <w:sz w:val="22"/>
+          <w:szCs w:val="22"/>
+        </w:rPr>
+        <w:t xml:space="preserve"> to </w:t>
       </w:r>
       <w:r>
         <w:rPr>
           <w:rStyle w:val="HTMLCode"/>
           <w:color w:val="1A1A1A"/>
         </w:rPr>
-        <w:t>buildCommand: npm install</w:t>
-      </w:r>
-      <w:r>
-        <w:rPr>
-          <w:rFonts w:ascii="Calibri" w:eastAsia="Times New Roman" w:hAnsi="Calibri" w:cs="Calibri"/>
-          <w:color w:val="1A1A1A"/>
-          <w:sz w:val="22"/>
-          <w:szCs w:val="22"/>
-        </w:rPr>
-        <w:t xml:space="preserve">, </w:t>
+        <w:t>regPortal</w:t>
+      </w:r>
+      <w:r>
+        <w:rPr>
+          <w:rFonts w:ascii="Calibri" w:eastAsia="Times New Roman" w:hAnsi="Calibri" w:cs="Calibri"/>
+          <w:color w:val="1A1A1A"/>
+          <w:sz w:val="22"/>
+          <w:szCs w:val="22"/>
+        </w:rPr>
+        <w:t xml:space="preserve"> with separate </w:t>
       </w:r>
       <w:r>
         <w:rPr>
           <w:rStyle w:val="HTMLCode"/>
           <w:color w:val="1A1A1A"/>
         </w:rPr>
-        <w:t>startCommand: npm start</w:t>
-      </w:r>
-      <w:r>
-        <w:rPr>
-          <w:rFonts w:ascii="Calibri" w:eastAsia="Times New Roman" w:hAnsi="Calibri" w:cs="Calibri"/>
-          <w:color w:val="1A1A1A"/>
-          <w:sz w:val="22"/>
-          <w:szCs w:val="22"/>
-        </w:rPr>
-        <w:t>).</w:t>
+        <w:t>custRegIntake</w:t>
+      </w:r>
+      <w:r>
+        <w:rPr>
+          <w:rFonts w:ascii="Calibri" w:eastAsia="Times New Roman" w:hAnsi="Calibri" w:cs="Calibri"/>
+          <w:color w:val="1A1A1A"/>
+          <w:sz w:val="22"/>
+          <w:szCs w:val="22"/>
+        </w:rPr>
+        <w:t xml:space="preserve"> / </w:t>
+      </w:r>
+      <w:r>
+        <w:rPr>
+          <w:rStyle w:val="HTMLCode"/>
+          <w:color w:val="1A1A1A"/>
+        </w:rPr>
+        <w:t>vendRegIntake</w:t>
+      </w:r>
+      <w:r>
+        <w:rPr>
+          <w:rFonts w:ascii="Calibri" w:eastAsia="Times New Roman" w:hAnsi="Calibri" w:cs="Calibri"/>
+          <w:color w:val="1A1A1A"/>
+          <w:sz w:val="22"/>
+          <w:szCs w:val="22"/>
+        </w:rPr>
+        <w:t>.</w:t>
       </w:r>
     </w:p>
     <w:p>
@@ -6933,58 +7406,77 @@
       <w:r>
         <w:rPr>
           <w:rFonts w:ascii="Calibri" w:eastAsia="Times New Roman" w:hAnsi="Calibri" w:cs="Calibri"/>
-          <w:b/>
-          <w:bCs/>
-          <w:color w:val="1A1A1A"/>
-          <w:sz w:val="22"/>
-          <w:szCs w:val="22"/>
-        </w:rPr>
-        <w:t>Auto-deploy:</w:t>
-      </w:r>
-      <w:r>
-        <w:rPr>
-          <w:rFonts w:ascii="Calibri" w:eastAsia="Times New Roman" w:hAnsi="Calibri" w:cs="Calibri"/>
-          <w:color w:val="1A1A1A"/>
-          <w:sz w:val="22"/>
-          <w:szCs w:val="22"/>
-        </w:rPr>
-        <w:t xml:space="preserve"> pushing to the </w:t>
+          <w:color w:val="1A1A1A"/>
+          <w:sz w:val="22"/>
+          <w:szCs w:val="22"/>
+        </w:rPr>
+        <w:t xml:space="preserve">Added email mapping </w:t>
       </w:r>
       <w:r>
         <w:rPr>
           <w:rStyle w:val="HTMLCode"/>
           <w:color w:val="1A1A1A"/>
         </w:rPr>
-        <w:t>main</w:t>
-      </w:r>
-      <w:r>
-        <w:rPr>
-          <w:rFonts w:ascii="Calibri" w:eastAsia="Times New Roman" w:hAnsi="Calibri" w:cs="Calibri"/>
-          <w:color w:val="1A1A1A"/>
-          <w:sz w:val="22"/>
-          <w:szCs w:val="22"/>
-        </w:rPr>
-        <w:t xml:space="preserve"> branch of the GitHub repo triggers a rebuild and redeploy. Local file edits do </w:t>
-      </w:r>
-      <w:r>
-        <w:rPr>
-          <w:rFonts w:ascii="Calibri" w:eastAsia="Times New Roman" w:hAnsi="Calibri" w:cs="Calibri"/>
-          <w:b/>
-          <w:bCs/>
-          <w:color w:val="1A1A1A"/>
-          <w:sz w:val="22"/>
-          <w:szCs w:val="22"/>
-        </w:rPr>
-        <w:t>not</w:t>
-      </w:r>
-      <w:r>
-        <w:rPr>
-          <w:rFonts w:ascii="Calibri" w:eastAsia="Times New Roman" w:hAnsi="Calibri" w:cs="Calibri"/>
-          <w:color w:val="1A1A1A"/>
-          <w:sz w:val="22"/>
-          <w:szCs w:val="22"/>
-        </w:rPr>
-        <w:t xml:space="preserve"> affect the live site until they are committed and pushed.</w:t>
+        <w:t>partnerEmail</w:t>
+      </w:r>
+      <w:r>
+        <w:rPr>
+          <w:rFonts w:ascii="Calibri" w:eastAsia="Times New Roman" w:hAnsi="Calibri" w:cs="Calibri"/>
+          <w:color w:val="1A1A1A"/>
+          <w:sz w:val="22"/>
+          <w:szCs w:val="22"/>
+        </w:rPr>
+        <w:t xml:space="preserve"> </w:t>
+      </w:r>
+      <w:r>
+        <w:rPr>
+          <w:rFonts w:ascii="Calibri" w:eastAsia="Times New Roman" w:hAnsi="Calibri" w:cs="Calibri"/>
+          <w:color w:val="1A1A1A"/>
+          <w:sz w:val="22"/>
+          <w:szCs w:val="22"/>
+        </w:rPr>
+        <w:t>→</w:t>
+      </w:r>
+      <w:r>
+        <w:rPr>
+          <w:rFonts w:ascii="Calibri" w:eastAsia="Times New Roman" w:hAnsi="Calibri" w:cs="Calibri"/>
+          <w:color w:val="1A1A1A"/>
+          <w:sz w:val="22"/>
+          <w:szCs w:val="22"/>
+        </w:rPr>
+        <w:t xml:space="preserve"> </w:t>
+      </w:r>
+      <w:r>
+        <w:rPr>
+          <w:rStyle w:val="HTMLCode"/>
+          <w:color w:val="1A1A1A"/>
+        </w:rPr>
+        <w:t>customerEmail</w:t>
+      </w:r>
+      <w:r>
+        <w:rPr>
+          <w:rFonts w:ascii="Calibri" w:eastAsia="Times New Roman" w:hAnsi="Calibri" w:cs="Calibri"/>
+          <w:color w:val="1A1A1A"/>
+          <w:sz w:val="22"/>
+          <w:szCs w:val="22"/>
+        </w:rPr>
+        <w:t xml:space="preserve"> / </w:t>
+      </w:r>
+      <w:r>
+        <w:rPr>
+          <w:rStyle w:val="HTMLCode"/>
+          <w:color w:val="1A1A1A"/>
+        </w:rPr>
+        <w:t>vendorEmail</w:t>
+      </w:r>
+      <w:r>
+        <w:rPr>
+          <w:rFonts w:ascii="Calibri" w:eastAsia="Times New Roman" w:hAnsi="Calibri" w:cs="Calibri"/>
+          <w:color w:val="1A1A1A"/>
+          <w:sz w:val="22"/>
+          <w:szCs w:val="22"/>
+        </w:rPr>
+        <w:t>.</w:t>
       </w:r>
     </w:p>
     <w:p>
@@ -7009,155 +7501,30 @@
           <w:sz w:val="22"/>
           <w:szCs w:val="22"/>
         </w:rPr>
-        <w:t>Watch the Render dashboard → service →</w:t>
-      </w:r>
-      <w:r>
-        <w:rPr>
-          <w:rFonts w:ascii="Calibri" w:eastAsia="Times New Roman" w:hAnsi="Calibri" w:cs="Calibri"/>
-          <w:color w:val="1A1A1A"/>
-          <w:sz w:val="22"/>
-          <w:szCs w:val="22"/>
-        </w:rPr>
-        <w:t xml:space="preserve"> </w:t>
-      </w:r>
-      <w:r>
-        <w:rPr>
-          <w:rFonts w:ascii="Calibri" w:eastAsia="Times New Roman" w:hAnsi="Calibri" w:cs="Calibri"/>
-          <w:b/>
-          <w:bCs/>
-          <w:color w:val="1A1A1A"/>
-          <w:sz w:val="22"/>
-          <w:szCs w:val="22"/>
-        </w:rPr>
-        <w:t>Events / Logs</w:t>
-      </w:r>
-      <w:r>
-        <w:rPr>
-          <w:rFonts w:ascii="Calibri" w:eastAsia="Times New Roman" w:hAnsi="Calibri" w:cs="Calibri"/>
-          <w:color w:val="1A1A1A"/>
-          <w:sz w:val="22"/>
-          <w:szCs w:val="22"/>
-        </w:rPr>
-        <w:t xml:space="preserve"> until it shows </w:t>
-      </w:r>
-      <w:r>
-        <w:rPr>
-          <w:rFonts w:ascii="Calibri" w:eastAsia="Times New Roman" w:hAnsi="Calibri" w:cs="Calibri"/>
-          <w:b/>
-          <w:bCs/>
-          <w:color w:val="1A1A1A"/>
-          <w:sz w:val="22"/>
-          <w:szCs w:val="22"/>
-        </w:rPr>
-        <w:t>"Deploy live"</w:t>
-      </w:r>
-      <w:r>
-        <w:rPr>
-          <w:rFonts w:ascii="Calibri" w:eastAsia="Times New Roman" w:hAnsi="Calibri" w:cs="Calibri"/>
-          <w:color w:val="1A1A1A"/>
-          <w:sz w:val="22"/>
-          <w:szCs w:val="22"/>
-        </w:rPr>
-        <w:t>, then hard-refresh the browser (Ctrl+Shift+R).</w:t>
-      </w:r>
-    </w:p>
-    <w:p>
-      <w:pPr>
-        <w:pStyle w:val="NormalWeb"/>
-        <w:rPr>
-          <w:rFonts w:ascii="Calibri" w:hAnsi="Calibri" w:cs="Calibri"/>
-          <w:color w:val="1A1A1A"/>
-          <w:sz w:val="22"/>
-          <w:szCs w:val="22"/>
-        </w:rPr>
-      </w:pPr>
-      <w:r>
-        <w:rPr>
-          <w:rFonts w:ascii="Calibri" w:hAnsi="Calibri" w:cs="Calibri"/>
-          <w:b/>
-          <w:bCs/>
-          <w:color w:val="1A1A1A"/>
-          <w:sz w:val="22"/>
-          <w:szCs w:val="22"/>
-        </w:rPr>
-        <w:t>Deploy checklist:</w:t>
-      </w:r>
-    </w:p>
-    <w:p>
-      <w:pPr>
-        <w:pStyle w:val="HTMLPreformatted"/>
-        <w:rPr>
-          <w:color w:val="1A1A1A"/>
-        </w:rPr>
-      </w:pPr>
-      <w:r>
-        <w:rPr>
-          <w:color w:val="1A1A1A"/>
-        </w:rPr>
-        <w:t>cd registration-api</w:t>
-      </w:r>
-    </w:p>
-    <w:p>
-      <w:pPr>
-        <w:pStyle w:val="HTMLPreformatted"/>
-        <w:rPr>
-          <w:color w:val="1A1A1A"/>
-        </w:rPr>
-      </w:pPr>
-      <w:r>
-        <w:rPr>
-          <w:color w:val="1A1A1A"/>
-        </w:rPr>
-        <w:t>git add -A</w:t>
-      </w:r>
-    </w:p>
-    <w:p>
-      <w:pPr>
-        <w:pStyle w:val="HTMLPreformatted"/>
-        <w:rPr>
-          <w:color w:val="1A1A1A"/>
-        </w:rPr>
-      </w:pPr>
-      <w:r>
-        <w:rPr>
-          <w:color w:val="1A1A1A"/>
-        </w:rPr>
-        <w:t>git commit -m "…"</w:t>
-      </w:r>
-    </w:p>
-    <w:p>
-      <w:pPr>
-        <w:pStyle w:val="HTMLPreformatted"/>
-        <w:rPr>
-          <w:color w:val="1A1A1A"/>
-        </w:rPr>
-      </w:pPr>
-      <w:r>
-        <w:rPr>
-          <w:color w:val="1A1A1A"/>
-        </w:rPr>
-        <w:t>git push origin main        # Render redeploys automatically</w:t>
-      </w:r>
-    </w:p>
-    <w:p>
-      <w:pPr>
-        <w:pStyle w:val="Heading1"/>
-        <w:rPr>
-          <w:rFonts w:ascii="Calibri" w:eastAsia="Times New Roman" w:hAnsi="Calibri" w:cs="Calibri"/>
-        </w:rPr>
-      </w:pPr>
-      <w:r>
-        <w:rPr>
-          <w:rFonts w:ascii="Calibri" w:eastAsia="Times New Roman" w:hAnsi="Calibri" w:cs="Calibri"/>
-        </w:rPr>
-        <w:t>12. Security Notes</w:t>
+        <w:t xml:space="preserve">Added </w:t>
+      </w:r>
+      <w:r>
+        <w:rPr>
+          <w:rStyle w:val="HTMLCode"/>
+          <w:color w:val="1A1A1A"/>
+        </w:rPr>
+        <w:t>/api/meta/countries</w:t>
+      </w:r>
+      <w:r>
+        <w:rPr>
+          <w:rFonts w:ascii="Calibri" w:eastAsia="Times New Roman" w:hAnsi="Calibri" w:cs="Calibri"/>
+          <w:color w:val="1A1A1A"/>
+          <w:sz w:val="22"/>
+          <w:szCs w:val="22"/>
+        </w:rPr>
+        <w:t xml:space="preserve"> (countriesRegions).</w:t>
       </w:r>
     </w:p>
     <w:p>
       <w:pPr>
         <w:numPr>
           <w:ilvl w:val="0"/>
-          <w:numId w:val="10"/>
+          <w:numId w:val="9"/>
         </w:numPr>
         <w:spacing w:before="60" w:after="60"/>
         <w:ind w:left="1080"/>
@@ -7175,46 +7542,14 @@
           <w:sz w:val="22"/>
           <w:szCs w:val="22"/>
         </w:rPr>
-        <w:t xml:space="preserve">BC credentials live only on the server (env vars); the browser only reaches </w:t>
-      </w:r>
-      <w:r>
-        <w:rPr>
-          <w:rStyle w:val="HTMLCode"/>
-          <w:color w:val="1A1A1A"/>
-        </w:rPr>
-        <w:t>/api/*</w:t>
-      </w:r>
-      <w:r>
-        <w:rPr>
-          <w:rFonts w:ascii="Calibri" w:eastAsia="Times New Roman" w:hAnsi="Calibri" w:cs="Calibri"/>
-          <w:color w:val="1A1A1A"/>
-          <w:sz w:val="22"/>
-          <w:szCs w:val="22"/>
-        </w:rPr>
-        <w:t xml:space="preserve">. Never expose </w:t>
-      </w:r>
-      <w:r>
-        <w:rPr>
-          <w:rStyle w:val="HTMLCode"/>
-          <w:color w:val="1A1A1A"/>
-        </w:rPr>
-        <w:t>CLIENT_SECRET</w:t>
-      </w:r>
-      <w:r>
-        <w:rPr>
-          <w:rFonts w:ascii="Calibri" w:eastAsia="Times New Roman" w:hAnsi="Calibri" w:cs="Calibri"/>
-          <w:color w:val="1A1A1A"/>
-          <w:sz w:val="22"/>
-          <w:szCs w:val="22"/>
-        </w:rPr>
-        <w:t xml:space="preserve"> to the front-end.</w:t>
+        <w:t>Removed the JSON file download on submit.</w:t>
       </w:r>
     </w:p>
     <w:p>
       <w:pPr>
         <w:numPr>
           <w:ilvl w:val="0"/>
-          <w:numId w:val="10"/>
+          <w:numId w:val="9"/>
         </w:numPr>
         <w:spacing w:before="60" w:after="60"/>
         <w:ind w:left="1080"/>
@@ -7227,26 +7562,19 @@
       </w:pPr>
       <w:r>
         <w:rPr>
-          <w:rStyle w:val="HTMLCode"/>
-          <w:color w:val="1A1A1A"/>
-        </w:rPr>
-        <w:t>partnerType</w:t>
-      </w:r>
-      <w:r>
-        <w:rPr>
-          <w:rFonts w:ascii="Calibri" w:eastAsia="Times New Roman" w:hAnsi="Calibri" w:cs="Calibri"/>
-          <w:color w:val="1A1A1A"/>
-          <w:sz w:val="22"/>
-          <w:szCs w:val="22"/>
-        </w:rPr>
-        <w:t xml:space="preserve"> is never trusted from the browser body on the typed routes.</w:t>
+          <w:rFonts w:ascii="Calibri" w:eastAsia="Times New Roman" w:hAnsi="Calibri" w:cs="Calibri"/>
+          <w:color w:val="1A1A1A"/>
+          <w:sz w:val="22"/>
+          <w:szCs w:val="22"/>
+        </w:rPr>
+        <w:t>Reset the form and return the wizard to step 1 after a successful submit.</w:t>
       </w:r>
     </w:p>
     <w:p>
       <w:pPr>
         <w:numPr>
           <w:ilvl w:val="0"/>
-          <w:numId w:val="10"/>
+          <w:numId w:val="9"/>
         </w:numPr>
         <w:spacing w:before="60" w:after="60"/>
         <w:ind w:left="1080"/>
@@ -7264,73 +7592,7 @@
           <w:sz w:val="22"/>
           <w:szCs w:val="22"/>
         </w:rPr>
-        <w:t>Public endpoints are rate-limited per IP; attachment uploads are capped (JSON body limit 30 MB; 5 MB per file client-side).</w:t>
-      </w:r>
-    </w:p>
-    <w:p>
-      <w:pPr>
-        <w:numPr>
-          <w:ilvl w:val="0"/>
-          <w:numId w:val="10"/>
-        </w:numPr>
-        <w:spacing w:before="60" w:after="60"/>
-        <w:ind w:left="1080"/>
-        <w:rPr>
-          <w:rFonts w:ascii="Calibri" w:eastAsia="Times New Roman" w:hAnsi="Calibri" w:cs="Calibri"/>
-          <w:color w:val="1A1A1A"/>
-          <w:sz w:val="22"/>
-          <w:szCs w:val="22"/>
-        </w:rPr>
-      </w:pPr>
-      <w:r>
-        <w:rPr>
-          <w:rStyle w:val="HTMLCode"/>
-          <w:color w:val="1A1A1A"/>
-        </w:rPr>
-        <w:t>.env</w:t>
-      </w:r>
-      <w:r>
-        <w:rPr>
-          <w:rFonts w:ascii="Calibri" w:eastAsia="Times New Roman" w:hAnsi="Calibri" w:cs="Calibri"/>
-          <w:color w:val="1A1A1A"/>
-          <w:sz w:val="22"/>
-          <w:szCs w:val="22"/>
-        </w:rPr>
-        <w:t xml:space="preserve"> is gitignored — never commit real secrets.</w:t>
-      </w:r>
-    </w:p>
-    <w:p>
-      <w:pPr>
-        <w:numPr>
-          <w:ilvl w:val="0"/>
-          <w:numId w:val="10"/>
-        </w:numPr>
-        <w:spacing w:before="60" w:after="60"/>
-        <w:ind w:left="1080"/>
-        <w:rPr>
-          <w:rFonts w:ascii="Calibri" w:eastAsia="Times New Roman" w:hAnsi="Calibri" w:cs="Calibri"/>
-          <w:color w:val="1A1A1A"/>
-          <w:sz w:val="22"/>
-          <w:szCs w:val="22"/>
-        </w:rPr>
-      </w:pPr>
-      <w:r>
-        <w:rPr>
-          <w:rFonts w:ascii="Calibri" w:eastAsia="Times New Roman" w:hAnsi="Calibri" w:cs="Calibri"/>
-          <w:color w:val="1A1A1A"/>
-          <w:sz w:val="22"/>
-          <w:szCs w:val="22"/>
-        </w:rPr>
-        <w:t xml:space="preserve">The in-memory rate limiter resets on restart and is per-instance; for stronger protection put </w:t>
-      </w:r>
-      <w:r>
-        <w:rPr>
-          <w:rFonts w:ascii="Calibri" w:eastAsia="Times New Roman" w:hAnsi="Calibri" w:cs="Calibri"/>
-          <w:color w:val="1A1A1A"/>
-          <w:sz w:val="22"/>
-          <w:szCs w:val="22"/>
-        </w:rPr>
-        <w:t>a WAF / API gateway in front or move to a shared store.</w:t>
+        <w:t>Clearer submit errors (removed the dead partnerRegistrations fallback).</w:t>
       </w:r>
     </w:p>
     <w:sectPr>
@@ -7346,122 +7608,9 @@
 <file path=word/numbering.xml><?xml version="1.0" encoding="utf-8"?>
 <w:numbering xmlns:wpc="http://schemas.microsoft.com/office/word/2010/wordprocessingCanvas" xmlns:cx="http://schemas.microsoft.com/office/drawing/2014/chartex" xmlns:cx1="http://schemas.microsoft.com/office/drawing/2015/9/8/chartex" xmlns:cx2="http://schemas.microsoft.com/office/drawing/2015/10/21/chartex" xmlns:cx3="http://schemas.microsoft.com/office/drawing/2016/5/9/chartex" xmlns:cx4="http://schemas.microsoft.com/office/drawing/2016/5/10/chartex" xmlns:cx5="http://schemas.microsoft.com/office/drawing/2016/5/11/chartex" xmlns:cx6="http://schemas.microsoft.com/office/drawing/2016/5/12/chartex" xmlns:cx7="http://schemas.microsoft.com/office/drawing/2016/5/13/chartex" xmlns:cx8="http://schemas.microsoft.com/office/drawing/2016/5/14/chartex" xmlns:mc="http://schemas.openxmlformats.org/markup-compatibility/2006" xmlns:aink="http://schemas.microsoft.com/office/drawing/2016/ink" xmlns:am3d="http://schemas.microsoft.com/office/drawing/2017/model3d" xmlns:o="urn:schemas-microsoft-com:office:office" xmlns:oel="http://schemas.microsoft.com/office/2019/extlst" xmlns:r="http://schemas.openxmlformats.org/officeDocument/2006/relationships" xmlns:m="http://schemas.openxmlformats.org/officeDocument/2006/math" xmlns:v="urn:schemas-microsoft-com:vml" xmlns:wp14="http://schemas.microsoft.com/office/word/2010/wordprocessingDrawing" xmlns:wp="http://schemas.openxmlformats.org/drawingml/2006/wordprocessingDrawing" xmlns:w10="urn:schemas-microsoft-com:office:word" xmlns:w="http://schemas.openxmlformats.org/wordprocessingml/2006/main" xmlns:w14="http://schemas.microsoft.com/office/word/2010/wordml" xmlns:w15="http://schemas.microsoft.com/office/word/2012/wordml" xmlns:w16cex="http://schemas.microsoft.com/office/word/2018/wordml/cex" xmlns:w16cid="http://schemas.microsoft.com/office/word/2016/wordml/cid" xmlns:w16="http://schemas.microsoft.com/office/word/2018/wordml" xmlns:w16du="http://schemas.microsoft.com/office/word/2023/wordml/word16du" xmlns:w16sdtdh="http://schemas.microsoft.com/office/word/2020/wordml/sdtdatahash" xmlns:w16sdtfl="http://schemas.microsoft.com/office/word/2024/wordml/sdtformatlock" xmlns:w16se="http://schemas.microsoft.com/office/word/2015/wordml/symex" xmlns:wpg="http://schemas.microsoft.com/office/word/2010/wordprocessingGroup" xmlns:wpi="http://schemas.microsoft.com/office/word/2010/wordprocessingInk" xmlns:wne="http://schemas.microsoft.com/office/word/2006/wordml" xmlns:wps="http://schemas.microsoft.com/office/word/2010/wordprocessingShape" mc:Ignorable="w14 w15 w16se w16cid w16 w16cex w16sdtdh w16sdtfl w16du wp14">
   <w:abstractNum w:abstractNumId="0" w15:restartNumberingAfterBreak="0">
-    <w:nsid w:val="05CA3CD1"/>
+    <w:nsid w:val="0AD65EB0"/>
     <w:multiLevelType w:val="multilevel"/>
-    <w:tmpl w:val="9F4A7324"/>
-    <w:lvl w:ilvl="0">
-      <w:start w:val="1"/>
-      <w:numFmt w:val="decimal"/>
-      <w:lvlText w:val="%1."/>
-      <w:lvlJc w:val="left"/>
-      <w:pPr>
-        <w:tabs>
-          <w:tab w:val="num" w:pos="720"/>
-        </w:tabs>
-        <w:ind w:left="720" w:hanging="360"/>
-      </w:pPr>
-    </w:lvl>
-    <w:lvl w:ilvl="1" w:tentative="1">
-      <w:start w:val="1"/>
-      <w:numFmt w:val="decimal"/>
-      <w:lvlText w:val="%2."/>
-      <w:lvlJc w:val="left"/>
-      <w:pPr>
-        <w:tabs>
-          <w:tab w:val="num" w:pos="1440"/>
-        </w:tabs>
-        <w:ind w:left="1440" w:hanging="360"/>
-      </w:pPr>
-    </w:lvl>
-    <w:lvl w:ilvl="2" w:tentative="1">
-      <w:start w:val="1"/>
-      <w:numFmt w:val="decimal"/>
-      <w:lvlText w:val="%3."/>
-      <w:lvlJc w:val="left"/>
-      <w:pPr>
-        <w:tabs>
-          <w:tab w:val="num" w:pos="2160"/>
-        </w:tabs>
-        <w:ind w:left="2160" w:hanging="360"/>
-      </w:pPr>
-    </w:lvl>
-    <w:lvl w:ilvl="3" w:tentative="1">
-      <w:start w:val="1"/>
-      <w:numFmt w:val="decimal"/>
-      <w:lvlText w:val="%4."/>
-      <w:lvlJc w:val="left"/>
-      <w:pPr>
-        <w:tabs>
-          <w:tab w:val="num" w:pos="2880"/>
-        </w:tabs>
-        <w:ind w:left="2880" w:hanging="360"/>
-      </w:pPr>
-    </w:lvl>
-    <w:lvl w:ilvl="4" w:tentative="1">
-      <w:start w:val="1"/>
-      <w:numFmt w:val="decimal"/>
-      <w:lvlText w:val="%5."/>
-      <w:lvlJc w:val="left"/>
-      <w:pPr>
-        <w:tabs>
-          <w:tab w:val="num" w:pos="3600"/>
-        </w:tabs>
-        <w:ind w:left="3600" w:hanging="360"/>
-      </w:pPr>
-    </w:lvl>
-    <w:lvl w:ilvl="5" w:tentative="1">
-      <w:start w:val="1"/>
-      <w:numFmt w:val="decimal"/>
-      <w:lvlText w:val="%6."/>
-      <w:lvlJc w:val="left"/>
-      <w:pPr>
-        <w:tabs>
-          <w:tab w:val="num" w:pos="4320"/>
-        </w:tabs>
-        <w:ind w:left="4320" w:hanging="360"/>
-      </w:pPr>
-    </w:lvl>
-    <w:lvl w:ilvl="6" w:tentative="1">
-      <w:start w:val="1"/>
-      <w:numFmt w:val="decimal"/>
-      <w:lvlText w:val="%7."/>
-      <w:lvlJc w:val="left"/>
-      <w:pPr>
-        <w:tabs>
-          <w:tab w:val="num" w:pos="5040"/>
-        </w:tabs>
-        <w:ind w:left="5040" w:hanging="360"/>
-      </w:pPr>
-    </w:lvl>
-    <w:lvl w:ilvl="7" w:tentative="1">
-      <w:start w:val="1"/>
-      <w:numFmt w:val="decimal"/>
-      <w:lvlText w:val="%8."/>
-      <w:lvlJc w:val="left"/>
-      <w:pPr>
-        <w:tabs>
-          <w:tab w:val="num" w:pos="5760"/>
-        </w:tabs>
-        <w:ind w:left="5760" w:hanging="360"/>
-      </w:pPr>
-    </w:lvl>
-    <w:lvl w:ilvl="8" w:tentative="1">
-      <w:start w:val="1"/>
-      <w:numFmt w:val="decimal"/>
-      <w:lvlText w:val="%9."/>
-      <w:lvlJc w:val="left"/>
-      <w:pPr>
-        <w:tabs>
-          <w:tab w:val="num" w:pos="6480"/>
-        </w:tabs>
-        <w:ind w:left="6480" w:hanging="360"/>
-      </w:pPr>
-    </w:lvl>
-  </w:abstractNum>
-  <w:abstractNum w:abstractNumId="1" w15:restartNumberingAfterBreak="0">
-    <w:nsid w:val="1AAB43B1"/>
-    <w:multiLevelType w:val="multilevel"/>
-    <w:tmpl w:val="473E62E0"/>
+    <w:tmpl w:val="7C82249A"/>
     <w:lvl w:ilvl="0">
       <w:start w:val="1"/>
       <w:numFmt w:val="bullet"/>
@@ -7607,10 +7756,10 @@
       </w:rPr>
     </w:lvl>
   </w:abstractNum>
-  <w:abstractNum w:abstractNumId="2" w15:restartNumberingAfterBreak="0">
-    <w:nsid w:val="28266CE2"/>
+  <w:abstractNum w:abstractNumId="1" w15:restartNumberingAfterBreak="0">
+    <w:nsid w:val="21EF1809"/>
     <w:multiLevelType w:val="multilevel"/>
-    <w:tmpl w:val="DDFEE89A"/>
+    <w:tmpl w:val="9F8070A8"/>
     <w:lvl w:ilvl="0">
       <w:start w:val="1"/>
       <w:numFmt w:val="decimal"/>
@@ -7720,10 +7869,10 @@
       </w:pPr>
     </w:lvl>
   </w:abstractNum>
-  <w:abstractNum w:abstractNumId="3" w15:restartNumberingAfterBreak="0">
-    <w:nsid w:val="3C16512E"/>
+  <w:abstractNum w:abstractNumId="2" w15:restartNumberingAfterBreak="0">
+    <w:nsid w:val="348753D8"/>
     <w:multiLevelType w:val="multilevel"/>
-    <w:tmpl w:val="30963B7A"/>
+    <w:tmpl w:val="8A6233F4"/>
     <w:lvl w:ilvl="0">
       <w:start w:val="1"/>
       <w:numFmt w:val="bullet"/>
@@ -7740,7 +7889,7 @@
         <w:sz w:val="20"/>
       </w:rPr>
     </w:lvl>
-    <w:lvl w:ilvl="1">
+    <w:lvl w:ilvl="1" w:tentative="1">
       <w:start w:val="1"/>
       <w:numFmt w:val="bullet"/>
       <w:lvlText w:val="o"/>
@@ -7869,10 +8018,10 @@
       </w:rPr>
     </w:lvl>
   </w:abstractNum>
-  <w:abstractNum w:abstractNumId="4" w15:restartNumberingAfterBreak="0">
-    <w:nsid w:val="47FE3041"/>
+  <w:abstractNum w:abstractNumId="3" w15:restartNumberingAfterBreak="0">
+    <w:nsid w:val="401C251D"/>
     <w:multiLevelType w:val="multilevel"/>
-    <w:tmpl w:val="EA4894A0"/>
+    <w:tmpl w:val="07AA62BA"/>
     <w:lvl w:ilvl="0">
       <w:start w:val="1"/>
       <w:numFmt w:val="bullet"/>
@@ -8018,10 +8167,10 @@
       </w:rPr>
     </w:lvl>
   </w:abstractNum>
-  <w:abstractNum w:abstractNumId="5" w15:restartNumberingAfterBreak="0">
-    <w:nsid w:val="5CF72EDC"/>
+  <w:abstractNum w:abstractNumId="4" w15:restartNumberingAfterBreak="0">
+    <w:nsid w:val="5C18450F"/>
     <w:multiLevelType w:val="multilevel"/>
-    <w:tmpl w:val="B28AF4C8"/>
+    <w:tmpl w:val="F7064F62"/>
     <w:lvl w:ilvl="0">
       <w:start w:val="1"/>
       <w:numFmt w:val="bullet"/>
@@ -8167,10 +8316,10 @@
       </w:rPr>
     </w:lvl>
   </w:abstractNum>
-  <w:abstractNum w:abstractNumId="6" w15:restartNumberingAfterBreak="0">
-    <w:nsid w:val="6C6B0325"/>
+  <w:abstractNum w:abstractNumId="5" w15:restartNumberingAfterBreak="0">
+    <w:nsid w:val="672074E9"/>
     <w:multiLevelType w:val="multilevel"/>
-    <w:tmpl w:val="8EEC9C26"/>
+    <w:tmpl w:val="BD0E4586"/>
     <w:lvl w:ilvl="0">
       <w:start w:val="1"/>
       <w:numFmt w:val="bullet"/>
@@ -8316,10 +8465,10 @@
       </w:rPr>
     </w:lvl>
   </w:abstractNum>
-  <w:abstractNum w:abstractNumId="7" w15:restartNumberingAfterBreak="0">
-    <w:nsid w:val="77793A14"/>
+  <w:abstractNum w:abstractNumId="6" w15:restartNumberingAfterBreak="0">
+    <w:nsid w:val="73501115"/>
     <w:multiLevelType w:val="multilevel"/>
-    <w:tmpl w:val="A06839A6"/>
+    <w:tmpl w:val="F7C84348"/>
     <w:lvl w:ilvl="0">
       <w:start w:val="1"/>
       <w:numFmt w:val="bullet"/>
@@ -8465,123 +8614,10 @@
       </w:rPr>
     </w:lvl>
   </w:abstractNum>
-  <w:abstractNum w:abstractNumId="8" w15:restartNumberingAfterBreak="0">
-    <w:nsid w:val="7AE90638"/>
+  <w:abstractNum w:abstractNumId="7" w15:restartNumberingAfterBreak="0">
+    <w:nsid w:val="770262A6"/>
     <w:multiLevelType w:val="multilevel"/>
-    <w:tmpl w:val="7E085C54"/>
-    <w:lvl w:ilvl="0">
-      <w:start w:val="1"/>
-      <w:numFmt w:val="decimal"/>
-      <w:lvlText w:val="%1."/>
-      <w:lvlJc w:val="left"/>
-      <w:pPr>
-        <w:tabs>
-          <w:tab w:val="num" w:pos="720"/>
-        </w:tabs>
-        <w:ind w:left="720" w:hanging="360"/>
-      </w:pPr>
-    </w:lvl>
-    <w:lvl w:ilvl="1" w:tentative="1">
-      <w:start w:val="1"/>
-      <w:numFmt w:val="decimal"/>
-      <w:lvlText w:val="%2."/>
-      <w:lvlJc w:val="left"/>
-      <w:pPr>
-        <w:tabs>
-          <w:tab w:val="num" w:pos="1440"/>
-        </w:tabs>
-        <w:ind w:left="1440" w:hanging="360"/>
-      </w:pPr>
-    </w:lvl>
-    <w:lvl w:ilvl="2" w:tentative="1">
-      <w:start w:val="1"/>
-      <w:numFmt w:val="decimal"/>
-      <w:lvlText w:val="%3."/>
-      <w:lvlJc w:val="left"/>
-      <w:pPr>
-        <w:tabs>
-          <w:tab w:val="num" w:pos="2160"/>
-        </w:tabs>
-        <w:ind w:left="2160" w:hanging="360"/>
-      </w:pPr>
-    </w:lvl>
-    <w:lvl w:ilvl="3" w:tentative="1">
-      <w:start w:val="1"/>
-      <w:numFmt w:val="decimal"/>
-      <w:lvlText w:val="%4."/>
-      <w:lvlJc w:val="left"/>
-      <w:pPr>
-        <w:tabs>
-          <w:tab w:val="num" w:pos="2880"/>
-        </w:tabs>
-        <w:ind w:left="2880" w:hanging="360"/>
-      </w:pPr>
-    </w:lvl>
-    <w:lvl w:ilvl="4" w:tentative="1">
-      <w:start w:val="1"/>
-      <w:numFmt w:val="decimal"/>
-      <w:lvlText w:val="%5."/>
-      <w:lvlJc w:val="left"/>
-      <w:pPr>
-        <w:tabs>
-          <w:tab w:val="num" w:pos="3600"/>
-        </w:tabs>
-        <w:ind w:left="3600" w:hanging="360"/>
-      </w:pPr>
-    </w:lvl>
-    <w:lvl w:ilvl="5" w:tentative="1">
-      <w:start w:val="1"/>
-      <w:numFmt w:val="decimal"/>
-      <w:lvlText w:val="%6."/>
-      <w:lvlJc w:val="left"/>
-      <w:pPr>
-        <w:tabs>
-          <w:tab w:val="num" w:pos="4320"/>
-        </w:tabs>
-        <w:ind w:left="4320" w:hanging="360"/>
-      </w:pPr>
-    </w:lvl>
-    <w:lvl w:ilvl="6" w:tentative="1">
-      <w:start w:val="1"/>
-      <w:numFmt w:val="decimal"/>
-      <w:lvlText w:val="%7."/>
-      <w:lvlJc w:val="left"/>
-      <w:pPr>
-        <w:tabs>
-          <w:tab w:val="num" w:pos="5040"/>
-        </w:tabs>
-        <w:ind w:left="5040" w:hanging="360"/>
-      </w:pPr>
-    </w:lvl>
-    <w:lvl w:ilvl="7" w:tentative="1">
-      <w:start w:val="1"/>
-      <w:numFmt w:val="decimal"/>
-      <w:lvlText w:val="%8."/>
-      <w:lvlJc w:val="left"/>
-      <w:pPr>
-        <w:tabs>
-          <w:tab w:val="num" w:pos="5760"/>
-        </w:tabs>
-        <w:ind w:left="5760" w:hanging="360"/>
-      </w:pPr>
-    </w:lvl>
-    <w:lvl w:ilvl="8" w:tentative="1">
-      <w:start w:val="1"/>
-      <w:numFmt w:val="decimal"/>
-      <w:lvlText w:val="%9."/>
-      <w:lvlJc w:val="left"/>
-      <w:pPr>
-        <w:tabs>
-          <w:tab w:val="num" w:pos="6480"/>
-        </w:tabs>
-        <w:ind w:left="6480" w:hanging="360"/>
-      </w:pPr>
-    </w:lvl>
-  </w:abstractNum>
-  <w:abstractNum w:abstractNumId="9" w15:restartNumberingAfterBreak="0">
-    <w:nsid w:val="7EFC5B28"/>
-    <w:multiLevelType w:val="multilevel"/>
-    <w:tmpl w:val="9E9AFE46"/>
+    <w:tmpl w:val="A3BCD432"/>
     <w:lvl w:ilvl="0">
       <w:start w:val="1"/>
       <w:numFmt w:val="bullet"/>
@@ -8727,35 +8763,181 @@
       </w:rPr>
     </w:lvl>
   </w:abstractNum>
-  <w:num w:numId="1" w16cid:durableId="726757567">
+  <w:abstractNum w:abstractNumId="8" w15:restartNumberingAfterBreak="0">
+    <w:nsid w:val="7BCE5DDA"/>
+    <w:multiLevelType w:val="multilevel"/>
+    <w:tmpl w:val="6FA2279C"/>
+    <w:lvl w:ilvl="0">
+      <w:start w:val="1"/>
+      <w:numFmt w:val="bullet"/>
+      <w:lvlText w:val=""/>
+      <w:lvlJc w:val="left"/>
+      <w:pPr>
+        <w:tabs>
+          <w:tab w:val="num" w:pos="720"/>
+        </w:tabs>
+        <w:ind w:left="720" w:hanging="360"/>
+      </w:pPr>
+      <w:rPr>
+        <w:rFonts w:ascii="Symbol" w:hAnsi="Symbol" w:hint="default"/>
+        <w:sz w:val="20"/>
+      </w:rPr>
+    </w:lvl>
+    <w:lvl w:ilvl="1" w:tentative="1">
+      <w:start w:val="1"/>
+      <w:numFmt w:val="bullet"/>
+      <w:lvlText w:val="o"/>
+      <w:lvlJc w:val="left"/>
+      <w:pPr>
+        <w:tabs>
+          <w:tab w:val="num" w:pos="1440"/>
+        </w:tabs>
+        <w:ind w:left="1440" w:hanging="360"/>
+      </w:pPr>
+      <w:rPr>
+        <w:rFonts w:ascii="Courier New" w:hAnsi="Courier New" w:hint="default"/>
+        <w:sz w:val="20"/>
+      </w:rPr>
+    </w:lvl>
+    <w:lvl w:ilvl="2" w:tentative="1">
+      <w:start w:val="1"/>
+      <w:numFmt w:val="bullet"/>
+      <w:lvlText w:val=""/>
+      <w:lvlJc w:val="left"/>
+      <w:pPr>
+        <w:tabs>
+          <w:tab w:val="num" w:pos="2160"/>
+        </w:tabs>
+        <w:ind w:left="2160" w:hanging="360"/>
+      </w:pPr>
+      <w:rPr>
+        <w:rFonts w:ascii="Wingdings" w:hAnsi="Wingdings" w:hint="default"/>
+        <w:sz w:val="20"/>
+      </w:rPr>
+    </w:lvl>
+    <w:lvl w:ilvl="3" w:tentative="1">
+      <w:start w:val="1"/>
+      <w:numFmt w:val="bullet"/>
+      <w:lvlText w:val=""/>
+      <w:lvlJc w:val="left"/>
+      <w:pPr>
+        <w:tabs>
+          <w:tab w:val="num" w:pos="2880"/>
+        </w:tabs>
+        <w:ind w:left="2880" w:hanging="360"/>
+      </w:pPr>
+      <w:rPr>
+        <w:rFonts w:ascii="Wingdings" w:hAnsi="Wingdings" w:hint="default"/>
+        <w:sz w:val="20"/>
+      </w:rPr>
+    </w:lvl>
+    <w:lvl w:ilvl="4" w:tentative="1">
+      <w:start w:val="1"/>
+      <w:numFmt w:val="bullet"/>
+      <w:lvlText w:val=""/>
+      <w:lvlJc w:val="left"/>
+      <w:pPr>
+        <w:tabs>
+          <w:tab w:val="num" w:pos="3600"/>
+        </w:tabs>
+        <w:ind w:left="3600" w:hanging="360"/>
+      </w:pPr>
+      <w:rPr>
+        <w:rFonts w:ascii="Wingdings" w:hAnsi="Wingdings" w:hint="default"/>
+        <w:sz w:val="20"/>
+      </w:rPr>
+    </w:lvl>
+    <w:lvl w:ilvl="5" w:tentative="1">
+      <w:start w:val="1"/>
+      <w:numFmt w:val="bullet"/>
+      <w:lvlText w:val=""/>
+      <w:lvlJc w:val="left"/>
+      <w:pPr>
+        <w:tabs>
+          <w:tab w:val="num" w:pos="4320"/>
+        </w:tabs>
+        <w:ind w:left="4320" w:hanging="360"/>
+      </w:pPr>
+      <w:rPr>
+        <w:rFonts w:ascii="Wingdings" w:hAnsi="Wingdings" w:hint="default"/>
+        <w:sz w:val="20"/>
+      </w:rPr>
+    </w:lvl>
+    <w:lvl w:ilvl="6" w:tentative="1">
+      <w:start w:val="1"/>
+      <w:numFmt w:val="bullet"/>
+      <w:lvlText w:val=""/>
+      <w:lvlJc w:val="left"/>
+      <w:pPr>
+        <w:tabs>
+          <w:tab w:val="num" w:pos="5040"/>
+        </w:tabs>
+        <w:ind w:left="5040" w:hanging="360"/>
+      </w:pPr>
+      <w:rPr>
+        <w:rFonts w:ascii="Wingdings" w:hAnsi="Wingdings" w:hint="default"/>
+        <w:sz w:val="20"/>
+      </w:rPr>
+    </w:lvl>
+    <w:lvl w:ilvl="7" w:tentative="1">
+      <w:start w:val="1"/>
+      <w:numFmt w:val="bullet"/>
+      <w:lvlText w:val=""/>
+      <w:lvlJc w:val="left"/>
+      <w:pPr>
+        <w:tabs>
+          <w:tab w:val="num" w:pos="5760"/>
+        </w:tabs>
+        <w:ind w:left="5760" w:hanging="360"/>
+      </w:pPr>
+      <w:rPr>
+        <w:rFonts w:ascii="Wingdings" w:hAnsi="Wingdings" w:hint="default"/>
+        <w:sz w:val="20"/>
+      </w:rPr>
+    </w:lvl>
+    <w:lvl w:ilvl="8" w:tentative="1">
+      <w:start w:val="1"/>
+      <w:numFmt w:val="bullet"/>
+      <w:lvlText w:val=""/>
+      <w:lvlJc w:val="left"/>
+      <w:pPr>
+        <w:tabs>
+          <w:tab w:val="num" w:pos="6480"/>
+        </w:tabs>
+        <w:ind w:left="6480" w:hanging="360"/>
+      </w:pPr>
+      <w:rPr>
+        <w:rFonts w:ascii="Wingdings" w:hAnsi="Wingdings" w:hint="default"/>
+        <w:sz w:val="20"/>
+      </w:rPr>
+    </w:lvl>
+  </w:abstractNum>
+  <w:num w:numId="1" w16cid:durableId="1665281757">
     <w:abstractNumId w:val="4"/>
   </w:num>
-  <w:num w:numId="2" w16cid:durableId="5668741">
+  <w:num w:numId="2" w16cid:durableId="927471069">
+    <w:abstractNumId w:val="1"/>
+  </w:num>
+  <w:num w:numId="3" w16cid:durableId="1917326280">
+    <w:abstractNumId w:val="8"/>
+  </w:num>
+  <w:num w:numId="4" w16cid:durableId="1035231176">
+    <w:abstractNumId w:val="0"/>
+  </w:num>
+  <w:num w:numId="5" w16cid:durableId="956792442">
     <w:abstractNumId w:val="2"/>
   </w:num>
-  <w:num w:numId="3" w16cid:durableId="1096051659">
-    <w:abstractNumId w:val="9"/>
+  <w:num w:numId="6" w16cid:durableId="1195577537">
+    <w:abstractNumId w:val="5"/>
   </w:num>
-  <w:num w:numId="4" w16cid:durableId="1374115882">
-    <w:abstractNumId w:val="1"/>
-  </w:num>
-  <w:num w:numId="5" w16cid:durableId="1664310764">
-    <w:abstractNumId w:val="0"/>
-  </w:num>
-  <w:num w:numId="6" w16cid:durableId="295335693">
+  <w:num w:numId="7" w16cid:durableId="297106041">
     <w:abstractNumId w:val="7"/>
   </w:num>
-  <w:num w:numId="7" w16cid:durableId="417749734">
+  <w:num w:numId="8" w16cid:durableId="1862620862">
     <w:abstractNumId w:val="3"/>
   </w:num>
-  <w:num w:numId="8" w16cid:durableId="1201092724">
-    <w:abstractNumId w:val="8"/>
-  </w:num>
-  <w:num w:numId="9" w16cid:durableId="1756323104">
+  <w:num w:numId="9" w16cid:durableId="1007370153">
     <w:abstractNumId w:val="6"/>
-  </w:num>
-  <w:num w:numId="10" w16cid:durableId="797182675">
-    <w:abstractNumId w:val="5"/>
   </w:num>
 </w:numbering>
 </file>
@@ -9397,6 +9579,44 @@
       <w:spacing w:before="160" w:after="160"/>
     </w:pPr>
   </w:style>
+  <w:style w:type="paragraph" w:customStyle="1" w:styleId="warn">
+    <w:name w:val="warn"/>
+    <w:basedOn w:val="Normal"/>
+    <w:pPr>
+      <w:pBdr>
+        <w:top w:val="single" w:sz="6" w:space="8" w:color="E2A3A3"/>
+        <w:left w:val="single" w:sz="6" w:space="10" w:color="E2A3A3"/>
+        <w:bottom w:val="single" w:sz="6" w:space="8" w:color="E2A3A3"/>
+        <w:right w:val="single" w:sz="6" w:space="10" w:color="E2A3A3"/>
+      </w:pBdr>
+      <w:shd w:val="clear" w:color="auto" w:fill="FBEEEE"/>
+      <w:spacing w:before="160" w:after="160"/>
+    </w:pPr>
+  </w:style>
+  <w:style w:type="paragraph" w:customStyle="1" w:styleId="ok">
+    <w:name w:val="ok"/>
+    <w:basedOn w:val="Normal"/>
+    <w:pPr>
+      <w:spacing w:before="60" w:after="60"/>
+    </w:pPr>
+    <w:rPr>
+      <w:b/>
+      <w:bCs/>
+      <w:color w:val="1C7C3A"/>
+    </w:rPr>
+  </w:style>
+  <w:style w:type="paragraph" w:customStyle="1" w:styleId="bad">
+    <w:name w:val="bad"/>
+    <w:basedOn w:val="Normal"/>
+    <w:pPr>
+      <w:spacing w:before="60" w:after="60"/>
+    </w:pPr>
+    <w:rPr>
+      <w:b/>
+      <w:bCs/>
+      <w:color w:val="B32D2D"/>
+    </w:rPr>
+  </w:style>
 </w:styles>
 </file>
 
